--- a/NPS 10 167 Pool (10DAW167)_CGApro_AutoSCAN_Report_Rev0_1.docx
+++ b/NPS 10 167 Pool (10DAW167)_CGApro_AutoSCAN_Report_Rev0_1.docx
@@ -927,7 +927,7 @@
           <w:color w:val="FFFFFF" w:themeColor="background1"/>
           <w:szCs w:val="18"/>
         </w:rPr>
-        <w:t>This report (including any enclosures, attachments and digital deliverables) (the “Report”) has been prepared for the exclusive use and benefit of the addressee(s) and solely for the purpose for which it is provided. Nothing in this Report should be considered a guarantee or warranty of the correctness or completeness of data or conclusions contained herein. Unless ROSEN provides express prior written consent, no part of this Report should be reproduced, distributed or otherwise communicated to any third party. ROSEN does not accept any liability if this Report is used for an alternative purpose from which it is intended, nor shall ROSEN have any liability to any third party in respect of this Report. ROSEN collects data using various physical principles. ROSEN process this data in various ways to produce reports that include but are not limited to text, images, tables, listings, and graphs. The data processing ROSEN completes includes but is not limited to integration with other data, distance adaptation, noise filtering, interpolation, and calculations.</w:t>
+        <w:t>This report (including any enclosures, attachments and digital deliverables) (the “Report”) has been prepared for the exclusive use and benefit of the addressee(s) and solely for the purpose for which it is provided. Nothing in this Report should be considered a guarantee or warranty of the correctness or completeness of data or conclusions contained herein. Unless ROSEN provides express prior written consent, no part of this Report should be reproduced, distributed or otherwise communicated to any third party. ROSEN does not accept any liability if this Report is used for an alternative purpose from which it is intended, nor shall ROSEN have any liability to any third party in respect of this Report. ROSEN collects data using various physical principles. ROSEN processes this data in various ways to produce reports that include but are not limited to text, images, tables, listings, and graphs. The data processing ROSEN completes includes but is not limited to integration with other data, distance adaptation, noise filtering, interpolation, and calculations.</w:t>
       </w:r>
     </w:p>
     <w:p>
@@ -1680,36 +1680,7 @@
                 <w:spacing w:val="-2"/>
                 <w:szCs w:val="14"/>
               </w:rPr>
-              <w:fldChar w:fldCharType="begin"/>
-            </w:r>
-            <w:r>
-              <w:rPr>
-                <w:spacing w:val="-2"/>
-                <w:szCs w:val="14"/>
-              </w:rPr>
-              <w:instrText xml:space="preserve"> NUMPAGES   \* MERGEFORMAT </w:instrText>
-            </w:r>
-            <w:r>
-              <w:rPr>
-                <w:spacing w:val="-2"/>
-                <w:szCs w:val="14"/>
-              </w:rPr>
-              <w:fldChar w:fldCharType="separate"/>
-            </w:r>
-            <w:r>
-              <w:rPr>
-                <w:noProof/>
-                <w:spacing w:val="-2"/>
-                <w:szCs w:val="14"/>
-              </w:rPr>
-              <w:t>39</w:t>
-            </w:r>
-            <w:r>
-              <w:rPr>
-                <w:spacing w:val="-2"/>
-                <w:szCs w:val="14"/>
-              </w:rPr>
-              <w:fldChar w:fldCharType="end"/>
+              <w:t>25</w:t>
             </w:r>
           </w:p>
         </w:tc>
@@ -1960,7 +1931,23 @@
         <w:pStyle w:val="ReportText-ROSEN"/>
       </w:pPr>
       <w:r>
-        <w:t>The following section summarizes the results of a Corrosion Growth Assessment (CGApro service with AutoSCAN) for Enbridge Gas Ontario regarding the NPS 10 No. 167 Pool (10DAW167) natural gas pipeline</w:t>
+        <w:t>The following section summarizes the results of a Corrosion Growth Assessment (</w:t>
+      </w:r>
+      <w:proofErr w:type="spellStart"/>
+      <w:r>
+        <w:t>CGApro</w:t>
+      </w:r>
+      <w:proofErr w:type="spellEnd"/>
+      <w:r>
+        <w:t xml:space="preserve"> service with </w:t>
+      </w:r>
+      <w:proofErr w:type="spellStart"/>
+      <w:r>
+        <w:t>AutoSCAN</w:t>
+      </w:r>
+      <w:proofErr w:type="spellEnd"/>
+      <w:r>
+        <w:t>) for Enbridge Gas Ontario regarding the NPS 10 No. 167 Pool (10DAW167) natural gas pipeline</w:t>
       </w:r>
       <w:r>
         <w:t>, completed in accordance with the scope of work (</w:t>
@@ -1990,18 +1977,17 @@
         <w:t>).</w:t>
       </w:r>
       <w:r>
-        <w:t xml:space="preserve"> The detailed results are provided in the accompanying Excel listing ('NPS 10 167 Pool (10DAW167)_CGApro_AutoSCAN_Listing_Rev0_1.xlsx'). </w:t>
-      </w:r>
-      <w:r>
-        <w:t>The assessment methodologies and relevant industry references are detailed in the ROSEN Standard Methodology Document for Fitness</w:t>
+        <w:t xml:space="preserve"> The detailed results are provided in the accompanying Excel listing ('NPS 10 167 Pool (10DAW167)_CGApro_AutoSCAN_Listing_Rev0_2.xlsx'). </w:t>
+      </w:r>
+      <w:r>
+        <w:t>The assessment methodologies and relevant industry references are detailed in the ROSEN Standard Methodology Document for Fitness for Purpose</w:t>
       </w:r>
       <w:r>
         <w:noBreakHyphen/>
-        <w:t>for</w:t>
       </w:r>
       <w:r>
         <w:noBreakHyphen/>
-        <w:t>Purpose Assessment (FFP) and Corrosion Growth Assessment (CGA) services.</w:t>
+        <w:t> Assessment (FFP) and Corrosion Growth Assessment (CGA) services.</w:t>
       </w:r>
     </w:p>
     <w:p>
@@ -2034,7 +2020,7 @@
         <w:pStyle w:val="Bullet1"/>
       </w:pPr>
       <w:r>
-        <w:t xml:space="preserve">No external corrosion and 5% of the internal corrosion was reported for this line with depth threshold of 10% wt. </w:t>
+        <w:t>No external corrosion anomalies were classified as New. Of the 474 individual internal corrosion anomalies, 27 (5.7%) were classified as New, with reported depths of 10–15% wt.</w:t>
       </w:r>
     </w:p>
     <w:p>
@@ -2045,13 +2031,7 @@
         <w:rPr>
           <w:lang w:val="en-US"/>
         </w:rPr>
-        <w:t>1</w:t>
-      </w:r>
-      <w:r>
-        <w:rPr>
-          <w:lang w:val="en-US"/>
-        </w:rPr>
-        <w:t>0% of the total external corrosion anomaly population showed a depth change greater than 5% wt.</w:t>
+        <w:t>49 of the 474 internal corrosion anomalies (10.3%) showed a depth change greater than 5% wt.</w:t>
       </w:r>
       <w:r>
         <w:t xml:space="preserve"> </w:t>
@@ -2069,34 +2049,43 @@
         <w:rPr>
           <w:lang w:val="en-US"/>
         </w:rPr>
-        <w:t>the results of the AutoSCAN analysis and signal comparison review</w:t>
-      </w:r>
-      <w:r>
-        <w:t xml:space="preserve">, </w:t>
-      </w:r>
-      <w:r>
-        <w:t>internal</w:t>
-      </w:r>
-      <w:r>
-        <w:t xml:space="preserve"> corrosion was considered likely active between inspections for the pipeline,</w:t>
-      </w:r>
+        <w:t xml:space="preserve">the results of the </w:t>
+      </w:r>
+      <w:proofErr w:type="spellStart"/>
       <w:r>
         <w:rPr>
           <w:lang w:val="en-US"/>
         </w:rPr>
-        <w:t xml:space="preserve"> particularly </w:t>
-      </w:r>
+        <w:t>AutoSCAN</w:t>
+      </w:r>
+      <w:proofErr w:type="spellEnd"/>
       <w:r>
         <w:rPr>
           <w:lang w:val="en-US"/>
         </w:rPr>
-        <w:t>at 26, 823, 949, 1380, 1487 and 2861 m</w:t>
+        <w:t xml:space="preserve"> analysis and signal comparison review</w:t>
+      </w:r>
+      <w:r>
+        <w:t xml:space="preserve">, </w:t>
+      </w:r>
+      <w:r>
+        <w:t>internal</w:t>
+      </w:r>
+      <w:r>
+        <w:t xml:space="preserve"> corrosion was considered likely active between inspections for the pipeline,</w:t>
       </w:r>
       <w:r>
         <w:rPr>
           <w:lang w:val="en-US"/>
         </w:rPr>
-        <w:t xml:space="preserve"> along the pipeline.</w:t>
+        <w:t xml:space="preserve"> particularly at log distances of 26, 823, 949, 1,380, 1,487 and 2,861 m.</w:t>
+      </w:r>
+      <w:r>
+        <w:rPr>
+          <w:highlight w:val="red"/>
+          <w:lang w:val="en-US"/>
+        </w:rPr>
+        <w:t xml:space="preserve"> </w:t>
       </w:r>
     </w:p>
     <w:p>
@@ -2107,31 +2096,33 @@
         <w:rPr>
           <w:lang w:val="en-US"/>
         </w:rPr>
-        <w:t xml:space="preserve">All 11 individual external corrosion anomalies were classified as Matched. The maximum estimated matched CGR was 0.04 mm/year, associated with </w:t>
+        <w:t xml:space="preserve">The 11 individual external corrosion anomalies comprise 10 Matched and 1 Matched (Reduced Accuracy). The maximum estimated matched CGR was 0.04 mm/year, associated with </w:t>
       </w:r>
       <w:r>
         <w:rPr>
           <w:lang w:val="en-US"/>
         </w:rPr>
-        <w:t>an</w:t>
-      </w:r>
+        <w:t xml:space="preserve">a 16% </w:t>
+      </w:r>
+      <w:proofErr w:type="spellStart"/>
       <w:r>
         <w:rPr>
           <w:lang w:val="en-US"/>
         </w:rPr>
-        <w:t xml:space="preserve"> </w:t>
-      </w:r>
+        <w:t>wt</w:t>
+      </w:r>
+      <w:proofErr w:type="spellEnd"/>
       <w:r>
         <w:rPr>
           <w:lang w:val="en-US"/>
         </w:rPr>
-        <w:t>8</w:t>
+        <w:t xml:space="preserve"> anomaly</w:t>
       </w:r>
       <w:r>
         <w:rPr>
           <w:lang w:val="en-US"/>
         </w:rPr>
-        <w:t>% wt anomaly at log distance 2,575.358 m.</w:t>
+        <w:t> at log distance 2,575.358 m.</w:t>
       </w:r>
       <w:r>
         <w:rPr>
@@ -2147,23 +2138,13 @@
       <w:r>
         <w:t xml:space="preserve">Based on the </w:t>
       </w:r>
-      <w:r>
-        <w:t>CGA</w:t>
-      </w:r>
-      <w:r>
-        <w:rPr>
-          <w:vertAlign w:val="superscript"/>
-        </w:rPr>
-        <w:t>pro</w:t>
-      </w:r>
-      <w:r>
-        <w:t xml:space="preserve"> results the internal corrosion </w:t>
-      </w:r>
-      <w:r>
-        <w:t>CGR segments are summarized below</w:t>
-      </w:r>
-      <w:r>
-        <w:t>:</w:t>
+      <w:proofErr w:type="spellStart"/>
+      <w:r>
+        <w:t>CGApro</w:t>
+      </w:r>
+      <w:proofErr w:type="spellEnd"/>
+      <w:r>
+        <w:t xml:space="preserve"> results, the internal corrosion CGR segment is summarized below:</w:t>
       </w:r>
       <w:r>
         <w:t xml:space="preserve"> </w:t>
@@ -2297,7 +2278,7 @@
               </w:rPr>
             </w:pPr>
             <w:r>
-              <w:t>EC1</w:t>
+              <w:t>IC1</w:t>
             </w:r>
           </w:p>
         </w:tc>
@@ -2339,7 +2320,7 @@
               </w:rPr>
             </w:pPr>
             <w:r>
-              <w:t>3,522.130 m</w:t>
+              <w:t>End of Line</w:t>
             </w:r>
           </w:p>
         </w:tc>
@@ -2372,7 +2353,15 @@
         <w:pStyle w:val="Bullet1"/>
       </w:pPr>
       <w:r>
-        <w:t>The AutoSCAN comparison covers the 2016 and 2026 MFL-A</w:t>
+        <w:t xml:space="preserve">The </w:t>
+      </w:r>
+      <w:proofErr w:type="spellStart"/>
+      <w:r>
+        <w:t>AutoSCAN</w:t>
+      </w:r>
+      <w:proofErr w:type="spellEnd"/>
+      <w:r>
+        <w:t xml:space="preserve"> comparison covers the 2016 and 2026 MFL-A</w:t>
       </w:r>
       <w:r>
         <w:t>/C</w:t>
@@ -2389,19 +2378,13 @@
         <w:pStyle w:val="Bullet1"/>
       </w:pPr>
       <w:r>
-        <w:t xml:space="preserve">28 anomalies have a calculated CGRs comparatively higher than the recommended segmented CGR. These anomalies are considered as outliers and recommend </w:t>
-      </w:r>
-      <w:r>
-        <w:t>growing</w:t>
-      </w:r>
-      <w:r>
-        <w:t xml:space="preserve"> at</w:t>
-      </w:r>
-      <w:r>
-        <w:t xml:space="preserve"> </w:t>
-      </w:r>
-      <w:r>
-        <w:t>their respective growth rate as summarized below:</w:t>
+        <w:t>28 anomalies have calculated CGRs higher than the recommended segment CGR. These anomalies are considered outliers and are recommended to be grown at their respective growth rates, as summarized below:</w:t>
+      </w:r>
+      <w:r>
+        <w:rPr>
+          <w:highlight w:val="red"/>
+        </w:rPr>
+        <w:t xml:space="preserve"> Verification required: confirm the outlier selection; 30 Listing CGRs exceed their listed recommended rates.</w:t>
       </w:r>
     </w:p>
     <w:tbl>
@@ -2440,8 +2423,13 @@
               <w:keepLines/>
               <w:jc w:val="center"/>
             </w:pPr>
+            <w:proofErr w:type="spellStart"/>
             <w:r>
-              <w:t>AutoSCAN Comment</w:t>
+              <w:t>AutoSCAN</w:t>
+            </w:r>
+            <w:proofErr w:type="spellEnd"/>
+            <w:r>
+              <w:t xml:space="preserve"> Comment</w:t>
             </w:r>
           </w:p>
         </w:tc>
@@ -2515,7 +2503,15 @@
             </w:r>
             <w:r>
               <w:br/>
-              <w:t>(hh:mm)</w:t>
+              <w:t>(</w:t>
+            </w:r>
+            <w:proofErr w:type="spellStart"/>
+            <w:r>
+              <w:t>hh:mm</w:t>
+            </w:r>
+            <w:proofErr w:type="spellEnd"/>
+            <w:r>
+              <w:t>)</w:t>
             </w:r>
           </w:p>
         </w:tc>
@@ -2541,7 +2537,15 @@
             </w:r>
             <w:r>
               <w:br/>
-              <w:t>(% wt)</w:t>
+              <w:t>(% </w:t>
+            </w:r>
+            <w:proofErr w:type="spellStart"/>
+            <w:r>
+              <w:t>wt</w:t>
+            </w:r>
+            <w:proofErr w:type="spellEnd"/>
+            <w:r>
+              <w:t>)</w:t>
             </w:r>
           </w:p>
         </w:tc>
@@ -2773,6 +2777,7 @@
           <w:b/>
           <w:bCs/>
         </w:rPr>
+        <w:lastRenderedPageBreak/>
         <w:t>Non-Corrosion Metal Loss Anomaly Results</w:t>
       </w:r>
     </w:p>
@@ -2782,7 +2787,7 @@
         <w:keepNext/>
       </w:pPr>
       <w:r>
-        <w:t>167 non-corrosion anomalies: 103 Matched and 64 Unmatched. These counts include 23 unsized indications, for which a volumetric depth change could not be established.</w:t>
+        <w:t>96 individual non-corrosion anomalies are included in the comparison listing: 91 Matched and 5 Matched (Reduced Accuracy).</w:t>
       </w:r>
     </w:p>
     <w:p>
@@ -2820,7 +2825,6 @@
         <w:pStyle w:val="Bullet1"/>
       </w:pPr>
       <w:r>
-        <w:lastRenderedPageBreak/>
         <w:t xml:space="preserve">All 14 geometric anomalies reported by the </w:t>
       </w:r>
       <w:fldSimple w:instr=" DOCPROPERTY  InspYear1  \* MERGEFORMAT ">
@@ -2837,44 +2841,12 @@
         </w:r>
       </w:fldSimple>
       <w:r>
-        <w:t xml:space="preserve"> ILI are </w:t>
-      </w:r>
-      <w:r>
-        <w:t>compared using a box matching and signal review process</w:t>
-      </w:r>
-      <w:r>
-        <w:t>. Four have previous-inspection entrie</w:t>
-      </w:r>
-      <w:r>
-        <w:t>s and matched</w:t>
-      </w:r>
-      <w:r>
-        <w:t xml:space="preserve">. Signal review against the </w:t>
-      </w:r>
-      <w:fldSimple w:instr=" DOCPROPERTY  InspYear2  \* MERGEFORMAT ">
-        <w:r>
-          <w:t>2016</w:t>
-        </w:r>
-      </w:fldSimple>
+        <w:t xml:space="preserve"> ILI were compared using a box-matching and signal-review process. Four have previous-inspection entries and were matched. Signal review against the 2016 ROSEN ILI showed matching profiles for the ten dents that were present but not reported.</w:t>
+      </w:r>
+      <w:fldSimple w:instr=" DOCPROPERTY  InspYear2  \* MERGEFORMAT "/>
+      <w:fldSimple w:instr=" DOCPROPERTY  Vendor2  \* MERGEFORMAT "/>
       <w:r>
         <w:t xml:space="preserve"> </w:t>
-      </w:r>
-      <w:fldSimple w:instr=" DOCPROPERTY  Vendor2  \* MERGEFORMAT ">
-        <w:r>
-          <w:t>ROSEN</w:t>
-        </w:r>
-      </w:fldSimple>
-      <w:r>
-        <w:t xml:space="preserve"> ILI </w:t>
-      </w:r>
-      <w:r>
-        <w:t>shows matching profile of the unmatched ten dents</w:t>
-      </w:r>
-      <w:r>
-        <w:t xml:space="preserve"> but not reported</w:t>
-      </w:r>
-      <w:r>
-        <w:t xml:space="preserve">. </w:t>
       </w:r>
     </w:p>
     <w:p>
@@ -5974,7 +5946,6 @@
           <w:id w:val="763432486"/>
           <w:citation/>
         </w:sdtPr>
-        <w:sdtEndPr/>
         <w:sdtContent>
           <w:r>
             <w:fldChar w:fldCharType="begin"/>
@@ -5999,6 +5970,13 @@
       <w:r>
         <w:t>.</w:t>
       </w:r>
+      <w:r>
+        <w:rPr>
+          <w:highlight w:val="red"/>
+          <w:cs/>
+        </w:rPr>
+        <w:t xml:space="preserve"> Verification required: reconcile the contents and section numbering with the remaining headings.</w:t>
+      </w:r>
     </w:p>
     <w:p>
       <w:pPr>
@@ -6026,32 +6004,21 @@
       <w:pPr>
         <w:pStyle w:val="Caption"/>
       </w:pPr>
-      <w:bookmarkStart w:id="44" w:name="_Ref207616045"/>
+      <w:bookmarkStart w:id="44" w:name="AS_Table_1"/>
+      <w:bookmarkStart w:id="45" w:name="_Ref207616045"/>
       <w:r>
         <w:t>Table </w:t>
       </w:r>
-      <w:r>
-        <w:fldChar w:fldCharType="begin"/>
-      </w:r>
-      <w:r>
-        <w:instrText xml:space="preserve"> SEQ Table \* ARABIC </w:instrText>
-      </w:r>
-      <w:r>
-        <w:fldChar w:fldCharType="separate"/>
-      </w:r>
-      <w:r>
-        <w:rPr>
-          <w:noProof/>
-        </w:rPr>
-        <w:t>1</w:t>
-      </w:r>
-      <w:r>
-        <w:rPr>
-          <w:noProof/>
-        </w:rPr>
-        <w:fldChar w:fldCharType="end"/>
-      </w:r>
+      <w:fldSimple w:instr=" SEQ Table \* ARABIC \r 1 ">
+        <w:r>
+          <w:rPr>
+            <w:noProof/>
+          </w:rPr>
+          <w:t>1</w:t>
+        </w:r>
+      </w:fldSimple>
       <w:bookmarkEnd w:id="44"/>
+      <w:bookmarkEnd w:id="45"/>
       <w:r>
         <w:t xml:space="preserve">: Pipeline Details </w:t>
       </w:r>
@@ -6060,7 +6027,6 @@
           <w:id w:val="-1249492118"/>
           <w:citation/>
         </w:sdtPr>
-        <w:sdtEndPr/>
         <w:sdtContent>
           <w:r>
             <w:fldChar w:fldCharType="begin"/>
@@ -6885,11 +6851,11 @@
       <w:pPr>
         <w:pStyle w:val="Heading2"/>
       </w:pPr>
-      <w:bookmarkStart w:id="45" w:name="_Toc241226846"/>
+      <w:bookmarkStart w:id="46" w:name="_Toc241226846"/>
       <w:r>
         <w:t>ILI Summary</w:t>
       </w:r>
-      <w:bookmarkEnd w:id="45"/>
+      <w:bookmarkEnd w:id="46"/>
     </w:p>
     <w:p>
       <w:pPr>
@@ -6903,7 +6869,6 @@
           <w:id w:val="-36888451"/>
           <w:citation/>
         </w:sdtPr>
-        <w:sdtEndPr/>
         <w:sdtContent>
           <w:r>
             <w:fldChar w:fldCharType="begin"/>
@@ -6933,7 +6898,6 @@
           <w:id w:val="-1237474255"/>
           <w:citation/>
         </w:sdtPr>
-        <w:sdtEndPr/>
         <w:sdtContent>
           <w:r>
             <w:fldChar w:fldCharType="begin"/>
@@ -6962,19 +6926,13 @@
         <w:fldChar w:fldCharType="begin"/>
       </w:r>
       <w:r>
-        <w:instrText xml:space="preserve"> REF _Ref221024534 \h </w:instrText>
-      </w:r>
-      <w:r>
-        <w:instrText xml:space="preserve"> \* MERGEFORMAT </w:instrText>
+        <w:instrText xml:space="preserve"> REF AS_Table_2 \h  \* MERGEFORMAT </w:instrText>
       </w:r>
       <w:r>
         <w:fldChar w:fldCharType="separate"/>
       </w:r>
       <w:r>
-        <w:t>Table </w:t>
-      </w:r>
-      <w:r>
-        <w:t>2</w:t>
+        <w:t>Table 2</w:t>
       </w:r>
       <w:r>
         <w:fldChar w:fldCharType="end"/>
@@ -6990,32 +6948,21 @@
       <w:pPr>
         <w:pStyle w:val="Caption"/>
       </w:pPr>
-      <w:bookmarkStart w:id="46" w:name="_Ref221024534"/>
+      <w:bookmarkStart w:id="47" w:name="AS_Table_2"/>
+      <w:bookmarkStart w:id="48" w:name="_Ref221024534"/>
       <w:r>
         <w:t>Table </w:t>
       </w:r>
-      <w:r>
-        <w:fldChar w:fldCharType="begin"/>
-      </w:r>
-      <w:r>
-        <w:instrText xml:space="preserve"> SEQ Table \* ARABIC </w:instrText>
-      </w:r>
-      <w:r>
-        <w:fldChar w:fldCharType="separate"/>
-      </w:r>
-      <w:r>
-        <w:rPr>
-          <w:noProof/>
-        </w:rPr>
-        <w:t>2</w:t>
-      </w:r>
-      <w:r>
-        <w:rPr>
-          <w:noProof/>
-        </w:rPr>
-        <w:fldChar w:fldCharType="end"/>
-      </w:r>
-      <w:bookmarkEnd w:id="46"/>
+      <w:fldSimple w:instr=" SEQ Table \* ARABIC \r 2 ">
+        <w:r>
+          <w:rPr>
+            <w:noProof/>
+          </w:rPr>
+          <w:t>2</w:t>
+        </w:r>
+      </w:fldSimple>
+      <w:bookmarkEnd w:id="47"/>
+      <w:bookmarkEnd w:id="48"/>
       <w:r>
         <w:t>: ILI Details</w:t>
       </w:r>
@@ -7293,11 +7240,26 @@
               <w:keepNext/>
               <w:keepLines/>
             </w:pPr>
-            <w:fldSimple w:instr=" DOCPROPERTY  Tool1  \* MERGEFORMAT ">
-              <w:r>
-                <w:t>RoCombo MFL-A/XT with Gyro</w:t>
-              </w:r>
-            </w:fldSimple>
+            <w:r>
+              <w:fldChar w:fldCharType="begin"/>
+            </w:r>
+            <w:r>
+              <w:instrText xml:space="preserve"> DOCPROPERTY  Tool1  \* MERGEFORMAT </w:instrText>
+            </w:r>
+            <w:r>
+              <w:fldChar w:fldCharType="separate"/>
+            </w:r>
+            <w:proofErr w:type="spellStart"/>
+            <w:r>
+              <w:t>RoCombo</w:t>
+            </w:r>
+            <w:proofErr w:type="spellEnd"/>
+            <w:r>
+              <w:t xml:space="preserve"> MFL-A/XT with Gyro</w:t>
+            </w:r>
+            <w:r>
+              <w:fldChar w:fldCharType="end"/>
+            </w:r>
             <w:r>
               <w:rPr>
                 <w:rStyle w:val="FootnoteReference"/>
@@ -7311,8 +7273,13 @@
               <w:keepNext/>
               <w:keepLines/>
             </w:pPr>
+            <w:proofErr w:type="spellStart"/>
             <w:r>
-              <w:t>RoCorr MFL-C</w:t>
+              <w:t>RoCorr</w:t>
+            </w:r>
+            <w:proofErr w:type="spellEnd"/>
+            <w:r>
+              <w:t xml:space="preserve"> MFL-C</w:t>
             </w:r>
           </w:p>
         </w:tc>
@@ -7332,11 +7299,34 @@
               <w:keepNext/>
               <w:keepLines/>
             </w:pPr>
-            <w:fldSimple w:instr=" DOCPROPERTY  Tool2  \* MERGEFORMAT ">
-              <w:r>
-                <w:t>RoCombo MFL-A/XT with Gyro &amp; RoCorr MFL-C</w:t>
-              </w:r>
-            </w:fldSimple>
+            <w:r>
+              <w:fldChar w:fldCharType="begin"/>
+            </w:r>
+            <w:r>
+              <w:instrText xml:space="preserve"> DOCPROPERTY  Tool2  \* MERGEFORMAT </w:instrText>
+            </w:r>
+            <w:r>
+              <w:fldChar w:fldCharType="separate"/>
+            </w:r>
+            <w:proofErr w:type="spellStart"/>
+            <w:r>
+              <w:t>RoCombo</w:t>
+            </w:r>
+            <w:proofErr w:type="spellEnd"/>
+            <w:r>
+              <w:t xml:space="preserve"> MFL-A/XT with Gyro &amp; </w:t>
+            </w:r>
+            <w:proofErr w:type="spellStart"/>
+            <w:r>
+              <w:t>RoCorr</w:t>
+            </w:r>
+            <w:proofErr w:type="spellEnd"/>
+            <w:r>
+              <w:t xml:space="preserve"> MFL-C</w:t>
+            </w:r>
+            <w:r>
+              <w:fldChar w:fldCharType="end"/>
+            </w:r>
           </w:p>
         </w:tc>
       </w:tr>
@@ -7361,7 +7351,6 @@
           <w:id w:val="794794289"/>
           <w:citation/>
         </w:sdtPr>
-        <w:sdtEndPr/>
         <w:sdtContent>
           <w:r>
             <w:fldChar w:fldCharType="begin"/>
@@ -7394,7 +7383,6 @@
           <w:id w:val="-953026344"/>
           <w:citation/>
         </w:sdtPr>
-        <w:sdtEndPr/>
         <w:sdtContent>
           <w:r>
             <w:fldChar w:fldCharType="begin"/>
@@ -7438,16 +7426,13 @@
         <w:fldChar w:fldCharType="begin"/>
       </w:r>
       <w:r>
-        <w:instrText xml:space="preserve"> REF _Ref221024527 \h  \* MERGEFORMAT </w:instrText>
+        <w:instrText xml:space="preserve"> REF AS_Table_3 \h  \* MERGEFORMAT </w:instrText>
       </w:r>
       <w:r>
         <w:fldChar w:fldCharType="separate"/>
       </w:r>
       <w:r>
-        <w:t>Table </w:t>
-      </w:r>
-      <w:r>
-        <w:t>3</w:t>
+        <w:t>Table 3</w:t>
       </w:r>
       <w:r>
         <w:fldChar w:fldCharType="end"/>
@@ -7469,7 +7454,6 @@
           <w:id w:val="1095830046"/>
           <w:citation/>
         </w:sdtPr>
-        <w:sdtEndPr/>
         <w:sdtContent>
           <w:r>
             <w:fldChar w:fldCharType="begin"/>
@@ -7496,7 +7480,6 @@
           <w:id w:val="1520035543"/>
           <w:citation/>
         </w:sdtPr>
-        <w:sdtEndPr/>
         <w:sdtContent>
           <w:r>
             <w:fldChar w:fldCharType="begin"/>
@@ -7534,33 +7517,22 @@
         <w:keepNext/>
         <w:keepLines/>
       </w:pPr>
-      <w:bookmarkStart w:id="47" w:name="_Ref221024527"/>
+      <w:bookmarkStart w:id="49" w:name="AS_Table_3"/>
+      <w:bookmarkStart w:id="50" w:name="_Ref221024527"/>
       <w:r>
         <w:lastRenderedPageBreak/>
         <w:t>Table </w:t>
       </w:r>
-      <w:r>
-        <w:fldChar w:fldCharType="begin"/>
-      </w:r>
-      <w:r>
-        <w:instrText xml:space="preserve"> SEQ Table \* ARABIC </w:instrText>
-      </w:r>
-      <w:r>
-        <w:fldChar w:fldCharType="separate"/>
-      </w:r>
-      <w:r>
-        <w:rPr>
-          <w:noProof/>
-        </w:rPr>
-        <w:t>3</w:t>
-      </w:r>
-      <w:r>
-        <w:rPr>
-          <w:noProof/>
-        </w:rPr>
-        <w:fldChar w:fldCharType="end"/>
-      </w:r>
-      <w:bookmarkEnd w:id="47"/>
+      <w:fldSimple w:instr=" SEQ Table \* ARABIC \r 3 ">
+        <w:r>
+          <w:rPr>
+            <w:noProof/>
+          </w:rPr>
+          <w:t>3</w:t>
+        </w:r>
+      </w:fldSimple>
+      <w:bookmarkEnd w:id="49"/>
+      <w:bookmarkEnd w:id="50"/>
       <w:r>
         <w:t>: Data Quality Summar</w:t>
       </w:r>
@@ -7994,12 +7966,12 @@
       <w:pPr>
         <w:pStyle w:val="Heading2"/>
       </w:pPr>
-      <w:bookmarkStart w:id="48" w:name="_Toc241226847"/>
+      <w:bookmarkStart w:id="51" w:name="_Toc241226847"/>
       <w:r>
         <w:lastRenderedPageBreak/>
         <w:t>ILI Findings</w:t>
       </w:r>
-      <w:bookmarkEnd w:id="48"/>
+      <w:bookmarkEnd w:id="51"/>
     </w:p>
     <w:p>
       <w:pPr>
@@ -8042,19 +8014,13 @@
         <w:fldChar w:fldCharType="begin"/>
       </w:r>
       <w:r>
-        <w:instrText xml:space="preserve"> REF _Ref218256385 \h </w:instrText>
+        <w:instrText xml:space="preserve"> REF AS_Table_4 \h </w:instrText>
       </w:r>
       <w:r>
         <w:fldChar w:fldCharType="separate"/>
       </w:r>
       <w:r>
-        <w:t>Table </w:t>
-      </w:r>
-      <w:r>
-        <w:rPr>
-          <w:noProof/>
-        </w:rPr>
-        <w:t>4</w:t>
+        <w:t>Table 4</w:t>
       </w:r>
       <w:r>
         <w:fldChar w:fldCharType="end"/>
@@ -8069,39 +8035,28 @@
         <w:keepNext/>
         <w:keepLines/>
       </w:pPr>
-      <w:bookmarkStart w:id="49" w:name="_Ref204435888"/>
-      <w:bookmarkStart w:id="50" w:name="_Ref218256385"/>
-      <w:bookmarkStart w:id="51" w:name="_Toc219618536"/>
+      <w:bookmarkStart w:id="52" w:name="AS_Table_4"/>
+      <w:bookmarkStart w:id="53" w:name="_Ref204435888"/>
+      <w:bookmarkStart w:id="54" w:name="_Ref218256385"/>
+      <w:bookmarkStart w:id="55" w:name="_Toc219618536"/>
       <w:r>
         <w:t>Table </w:t>
       </w:r>
-      <w:r>
-        <w:fldChar w:fldCharType="begin"/>
-      </w:r>
-      <w:r>
-        <w:instrText xml:space="preserve"> SEQ Table \* ARABIC </w:instrText>
-      </w:r>
-      <w:r>
-        <w:fldChar w:fldCharType="separate"/>
-      </w:r>
-      <w:r>
-        <w:rPr>
-          <w:noProof/>
-        </w:rPr>
-        <w:t>4</w:t>
-      </w:r>
-      <w:r>
-        <w:rPr>
-          <w:noProof/>
-        </w:rPr>
-        <w:fldChar w:fldCharType="end"/>
-      </w:r>
-      <w:bookmarkEnd w:id="49"/>
-      <w:bookmarkEnd w:id="50"/>
+      <w:fldSimple w:instr=" SEQ Table \* ARABIC \r 4 ">
+        <w:r>
+          <w:rPr>
+            <w:noProof/>
+          </w:rPr>
+          <w:t>4</w:t>
+        </w:r>
+      </w:fldSimple>
+      <w:bookmarkEnd w:id="52"/>
+      <w:bookmarkEnd w:id="53"/>
+      <w:bookmarkEnd w:id="54"/>
       <w:r>
         <w:t>: Summary of ILI Findings</w:t>
       </w:r>
-      <w:bookmarkEnd w:id="51"/>
+      <w:bookmarkEnd w:id="55"/>
     </w:p>
     <w:tbl>
       <w:tblPr>
@@ -8156,14 +8111,14 @@
             <w:r>
               <w:t>Anomaly Type</w:t>
             </w:r>
-            <w:bookmarkStart w:id="52" w:name="_Ref240978405"/>
+            <w:bookmarkStart w:id="56" w:name="_Ref240978405"/>
             <w:r>
               <w:rPr>
                 <w:rStyle w:val="FootnoteReference"/>
               </w:rPr>
               <w:footnoteReference w:id="4"/>
             </w:r>
-            <w:bookmarkEnd w:id="52"/>
+            <w:bookmarkEnd w:id="56"/>
           </w:p>
         </w:tc>
         <w:tc>
@@ -8402,7 +8357,7 @@
               </w:rPr>
             </w:pPr>
             <w:r>
-              <w:t>485</w:t>
+              <w:t>393</w:t>
             </w:r>
           </w:p>
         </w:tc>
@@ -8520,9 +8475,6 @@
               <w:jc w:val="right"/>
             </w:pPr>
             <w:r>
-              <w:t>7</w:t>
-            </w:r>
-            <w:r>
               <w:t>9</w:t>
             </w:r>
           </w:p>
@@ -8638,10 +8590,7 @@
               <w:jc w:val="right"/>
             </w:pPr>
             <w:r>
-              <w:t>1</w:t>
-            </w:r>
-            <w:r>
-              <w:t>7</w:t>
+              <w:t>14</w:t>
             </w:r>
           </w:p>
         </w:tc>
@@ -9321,14 +9270,14 @@
             <w:r>
               <w:t>-</w:t>
             </w:r>
-            <w:bookmarkStart w:id="53" w:name="_Ref233286654"/>
+            <w:bookmarkStart w:id="57" w:name="_Ref233286654"/>
             <w:r>
               <w:rPr>
                 <w:rStyle w:val="FootnoteReference"/>
               </w:rPr>
               <w:footnoteReference w:id="6"/>
             </w:r>
-            <w:bookmarkEnd w:id="53"/>
+            <w:bookmarkEnd w:id="57"/>
           </w:p>
         </w:tc>
       </w:tr>
@@ -9971,7 +9920,23 @@
               </w:rPr>
             </w:pPr>
             <w:r>
-              <w:t>The 2026 Final Report [2] utilized combined reporting from both the RoCombo DMG + MFL-A/XT with Gyro and the RoCorr MFL-C run. The counts above reflect this combined reporting.</w:t>
+              <w:t xml:space="preserve">The 2026 Final Report [2] utilized combined reporting from both the </w:t>
+            </w:r>
+            <w:proofErr w:type="spellStart"/>
+            <w:r>
+              <w:t>RoCombo</w:t>
+            </w:r>
+            <w:proofErr w:type="spellEnd"/>
+            <w:r>
+              <w:t xml:space="preserve"> MFL-A/XT with Gyro and the </w:t>
+            </w:r>
+            <w:proofErr w:type="spellStart"/>
+            <w:r>
+              <w:t>RoCorr</w:t>
+            </w:r>
+            <w:proofErr w:type="spellEnd"/>
+            <w:r>
+              <w:t xml:space="preserve"> MFL-C run. The counts above reflect this combined reporting.</w:t>
             </w:r>
           </w:p>
         </w:tc>
@@ -10113,7 +10078,6 @@
                 <w:id w:val="1754091169"/>
                 <w:citation/>
               </w:sdtPr>
-              <w:sdtEndPr/>
               <w:sdtContent>
                 <w:r>
                   <w:fldChar w:fldCharType="begin"/>
@@ -10146,7 +10110,6 @@
                 <w:id w:val="-1286578814"/>
                 <w:citation/>
               </w:sdtPr>
-              <w:sdtEndPr/>
               <w:sdtContent>
                 <w:r>
                   <w:fldChar w:fldCharType="begin"/>
@@ -10291,95 +10254,91 @@
         <w:pageBreakBefore/>
         <w:ind w:left="850" w:hanging="850"/>
       </w:pPr>
-      <w:bookmarkStart w:id="54" w:name="_Toc221109332"/>
-      <w:bookmarkStart w:id="55" w:name="_Toc221175412"/>
-      <w:bookmarkStart w:id="56" w:name="_Toc221181153"/>
-      <w:bookmarkStart w:id="57" w:name="_Toc221182566"/>
-      <w:bookmarkStart w:id="58" w:name="_Toc221191706"/>
-      <w:bookmarkStart w:id="59" w:name="_Toc222689767"/>
-      <w:bookmarkStart w:id="60" w:name="_Toc221024014"/>
-      <w:bookmarkStart w:id="61" w:name="_Toc221109333"/>
-      <w:bookmarkStart w:id="62" w:name="_Toc221175413"/>
-      <w:bookmarkStart w:id="63" w:name="_Toc221181154"/>
-      <w:bookmarkStart w:id="64" w:name="_Toc221182567"/>
-      <w:bookmarkStart w:id="65" w:name="_Toc221191707"/>
-      <w:bookmarkStart w:id="66" w:name="_Toc222689768"/>
-      <w:bookmarkStart w:id="67" w:name="_Toc221024015"/>
-      <w:bookmarkStart w:id="68" w:name="_Toc221109334"/>
-      <w:bookmarkStart w:id="69" w:name="_Toc221175414"/>
-      <w:bookmarkStart w:id="70" w:name="_Toc221181155"/>
-      <w:bookmarkStart w:id="71" w:name="_Toc221182568"/>
-      <w:bookmarkStart w:id="72" w:name="_Toc221191708"/>
-      <w:bookmarkStart w:id="73" w:name="_Toc222689769"/>
-      <w:bookmarkStart w:id="74" w:name="_Toc221024016"/>
-      <w:bookmarkStart w:id="75" w:name="_Toc221109335"/>
-      <w:bookmarkStart w:id="76" w:name="_Toc221175415"/>
-      <w:bookmarkStart w:id="77" w:name="_Toc221181156"/>
-      <w:bookmarkStart w:id="78" w:name="_Toc221182569"/>
-      <w:bookmarkStart w:id="79" w:name="_Toc221191709"/>
-      <w:bookmarkStart w:id="80" w:name="_Toc222689770"/>
-      <w:bookmarkStart w:id="81" w:name="_Toc221024032"/>
-      <w:bookmarkStart w:id="82" w:name="_Toc221109351"/>
-      <w:bookmarkStart w:id="83" w:name="_Toc221175431"/>
-      <w:bookmarkStart w:id="84" w:name="_Toc221181172"/>
-      <w:bookmarkStart w:id="85" w:name="_Toc221182585"/>
-      <w:bookmarkStart w:id="86" w:name="_Toc221191725"/>
-      <w:bookmarkStart w:id="87" w:name="_Toc222689786"/>
-      <w:bookmarkStart w:id="88" w:name="_Toc221024033"/>
-      <w:bookmarkStart w:id="89" w:name="_Toc221109352"/>
-      <w:bookmarkStart w:id="90" w:name="_Toc221175432"/>
-      <w:bookmarkStart w:id="91" w:name="_Toc221181173"/>
-      <w:bookmarkStart w:id="92" w:name="_Toc221182586"/>
-      <w:bookmarkStart w:id="93" w:name="_Toc221191726"/>
-      <w:bookmarkStart w:id="94" w:name="_Toc222689787"/>
-      <w:bookmarkStart w:id="95" w:name="_Toc221024034"/>
-      <w:bookmarkStart w:id="96" w:name="_Toc221109353"/>
-      <w:bookmarkStart w:id="97" w:name="_Toc221175433"/>
-      <w:bookmarkStart w:id="98" w:name="_Toc221181174"/>
-      <w:bookmarkStart w:id="99" w:name="_Toc221182587"/>
-      <w:bookmarkStart w:id="100" w:name="_Toc221191727"/>
-      <w:bookmarkStart w:id="101" w:name="_Toc222689788"/>
-      <w:bookmarkStart w:id="102" w:name="_Toc221024035"/>
-      <w:bookmarkStart w:id="103" w:name="_Toc221109354"/>
-      <w:bookmarkStart w:id="104" w:name="_Toc221175434"/>
-      <w:bookmarkStart w:id="105" w:name="_Toc221181175"/>
-      <w:bookmarkStart w:id="106" w:name="_Toc221182588"/>
-      <w:bookmarkStart w:id="107" w:name="_Toc221191728"/>
-      <w:bookmarkStart w:id="108" w:name="_Toc222689789"/>
-      <w:bookmarkStart w:id="109" w:name="_Toc221024046"/>
-      <w:bookmarkStart w:id="110" w:name="_Toc221109365"/>
-      <w:bookmarkStart w:id="111" w:name="_Toc221175445"/>
-      <w:bookmarkStart w:id="112" w:name="_Toc221181186"/>
-      <w:bookmarkStart w:id="113" w:name="_Toc221182599"/>
-      <w:bookmarkStart w:id="114" w:name="_Toc221191739"/>
-      <w:bookmarkStart w:id="115" w:name="_Toc222689800"/>
-      <w:bookmarkStart w:id="116" w:name="_Toc221024056"/>
-      <w:bookmarkStart w:id="117" w:name="_Toc221109375"/>
-      <w:bookmarkStart w:id="118" w:name="_Toc221175455"/>
-      <w:bookmarkStart w:id="119" w:name="_Toc221181196"/>
-      <w:bookmarkStart w:id="120" w:name="_Toc221182609"/>
-      <w:bookmarkStart w:id="121" w:name="_Toc221191749"/>
-      <w:bookmarkStart w:id="122" w:name="_Toc222689810"/>
-      <w:bookmarkStart w:id="123" w:name="_Toc221024061"/>
-      <w:bookmarkStart w:id="124" w:name="_Toc221109380"/>
-      <w:bookmarkStart w:id="125" w:name="_Toc221175460"/>
-      <w:bookmarkStart w:id="126" w:name="_Toc221181201"/>
-      <w:bookmarkStart w:id="127" w:name="_Toc221182614"/>
-      <w:bookmarkStart w:id="128" w:name="_Toc221191754"/>
-      <w:bookmarkStart w:id="129" w:name="_Toc219618481"/>
-      <w:bookmarkStart w:id="130" w:name="_Toc220313733"/>
-      <w:bookmarkStart w:id="131" w:name="_Toc221024062"/>
-      <w:bookmarkStart w:id="132" w:name="_Toc221109381"/>
-      <w:bookmarkStart w:id="133" w:name="_Toc221175461"/>
-      <w:bookmarkStart w:id="134" w:name="_Toc221181202"/>
-      <w:bookmarkStart w:id="135" w:name="_Toc221182615"/>
-      <w:bookmarkStart w:id="136" w:name="_Toc221191755"/>
-      <w:bookmarkStart w:id="137" w:name="_Ref227145173"/>
-      <w:bookmarkStart w:id="138" w:name="_Toc241226848"/>
-      <w:bookmarkEnd w:id="54"/>
-      <w:bookmarkEnd w:id="55"/>
-      <w:bookmarkEnd w:id="56"/>
-      <w:bookmarkEnd w:id="57"/>
+      <w:bookmarkStart w:id="58" w:name="_Toc221109332"/>
+      <w:bookmarkStart w:id="59" w:name="_Toc221175412"/>
+      <w:bookmarkStart w:id="60" w:name="_Toc221181153"/>
+      <w:bookmarkStart w:id="61" w:name="_Toc221182566"/>
+      <w:bookmarkStart w:id="62" w:name="_Toc221191706"/>
+      <w:bookmarkStart w:id="63" w:name="_Toc222689767"/>
+      <w:bookmarkStart w:id="64" w:name="_Toc221024014"/>
+      <w:bookmarkStart w:id="65" w:name="_Toc221109333"/>
+      <w:bookmarkStart w:id="66" w:name="_Toc221175413"/>
+      <w:bookmarkStart w:id="67" w:name="_Toc221181154"/>
+      <w:bookmarkStart w:id="68" w:name="_Toc221182567"/>
+      <w:bookmarkStart w:id="69" w:name="_Toc221191707"/>
+      <w:bookmarkStart w:id="70" w:name="_Toc222689768"/>
+      <w:bookmarkStart w:id="71" w:name="_Toc221024015"/>
+      <w:bookmarkStart w:id="72" w:name="_Toc221109334"/>
+      <w:bookmarkStart w:id="73" w:name="_Toc221175414"/>
+      <w:bookmarkStart w:id="74" w:name="_Toc221181155"/>
+      <w:bookmarkStart w:id="75" w:name="_Toc221182568"/>
+      <w:bookmarkStart w:id="76" w:name="_Toc221191708"/>
+      <w:bookmarkStart w:id="77" w:name="_Toc222689769"/>
+      <w:bookmarkStart w:id="78" w:name="_Toc221024016"/>
+      <w:bookmarkStart w:id="79" w:name="_Toc221109335"/>
+      <w:bookmarkStart w:id="80" w:name="_Toc221175415"/>
+      <w:bookmarkStart w:id="81" w:name="_Toc221181156"/>
+      <w:bookmarkStart w:id="82" w:name="_Toc221182569"/>
+      <w:bookmarkStart w:id="83" w:name="_Toc221191709"/>
+      <w:bookmarkStart w:id="84" w:name="_Toc222689770"/>
+      <w:bookmarkStart w:id="85" w:name="_Toc221024032"/>
+      <w:bookmarkStart w:id="86" w:name="_Toc221109351"/>
+      <w:bookmarkStart w:id="87" w:name="_Toc221175431"/>
+      <w:bookmarkStart w:id="88" w:name="_Toc221181172"/>
+      <w:bookmarkStart w:id="89" w:name="_Toc221182585"/>
+      <w:bookmarkStart w:id="90" w:name="_Toc221191725"/>
+      <w:bookmarkStart w:id="91" w:name="_Toc222689786"/>
+      <w:bookmarkStart w:id="92" w:name="_Toc221024033"/>
+      <w:bookmarkStart w:id="93" w:name="_Toc221109352"/>
+      <w:bookmarkStart w:id="94" w:name="_Toc221175432"/>
+      <w:bookmarkStart w:id="95" w:name="_Toc221181173"/>
+      <w:bookmarkStart w:id="96" w:name="_Toc221182586"/>
+      <w:bookmarkStart w:id="97" w:name="_Toc221191726"/>
+      <w:bookmarkStart w:id="98" w:name="_Toc222689787"/>
+      <w:bookmarkStart w:id="99" w:name="_Toc221024034"/>
+      <w:bookmarkStart w:id="100" w:name="_Toc221109353"/>
+      <w:bookmarkStart w:id="101" w:name="_Toc221175433"/>
+      <w:bookmarkStart w:id="102" w:name="_Toc221181174"/>
+      <w:bookmarkStart w:id="103" w:name="_Toc221182587"/>
+      <w:bookmarkStart w:id="104" w:name="_Toc221191727"/>
+      <w:bookmarkStart w:id="105" w:name="_Toc222689788"/>
+      <w:bookmarkStart w:id="106" w:name="_Toc221024035"/>
+      <w:bookmarkStart w:id="107" w:name="_Toc221109354"/>
+      <w:bookmarkStart w:id="108" w:name="_Toc221175434"/>
+      <w:bookmarkStart w:id="109" w:name="_Toc221181175"/>
+      <w:bookmarkStart w:id="110" w:name="_Toc221182588"/>
+      <w:bookmarkStart w:id="111" w:name="_Toc221191728"/>
+      <w:bookmarkStart w:id="112" w:name="_Toc222689789"/>
+      <w:bookmarkStart w:id="113" w:name="_Toc221024046"/>
+      <w:bookmarkStart w:id="114" w:name="_Toc221109365"/>
+      <w:bookmarkStart w:id="115" w:name="_Toc221175445"/>
+      <w:bookmarkStart w:id="116" w:name="_Toc221181186"/>
+      <w:bookmarkStart w:id="117" w:name="_Toc221182599"/>
+      <w:bookmarkStart w:id="118" w:name="_Toc221191739"/>
+      <w:bookmarkStart w:id="119" w:name="_Toc222689800"/>
+      <w:bookmarkStart w:id="120" w:name="_Toc221024056"/>
+      <w:bookmarkStart w:id="121" w:name="_Toc221109375"/>
+      <w:bookmarkStart w:id="122" w:name="_Toc221175455"/>
+      <w:bookmarkStart w:id="123" w:name="_Toc221181196"/>
+      <w:bookmarkStart w:id="124" w:name="_Toc221182609"/>
+      <w:bookmarkStart w:id="125" w:name="_Toc221191749"/>
+      <w:bookmarkStart w:id="126" w:name="_Toc222689810"/>
+      <w:bookmarkStart w:id="127" w:name="_Toc221024061"/>
+      <w:bookmarkStart w:id="128" w:name="_Toc221109380"/>
+      <w:bookmarkStart w:id="129" w:name="_Toc221175460"/>
+      <w:bookmarkStart w:id="130" w:name="_Toc221181201"/>
+      <w:bookmarkStart w:id="131" w:name="_Toc221182614"/>
+      <w:bookmarkStart w:id="132" w:name="_Toc221191754"/>
+      <w:bookmarkStart w:id="133" w:name="_Toc219618481"/>
+      <w:bookmarkStart w:id="134" w:name="_Toc220313733"/>
+      <w:bookmarkStart w:id="135" w:name="_Toc221024062"/>
+      <w:bookmarkStart w:id="136" w:name="_Toc221109381"/>
+      <w:bookmarkStart w:id="137" w:name="_Toc221175461"/>
+      <w:bookmarkStart w:id="138" w:name="_Toc221181202"/>
+      <w:bookmarkStart w:id="139" w:name="_Toc221182615"/>
+      <w:bookmarkStart w:id="140" w:name="_Toc221191755"/>
+      <w:bookmarkStart w:id="141" w:name="_Ref227145173"/>
+      <w:bookmarkStart w:id="142" w:name="_Toc241226848"/>
       <w:bookmarkEnd w:id="58"/>
       <w:bookmarkEnd w:id="59"/>
       <w:bookmarkEnd w:id="60"/>
@@ -10459,12 +10418,16 @@
       <w:bookmarkEnd w:id="134"/>
       <w:bookmarkEnd w:id="135"/>
       <w:bookmarkEnd w:id="136"/>
+      <w:bookmarkEnd w:id="137"/>
+      <w:bookmarkEnd w:id="138"/>
+      <w:bookmarkEnd w:id="139"/>
+      <w:bookmarkEnd w:id="140"/>
       <w:r>
         <w:lastRenderedPageBreak/>
         <w:t>Summary of Repair Data</w:t>
       </w:r>
-      <w:bookmarkEnd w:id="137"/>
-      <w:bookmarkEnd w:id="138"/>
+      <w:bookmarkEnd w:id="141"/>
+      <w:bookmarkEnd w:id="142"/>
     </w:p>
     <w:p>
       <w:pPr>
@@ -10478,13 +10441,13 @@
       <w:pPr>
         <w:pStyle w:val="Heading3"/>
       </w:pPr>
-      <w:bookmarkStart w:id="139" w:name="_Toc225936272"/>
-      <w:bookmarkStart w:id="140" w:name="_Toc241226850"/>
+      <w:bookmarkStart w:id="143" w:name="_Toc225936272"/>
+      <w:bookmarkStart w:id="144" w:name="_Toc241226850"/>
       <w:r>
         <w:t>ILI Identified Repairs</w:t>
       </w:r>
-      <w:bookmarkEnd w:id="139"/>
-      <w:bookmarkEnd w:id="140"/>
+      <w:bookmarkEnd w:id="143"/>
+      <w:bookmarkEnd w:id="144"/>
     </w:p>
     <w:p>
       <w:pPr>
@@ -10499,36 +10462,36 @@
       <w:r>
         <w:t xml:space="preserve"> for this assessment. </w:t>
       </w:r>
-      <w:bookmarkStart w:id="141" w:name="_Toc8310389"/>
-      <w:bookmarkStart w:id="142" w:name="BM_SEC_4_1"/>
-      <w:bookmarkStart w:id="143" w:name="BM_SEC_3_4"/>
-      <w:bookmarkStart w:id="144" w:name="_Toc8310396"/>
-      <w:bookmarkStart w:id="145" w:name="BM_SEC_5"/>
-      <w:bookmarkStart w:id="146" w:name="_Toc219618486"/>
-      <w:bookmarkStart w:id="147" w:name="_Toc241226852"/>
+      <w:bookmarkStart w:id="145" w:name="_Toc219618486"/>
+      <w:bookmarkStart w:id="146" w:name="_Toc241226852"/>
+      <w:bookmarkStart w:id="147" w:name="_Toc8310389"/>
+      <w:bookmarkStart w:id="148" w:name="BM_SEC_4_1"/>
+      <w:bookmarkStart w:id="149" w:name="BM_SEC_3_4"/>
+      <w:bookmarkStart w:id="150" w:name="_Toc8310396"/>
+      <w:bookmarkStart w:id="151" w:name="BM_SEC_5"/>
       <w:bookmarkEnd w:id="36"/>
+      <w:bookmarkEnd w:id="145"/>
       <w:bookmarkEnd w:id="146"/>
-      <w:bookmarkEnd w:id="147"/>
     </w:p>
     <w:p>
       <w:pPr>
         <w:pStyle w:val="Heading2"/>
       </w:pPr>
-      <w:bookmarkStart w:id="148" w:name="_Toc221109388"/>
-      <w:bookmarkStart w:id="149" w:name="_Toc221175468"/>
-      <w:bookmarkStart w:id="150" w:name="_Toc221181209"/>
-      <w:bookmarkStart w:id="151" w:name="_Toc221182622"/>
-      <w:bookmarkStart w:id="152" w:name="_Toc221191762"/>
-      <w:bookmarkStart w:id="153" w:name="_Toc241226853"/>
-      <w:bookmarkEnd w:id="148"/>
-      <w:bookmarkEnd w:id="149"/>
-      <w:bookmarkEnd w:id="150"/>
-      <w:bookmarkEnd w:id="151"/>
+      <w:bookmarkStart w:id="152" w:name="_Toc221109388"/>
+      <w:bookmarkStart w:id="153" w:name="_Toc221175468"/>
+      <w:bookmarkStart w:id="154" w:name="_Toc221181209"/>
+      <w:bookmarkStart w:id="155" w:name="_Toc221182622"/>
+      <w:bookmarkStart w:id="156" w:name="_Toc221191762"/>
+      <w:bookmarkStart w:id="157" w:name="_Toc241226853"/>
       <w:bookmarkEnd w:id="152"/>
+      <w:bookmarkEnd w:id="153"/>
+      <w:bookmarkEnd w:id="154"/>
+      <w:bookmarkEnd w:id="155"/>
+      <w:bookmarkEnd w:id="156"/>
       <w:r>
         <w:t>Internal Corrosion</w:t>
       </w:r>
-      <w:bookmarkEnd w:id="153"/>
+      <w:bookmarkEnd w:id="157"/>
     </w:p>
     <w:p>
       <w:pPr>
@@ -10564,7 +10527,15 @@
         <w:t>is</w:t>
       </w:r>
       <w:r>
-        <w:t xml:space="preserve"> 32% wt at log distance </w:t>
+        <w:t xml:space="preserve"> 32% </w:t>
+      </w:r>
+      <w:proofErr w:type="spellStart"/>
+      <w:r>
+        <w:t>wt</w:t>
+      </w:r>
+      <w:proofErr w:type="spellEnd"/>
+      <w:r>
+        <w:t xml:space="preserve"> at log distance </w:t>
       </w:r>
       <w:r>
         <w:t xml:space="preserve">of </w:t>
@@ -10647,30 +10618,19 @@
       <w:pPr>
         <w:pStyle w:val="Caption"/>
       </w:pPr>
+      <w:bookmarkStart w:id="158" w:name="AS_Figure_1"/>
       <w:r>
         <w:t>Figure </w:t>
       </w:r>
-      <w:r>
-        <w:fldChar w:fldCharType="begin"/>
-      </w:r>
-      <w:r>
-        <w:instrText xml:space="preserve"> SEQ Figure \* ARABIC </w:instrText>
-      </w:r>
-      <w:r>
-        <w:fldChar w:fldCharType="separate"/>
-      </w:r>
-      <w:r>
-        <w:rPr>
-          <w:noProof/>
-        </w:rPr>
-        <w:t>1</w:t>
-      </w:r>
-      <w:r>
-        <w:rPr>
-          <w:noProof/>
-        </w:rPr>
-        <w:fldChar w:fldCharType="end"/>
-      </w:r>
+      <w:fldSimple w:instr=" SEQ Figure \* ARABIC \r 1 ">
+        <w:r>
+          <w:rPr>
+            <w:noProof/>
+          </w:rPr>
+          <w:t>1</w:t>
+        </w:r>
+      </w:fldSimple>
+      <w:bookmarkEnd w:id="158"/>
       <w:r>
         <w:t xml:space="preserve">: </w:t>
       </w:r>
@@ -10708,13 +10668,7 @@
         <w:t xml:space="preserve"> corrosion anomalies </w:t>
       </w:r>
       <w:r>
-        <w:t>detected by MFL-A</w:t>
-      </w:r>
-      <w:r>
-        <w:t>/C</w:t>
-      </w:r>
-      <w:r>
-        <w:t xml:space="preserve"> </w:t>
+        <w:t xml:space="preserve">detected by MFL-A/C </w:t>
       </w:r>
       <w:r>
         <w:t xml:space="preserve">were included in the ILI comparison stage, discussed in Section </w:t>
@@ -10757,11 +10711,12 @@
       <w:pPr>
         <w:pStyle w:val="Heading2"/>
       </w:pPr>
-      <w:bookmarkStart w:id="154" w:name="_Toc241226854"/>
-      <w:r>
+      <w:bookmarkStart w:id="159" w:name="_Toc241226854"/>
+      <w:r>
+        <w:lastRenderedPageBreak/>
         <w:t>External Corrosion</w:t>
       </w:r>
-      <w:bookmarkEnd w:id="154"/>
+      <w:bookmarkEnd w:id="159"/>
     </w:p>
     <w:p>
       <w:pPr>
@@ -10797,7 +10752,15 @@
         <w:t xml:space="preserve"> and t</w:t>
       </w:r>
       <w:r>
-        <w:t>he maximum reported depth was 18% wt at log distance 3,075.300 m</w:t>
+        <w:t xml:space="preserve">he maximum reported depth was 18% </w:t>
+      </w:r>
+      <w:proofErr w:type="spellStart"/>
+      <w:r>
+        <w:t>wt</w:t>
+      </w:r>
+      <w:proofErr w:type="spellEnd"/>
+      <w:r>
+        <w:t xml:space="preserve"> at log distance 3,075.300 m.</w:t>
       </w:r>
     </w:p>
     <w:p>
@@ -10906,14 +10869,16 @@
       <w:pPr>
         <w:pStyle w:val="Caption"/>
       </w:pPr>
-      <w:bookmarkStart w:id="155" w:name="_Ref16680415"/>
+      <w:bookmarkStart w:id="160" w:name="_Ref16680415"/>
+      <w:bookmarkStart w:id="161" w:name="AS_Figure_2"/>
       <w:r>
         <w:t>Figure </w:t>
       </w:r>
-      <w:bookmarkEnd w:id="155"/>
+      <w:bookmarkEnd w:id="160"/>
       <w:r>
         <w:t>2</w:t>
       </w:r>
+      <w:bookmarkEnd w:id="161"/>
       <w:r>
         <w:t>: External Corrosion</w:t>
       </w:r>
@@ -10932,16 +10897,13 @@
         <w:fldChar w:fldCharType="begin"/>
       </w:r>
       <w:r>
-        <w:instrText xml:space="preserve"> REF _Ref16680415 \h  \* MERGEFORMAT </w:instrText>
+        <w:instrText xml:space="preserve"> REF AS_Figure_2 \h  \* MERGEFORMAT </w:instrText>
       </w:r>
       <w:r>
         <w:fldChar w:fldCharType="separate"/>
       </w:r>
       <w:r>
-        <w:t>Figure </w:t>
-      </w:r>
-      <w:r>
-        <w:t>1</w:t>
+        <w:t>Figure 2</w:t>
       </w:r>
       <w:r>
         <w:fldChar w:fldCharType="end"/>
@@ -11002,18 +10964,18 @@
       <w:r>
         <w:t>Non-Corrosion Metal Loss</w:t>
       </w:r>
-      <w:bookmarkStart w:id="156" w:name="_Toc221109390"/>
-      <w:bookmarkStart w:id="157" w:name="_Toc221175470"/>
-      <w:bookmarkStart w:id="158" w:name="_Toc221181211"/>
-      <w:bookmarkStart w:id="159" w:name="_Toc221182624"/>
-      <w:bookmarkStart w:id="160" w:name="_Toc221191764"/>
-      <w:bookmarkStart w:id="161" w:name="_Toc241226855"/>
-      <w:bookmarkEnd w:id="156"/>
-      <w:bookmarkEnd w:id="157"/>
-      <w:bookmarkEnd w:id="158"/>
-      <w:bookmarkEnd w:id="159"/>
-      <w:bookmarkEnd w:id="160"/>
-      <w:bookmarkEnd w:id="161"/>
+      <w:bookmarkStart w:id="162" w:name="_Toc221109390"/>
+      <w:bookmarkStart w:id="163" w:name="_Toc221175470"/>
+      <w:bookmarkStart w:id="164" w:name="_Toc221181211"/>
+      <w:bookmarkStart w:id="165" w:name="_Toc221182624"/>
+      <w:bookmarkStart w:id="166" w:name="_Toc221191764"/>
+      <w:bookmarkStart w:id="167" w:name="_Toc241226855"/>
+      <w:bookmarkEnd w:id="162"/>
+      <w:bookmarkEnd w:id="163"/>
+      <w:bookmarkEnd w:id="164"/>
+      <w:bookmarkEnd w:id="165"/>
+      <w:bookmarkEnd w:id="166"/>
+      <w:bookmarkEnd w:id="167"/>
     </w:p>
     <w:p>
       <w:pPr>
@@ -11042,7 +11004,15 @@
         <w:pStyle w:val="Bullet1"/>
       </w:pPr>
       <w:r>
-        <w:t>116 pipe mill anomalies with metal loss and 9 unsized pipe mill indications. The maximum reported metal-loss depth was 19% wt at log distance 2,791.239 m.</w:t>
+        <w:t xml:space="preserve">116 pipe mill anomalies with metal loss and 9 unsized pipe mill indications. The maximum reported metal-loss depth was 19% </w:t>
+      </w:r>
+      <w:proofErr w:type="spellStart"/>
+      <w:r>
+        <w:t>wt</w:t>
+      </w:r>
+      <w:proofErr w:type="spellEnd"/>
+      <w:r>
+        <w:t xml:space="preserve"> at log distance 2,791.239 m.</w:t>
       </w:r>
     </w:p>
     <w:p>
@@ -11050,7 +11020,15 @@
         <w:pStyle w:val="Bullet1"/>
       </w:pPr>
       <w:r>
-        <w:t>28 longitudinal weld anomalies with metal loss and 14 unsized longitudinal weld indications. The maximum reported metal-loss depth was 29% wt at log distance 718.813 m.</w:t>
+        <w:t xml:space="preserve">28 longitudinal weld anomalies with metal loss and 14 unsized longitudinal weld indications. The maximum reported metal-loss depth was 29% </w:t>
+      </w:r>
+      <w:proofErr w:type="spellStart"/>
+      <w:r>
+        <w:t>wt</w:t>
+      </w:r>
+      <w:proofErr w:type="spellEnd"/>
+      <w:r>
+        <w:t xml:space="preserve"> at log distance 718.813 m.</w:t>
       </w:r>
     </w:p>
     <w:p>
@@ -11120,16 +11098,16 @@
       <w:pPr>
         <w:pStyle w:val="Heading3"/>
       </w:pPr>
-      <w:bookmarkStart w:id="162" w:name="_Toc226364114"/>
-      <w:bookmarkStart w:id="163" w:name="_Toc241226856"/>
+      <w:bookmarkStart w:id="168" w:name="_Toc226364114"/>
+      <w:bookmarkStart w:id="169" w:name="_Toc241226856"/>
       <w:r>
         <w:t xml:space="preserve">Pipe Mill </w:t>
       </w:r>
       <w:r>
         <w:t>Anomalies</w:t>
       </w:r>
-      <w:bookmarkEnd w:id="162"/>
-      <w:bookmarkEnd w:id="163"/>
+      <w:bookmarkEnd w:id="168"/>
+      <w:bookmarkEnd w:id="169"/>
     </w:p>
     <w:p>
       <w:pPr>
@@ -11139,16 +11117,13 @@
         <w:fldChar w:fldCharType="begin"/>
       </w:r>
       <w:r>
-        <w:instrText xml:space="preserve"> REF _Ref226375915 \h </w:instrText>
+        <w:instrText xml:space="preserve"> REF AS_Figure_3 \h </w:instrText>
       </w:r>
       <w:r>
         <w:fldChar w:fldCharType="separate"/>
       </w:r>
       <w:r>
-        <w:t>Figure </w:t>
-      </w:r>
-      <w:r>
-        <w:t>3</w:t>
+        <w:t>Figure 3</w:t>
       </w:r>
       <w:r>
         <w:fldChar w:fldCharType="end"/>
@@ -11215,14 +11190,16 @@
         <w:pStyle w:val="Caption"/>
         <w:spacing w:before="60"/>
       </w:pPr>
-      <w:bookmarkStart w:id="164" w:name="_Ref226375915"/>
+      <w:bookmarkStart w:id="170" w:name="AS_Figure_3"/>
+      <w:bookmarkStart w:id="171" w:name="_Ref226375915"/>
       <w:r>
         <w:t>Figure </w:t>
       </w:r>
       <w:r>
         <w:t>3</w:t>
       </w:r>
-      <w:bookmarkEnd w:id="164"/>
+      <w:bookmarkEnd w:id="170"/>
+      <w:bookmarkEnd w:id="171"/>
       <w:r>
         <w:t>: Manufacturing Anomalies; Depth, Orientation &amp; Nominal Wall Thickness vs. Log Distance</w:t>
       </w:r>
@@ -11245,16 +11222,17 @@
       <w:pPr>
         <w:pStyle w:val="Heading3"/>
       </w:pPr>
-      <w:bookmarkStart w:id="165" w:name="_Toc226364115"/>
-      <w:bookmarkStart w:id="166" w:name="_Toc241226857"/>
-      <w:r>
+      <w:bookmarkStart w:id="172" w:name="_Toc226364115"/>
+      <w:bookmarkStart w:id="173" w:name="_Toc241226857"/>
+      <w:r>
+        <w:lastRenderedPageBreak/>
         <w:t>Longitudinal Weld</w:t>
       </w:r>
       <w:r>
         <w:t xml:space="preserve"> Anomalies</w:t>
       </w:r>
-      <w:bookmarkEnd w:id="165"/>
-      <w:bookmarkEnd w:id="166"/>
+      <w:bookmarkEnd w:id="172"/>
+      <w:bookmarkEnd w:id="173"/>
     </w:p>
     <w:p>
       <w:pPr>
@@ -11264,19 +11242,13 @@
         <w:fldChar w:fldCharType="begin"/>
       </w:r>
       <w:r>
-        <w:instrText xml:space="preserve"> REF _Ref225945761 \h </w:instrText>
-      </w:r>
-      <w:r>
-        <w:instrText xml:space="preserve"> \* MERGEFORMAT </w:instrText>
+        <w:instrText xml:space="preserve"> REF AS_Figure_4 \h  \* MERGEFORMAT </w:instrText>
       </w:r>
       <w:r>
         <w:fldChar w:fldCharType="separate"/>
       </w:r>
       <w:r>
-        <w:t>Figure </w:t>
-      </w:r>
-      <w:r>
-        <w:t>4</w:t>
+        <w:t>Figure 4</w:t>
       </w:r>
       <w:r>
         <w:fldChar w:fldCharType="end"/>
@@ -11348,14 +11320,16 @@
       <w:pPr>
         <w:pStyle w:val="Caption"/>
       </w:pPr>
-      <w:bookmarkStart w:id="167" w:name="_Ref225945761"/>
+      <w:bookmarkStart w:id="174" w:name="AS_Figure_4"/>
+      <w:bookmarkStart w:id="175" w:name="_Ref225945761"/>
       <w:r>
         <w:t>Figure </w:t>
       </w:r>
       <w:r>
         <w:t>4</w:t>
       </w:r>
-      <w:bookmarkEnd w:id="167"/>
+      <w:bookmarkEnd w:id="174"/>
+      <w:bookmarkEnd w:id="175"/>
       <w:r>
         <w:t xml:space="preserve">: </w:t>
       </w:r>
@@ -11369,11 +11343,12 @@
         <w:pageBreakBefore/>
         <w:ind w:left="850" w:hanging="850"/>
       </w:pPr>
-      <w:bookmarkStart w:id="168" w:name="_Toc241226858"/>
-      <w:r>
+      <w:bookmarkStart w:id="176" w:name="_Toc241226858"/>
+      <w:r>
+        <w:lastRenderedPageBreak/>
         <w:t>Geometric Anomalies</w:t>
       </w:r>
-      <w:bookmarkEnd w:id="168"/>
+      <w:bookmarkEnd w:id="176"/>
     </w:p>
     <w:p>
       <w:pPr>
@@ -11403,7 +11378,15 @@
         <w:spacing w:before="60" w:after="0"/>
       </w:pPr>
       <w:r>
-        <w:t>14 plain dents were reported. The maximum reported OD reduction was 1.4%, at log distance 218.019 m.</w:t>
+        <w:t xml:space="preserve">14 plain dents were reported. The maximum reported OD reduction was 1.4%, at </w:t>
+      </w:r>
+      <w:proofErr w:type="spellStart"/>
+      <w:r>
+        <w:t>log</w:t>
+      </w:r>
+      <w:proofErr w:type="spellEnd"/>
+      <w:r>
+        <w:t xml:space="preserve"> distance 218.019 m.</w:t>
       </w:r>
     </w:p>
     <w:p>
@@ -11450,22 +11433,27 @@
         <w:fldChar w:fldCharType="begin"/>
       </w:r>
       <w:r>
-        <w:instrText xml:space="preserve"> REF _Ref222837565 \h </w:instrText>
+        <w:instrText xml:space="preserve"> REF AS_Figure_5 \h </w:instrText>
       </w:r>
       <w:r>
         <w:fldChar w:fldCharType="separate"/>
       </w:r>
       <w:r>
-        <w:t>Figure </w:t>
-      </w:r>
-      <w:r>
-        <w:t>5</w:t>
+        <w:t>Figure 5</w:t>
       </w:r>
       <w:r>
         <w:fldChar w:fldCharType="end"/>
       </w:r>
       <w:r>
-        <w:t> shows the distribution of reported geometric anomalies with respect to center orientation and elevation along the pipeline length. The 03:00 and 09:00 clock positions are shown for reference.</w:t>
+        <w:t xml:space="preserve"> shows the distribution of reported geometric anomalies with respect to </w:t>
+      </w:r>
+      <w:proofErr w:type="spellStart"/>
+      <w:r>
+        <w:t>center</w:t>
+      </w:r>
+      <w:proofErr w:type="spellEnd"/>
+      <w:r>
+        <w:t xml:space="preserve"> orientation and elevation along the pipeline length. The 03:00 and 09:00 clock positions are shown for reference.</w:t>
       </w:r>
     </w:p>
     <w:p>
@@ -11526,14 +11514,16 @@
         <w:pStyle w:val="Caption"/>
         <w:spacing w:before="60"/>
       </w:pPr>
-      <w:bookmarkStart w:id="169" w:name="_Ref222837565"/>
+      <w:bookmarkStart w:id="177" w:name="AS_Figure_5"/>
+      <w:bookmarkStart w:id="178" w:name="_Ref222837565"/>
       <w:r>
         <w:t>Figure </w:t>
       </w:r>
       <w:r>
         <w:t>5</w:t>
       </w:r>
-      <w:bookmarkEnd w:id="169"/>
+      <w:bookmarkEnd w:id="177"/>
+      <w:bookmarkEnd w:id="178"/>
       <w:r>
         <w:t xml:space="preserve">: </w:t>
       </w:r>
@@ -11566,29 +11556,31 @@
       <w:pPr>
         <w:pStyle w:val="Heading1"/>
       </w:pPr>
-      <w:bookmarkStart w:id="170" w:name="_Toc241226859"/>
-      <w:r>
+      <w:bookmarkStart w:id="179" w:name="_Toc241226859"/>
+      <w:r>
+        <w:lastRenderedPageBreak/>
         <w:t>ILI Comparison</w:t>
       </w:r>
-      <w:bookmarkEnd w:id="170"/>
+      <w:bookmarkEnd w:id="179"/>
     </w:p>
     <w:p>
       <w:pPr>
         <w:pStyle w:val="Heading2"/>
       </w:pPr>
-      <w:bookmarkStart w:id="171" w:name="_Toc222931958"/>
-      <w:bookmarkStart w:id="172" w:name="_Toc222938265"/>
-      <w:bookmarkStart w:id="173" w:name="_Toc222931959"/>
-      <w:bookmarkStart w:id="174" w:name="_Toc222938266"/>
-      <w:bookmarkStart w:id="175" w:name="_Toc222931960"/>
-      <w:bookmarkStart w:id="176" w:name="_Toc222938267"/>
-      <w:bookmarkStart w:id="177" w:name="_Toc241226860"/>
-      <w:bookmarkEnd w:id="171"/>
-      <w:bookmarkEnd w:id="172"/>
-      <w:bookmarkEnd w:id="173"/>
-      <w:bookmarkEnd w:id="174"/>
-      <w:bookmarkEnd w:id="175"/>
-      <w:bookmarkEnd w:id="176"/>
+      <w:bookmarkStart w:id="180" w:name="_Toc222931958"/>
+      <w:bookmarkStart w:id="181" w:name="_Toc222938265"/>
+      <w:bookmarkStart w:id="182" w:name="_Toc222931959"/>
+      <w:bookmarkStart w:id="183" w:name="_Toc222938266"/>
+      <w:bookmarkStart w:id="184" w:name="_Toc222931960"/>
+      <w:bookmarkStart w:id="185" w:name="_Toc222938267"/>
+      <w:bookmarkStart w:id="186" w:name="_Toc241226860"/>
+      <w:bookmarkEnd w:id="180"/>
+      <w:bookmarkEnd w:id="181"/>
+      <w:bookmarkEnd w:id="182"/>
+      <w:bookmarkEnd w:id="183"/>
+      <w:bookmarkEnd w:id="184"/>
+      <w:bookmarkEnd w:id="185"/>
+      <w:proofErr w:type="spellStart"/>
       <w:r>
         <w:t>CGA</w:t>
       </w:r>
@@ -11599,6 +11591,7 @@
         </w:rPr>
         <w:t>pro</w:t>
       </w:r>
+      <w:proofErr w:type="spellEnd"/>
       <w:r>
         <w:rPr>
           <w:szCs w:val="28"/>
@@ -11606,9 +11599,14 @@
         <w:t xml:space="preserve"> </w:t>
       </w:r>
       <w:r>
-        <w:t>with AutoSCAN</w:t>
-      </w:r>
-      <w:bookmarkEnd w:id="177"/>
+        <w:t xml:space="preserve">with </w:t>
+      </w:r>
+      <w:proofErr w:type="spellStart"/>
+      <w:r>
+        <w:t>AutoSCAN</w:t>
+      </w:r>
+      <w:bookmarkEnd w:id="186"/>
+      <w:proofErr w:type="spellEnd"/>
     </w:p>
     <w:p>
       <w:pPr>
@@ -11627,7 +11625,6 @@
           <w:id w:val="784544973"/>
           <w:citation/>
         </w:sdtPr>
-        <w:sdtEndPr/>
         <w:sdtContent>
           <w:r>
             <w:fldChar w:fldCharType="begin"/>
@@ -11669,7 +11666,15 @@
         <w:pStyle w:val="ReportText-ROSEN"/>
       </w:pPr>
       <w:r>
-        <w:t>The AutoSCAN comparison covers the 2016 and 2026 MFL-A</w:t>
+        <w:t xml:space="preserve">The </w:t>
+      </w:r>
+      <w:proofErr w:type="spellStart"/>
+      <w:r>
+        <w:t>AutoSCAN</w:t>
+      </w:r>
+      <w:proofErr w:type="spellEnd"/>
+      <w:r>
+        <w:t xml:space="preserve"> comparison covers the 2016 and 2026 MFL-A</w:t>
       </w:r>
       <w:r>
         <w:t>/C</w:t>
@@ -11685,75 +11690,36 @@
       <w:pPr>
         <w:pStyle w:val="Heading2"/>
       </w:pPr>
-      <w:bookmarkStart w:id="178" w:name="_Toc241226861"/>
+      <w:bookmarkStart w:id="187" w:name="_Toc241226861"/>
       <w:r>
         <w:t>Internal Corrosion</w:t>
       </w:r>
-      <w:bookmarkEnd w:id="178"/>
+      <w:bookmarkEnd w:id="187"/>
     </w:p>
     <w:p>
       <w:pPr>
         <w:pStyle w:val="Heading3"/>
       </w:pPr>
-      <w:bookmarkStart w:id="179" w:name="_Toc241226862"/>
-      <w:r>
-        <w:t>ILI Comparison: AutoSCAN</w:t>
-      </w:r>
-      <w:bookmarkEnd w:id="179"/>
+      <w:bookmarkStart w:id="188" w:name="_Toc241226862"/>
+      <w:r>
+        <w:t xml:space="preserve">ILI Comparison: </w:t>
+      </w:r>
+      <w:proofErr w:type="spellStart"/>
+      <w:r>
+        <w:t>AutoSCAN</w:t>
+      </w:r>
+      <w:bookmarkEnd w:id="188"/>
+      <w:proofErr w:type="spellEnd"/>
     </w:p>
     <w:p>
       <w:pPr>
         <w:pStyle w:val="ReportText-ROSEN"/>
       </w:pPr>
       <w:r>
-        <w:t xml:space="preserve">The </w:t>
-      </w:r>
-      <w:fldSimple w:instr=" DOCPROPERTY  InspYear1  \* MERGEFORMAT ">
-        <w:r>
-          <w:t>2026</w:t>
-        </w:r>
-      </w:fldSimple>
-      <w:r>
-        <w:t xml:space="preserve"> </w:t>
-      </w:r>
-      <w:fldSimple w:instr=" DOCPROPERTY  Vendor1  \* MERGEFORMAT ">
-        <w:r>
-          <w:t>ROSEN</w:t>
-        </w:r>
-      </w:fldSimple>
-      <w:r>
-        <w:t xml:space="preserve"> ILI dataset contains 4</w:t>
-      </w:r>
-      <w:r>
-        <w:t>85</w:t>
-      </w:r>
-      <w:r>
-        <w:t xml:space="preserve"> individual internal corrosion anomalies: 43</w:t>
-      </w:r>
-      <w:r>
-        <w:t>6</w:t>
-      </w:r>
-      <w:r>
-        <w:t xml:space="preserve"> Matched, 27 New, </w:t>
-      </w:r>
-      <w:r>
-        <w:t>2</w:t>
-      </w:r>
-      <w:r>
-        <w:t xml:space="preserve"> Matched (Reduced Accuracy) and 6 </w:t>
-      </w:r>
-      <w:r>
-        <w:t>Not comparable</w:t>
-      </w:r>
-      <w:r>
-        <w:t>. CGRs were available for 4</w:t>
-      </w:r>
-      <w:r>
-        <w:t>6</w:t>
-      </w:r>
-      <w:r>
-        <w:t xml:space="preserve">5 of the Matched anomalies, with a maximum of 0.06 mm/year. The maximum for the Reduced Accuracy anomalies was 0.13 mm/year. </w:t>
-      </w:r>
+        <w:t>The 2026 ROSEN ILI dataset contains 474 individual internal corrosion anomalies: 436 Matched, 27 New, 2 Matched (Reduced Accuracy), 6 Not Comparable and 3 with no corresponding MFL signal. CGRs were available for 465 anomalies, including all 436 Matched anomalies. The maximum matched CGR was 0.06 mm/year, and the maximum for the Reduced Accuracy anomalies was 0.13 mm/year.</w:t>
+      </w:r>
+      <w:fldSimple w:instr=" DOCPROPERTY  InspYear1  \* MERGEFORMAT "/>
+      <w:fldSimple w:instr=" DOCPROPERTY  Vendor1  \* MERGEFORMAT "/>
     </w:p>
     <w:p>
       <w:pPr>
@@ -11761,29 +11727,21 @@
         <w:keepNext/>
         <w:keepLines/>
       </w:pPr>
+      <w:bookmarkStart w:id="189" w:name="AS_Table_5"/>
       <w:r>
         <w:t>Table </w:t>
       </w:r>
-      <w:r>
-        <w:fldChar w:fldCharType="begin"/>
-      </w:r>
-      <w:r>
-        <w:instrText xml:space="preserve"> SEQ Table \* ARABIC </w:instrText>
-      </w:r>
-      <w:r>
-        <w:fldChar w:fldCharType="separate"/>
-      </w:r>
-      <w:r>
-        <w:rPr>
-          <w:noProof/>
-        </w:rPr>
-        <w:t>8</w:t>
-      </w:r>
-      <w:r>
-        <w:fldChar w:fldCharType="end"/>
-      </w:r>
-      <w:r>
-        <w:t>: Summary of External Corrosion ILI Comparison Results</w:t>
+      <w:fldSimple w:instr=" SEQ Table \* ARABIC \r 5 ">
+        <w:r>
+          <w:rPr>
+            <w:noProof/>
+          </w:rPr>
+          <w:t>5</w:t>
+        </w:r>
+      </w:fldSimple>
+      <w:bookmarkEnd w:id="189"/>
+      <w:r>
+        <w:t>: Summary of Internal Corrosion ILI Comparison Results</w:t>
       </w:r>
     </w:p>
     <w:tbl>
@@ -12162,13 +12120,7 @@
               <w:jc w:val="right"/>
             </w:pPr>
             <w:r>
-              <w:t>0.0</w:t>
-            </w:r>
-            <w:r>
-              <w:t>0</w:t>
-            </w:r>
-            <w:r>
-              <w:t xml:space="preserve"> mm/year</w:t>
+              <w:t>-</w:t>
             </w:r>
           </w:p>
         </w:tc>
@@ -12211,7 +12163,7 @@
               </w:rPr>
             </w:pPr>
             <w:r>
-              <w:t>485</w:t>
+              <w:t>474</w:t>
             </w:r>
           </w:p>
         </w:tc>
@@ -12283,6 +12235,15 @@
               </w:rPr>
               <w:t>The assessments consider all reported anomalies individually (boxes); therefore, the counts above reflect anomalies reported prior to the application of the anomaly interaction criteria which result in clusters.</w:t>
             </w:r>
+            <w:r>
+              <w:rPr>
+                <w:bCs/>
+                <w:sz w:val="16"/>
+                <w:szCs w:val="16"/>
+                <w:highlight w:val="red"/>
+              </w:rPr>
+              <w:t xml:space="preserve"> The Others category comprises 6 Not Comparable anomalies and 3 with no corresponding MFL signal; their CGRs are unavailable.</w:t>
+            </w:r>
           </w:p>
         </w:tc>
       </w:tr>
@@ -12302,42 +12263,31 @@
         </w:rPr>
       </w:pPr>
       <w:r>
-        <w:t xml:space="preserve">The maximum estimated ‘Matched’ internal CGR, based on the AutoSCAN process, was estimated as 0.06 mm/year </w:t>
-      </w:r>
-      <w:r>
-        <w:rPr>
-          <w:rFonts w:eastAsia="Times New Roman" w:cs="Arial"/>
-          <w:szCs w:val="20"/>
-          <w:lang w:val="en-US"/>
-        </w:rPr>
-        <w:t xml:space="preserve">associated with a 13% wt </w:t>
-      </w:r>
-      <w:r>
-        <w:t xml:space="preserve">at a log-distance of </w:t>
-      </w:r>
-      <w:r>
-        <w:rPr>
-          <w:rFonts w:eastAsia="Times New Roman" w:cs="Arial"/>
-          <w:szCs w:val="20"/>
-          <w:lang w:val="en-US"/>
-        </w:rPr>
-        <w:t>3516.823</w:t>
-      </w:r>
-      <w:r>
-        <w:rPr>
-          <w:rFonts w:eastAsia="Times New Roman" w:cs="Arial"/>
-          <w:szCs w:val="20"/>
-          <w:lang w:val="en-US"/>
-        </w:rPr>
-        <w:t xml:space="preserve"> m</w:t>
-      </w:r>
-      <w:r>
-        <w:rPr>
-          <w:rFonts w:eastAsia="Times New Roman" w:cs="Arial"/>
-          <w:szCs w:val="20"/>
-          <w:lang w:val="en-US"/>
-        </w:rPr>
-        <w:t>. A signal comparison was completed for an internal corrosion identified at 3518.843 m associated with 18% wt was presented below:</w:t>
+        <w:t xml:space="preserve">The maximum estimated Matched internal CGR, based on the </w:t>
+      </w:r>
+      <w:proofErr w:type="spellStart"/>
+      <w:r>
+        <w:t>AutoSCAN</w:t>
+      </w:r>
+      <w:proofErr w:type="spellEnd"/>
+      <w:r>
+        <w:t xml:space="preserve"> process, was 0.06 mm/year, associated with a 13% </w:t>
+      </w:r>
+      <w:proofErr w:type="spellStart"/>
+      <w:r>
+        <w:t>wt</w:t>
+      </w:r>
+      <w:proofErr w:type="spellEnd"/>
+      <w:r>
+        <w:t xml:space="preserve"> anomaly at log distance 3,516.823 m. A signal comparison for an 18% </w:t>
+      </w:r>
+      <w:proofErr w:type="spellStart"/>
+      <w:r>
+        <w:t>wt</w:t>
+      </w:r>
+      <w:proofErr w:type="spellEnd"/>
+      <w:r>
+        <w:t xml:space="preserve"> internal corrosion anomaly at log distance 3,518.862 m is presented below.</w:t>
       </w:r>
     </w:p>
     <w:p>
@@ -12348,6 +12298,7 @@
         <w:rPr>
           <w:noProof/>
         </w:rPr>
+        <w:lastRenderedPageBreak/>
         <w:drawing>
           <wp:inline distT="0" distB="0" distL="0" distR="0" wp14:anchorId="2D0305EF" wp14:editId="2F5FD663">
             <wp:extent cx="5731510" cy="2576830"/>
@@ -12389,8 +12340,21 @@
       <w:pPr>
         <w:pStyle w:val="Caption"/>
       </w:pPr>
-      <w:r>
-        <w:t>Figure 6: Signal comparison, 18% wt internal corrosion anomaly at log distance of 3518.843 m.</w:t>
+      <w:bookmarkStart w:id="190" w:name="AS_Figure_6"/>
+      <w:r>
+        <w:t>Figure 6</w:t>
+      </w:r>
+      <w:bookmarkEnd w:id="190"/>
+      <w:r>
+        <w:t xml:space="preserve">: Signal Comparison; 18% </w:t>
+      </w:r>
+      <w:proofErr w:type="spellStart"/>
+      <w:r>
+        <w:t>wt</w:t>
+      </w:r>
+      <w:proofErr w:type="spellEnd"/>
+      <w:r>
+        <w:t xml:space="preserve"> internal corrosion anomaly at log distance 3,518.862 m.</w:t>
       </w:r>
     </w:p>
     <w:p>
@@ -12399,7 +12363,15 @@
         <w:spacing w:after="240"/>
       </w:pPr>
       <w:r>
-        <w:t>The maximum depth signal matching was completed for an internal corrosion anomaly identified at 747.681 m log distance with a 32% wt and 0.01 estimated corrosion growth rate. The signal matching is presented below:</w:t>
+        <w:t xml:space="preserve">A signal comparison was completed for the maximum-depth internal corrosion anomaly, reported at log distance 747.680 m with a depth of 32% </w:t>
+      </w:r>
+      <w:proofErr w:type="spellStart"/>
+      <w:r>
+        <w:t>wt</w:t>
+      </w:r>
+      <w:proofErr w:type="spellEnd"/>
+      <w:r>
+        <w:t xml:space="preserve"> and an estimated CGR of 0.01 mm/year. The signal comparison is presented below:</w:t>
       </w:r>
     </w:p>
     <w:p>
@@ -12451,26 +12423,21 @@
       <w:pPr>
         <w:pStyle w:val="Caption"/>
       </w:pPr>
-      <w:r>
-        <w:t xml:space="preserve">Figure </w:t>
-      </w:r>
-      <w:r>
-        <w:t>7</w:t>
-      </w:r>
-      <w:r>
-        <w:t xml:space="preserve">: Signal comparison, </w:t>
-      </w:r>
-      <w:r>
-        <w:t>32</w:t>
-      </w:r>
-      <w:r>
-        <w:t xml:space="preserve">% wt internal corrosion anomaly at log distance of </w:t>
-      </w:r>
-      <w:r>
-        <w:t>747.681</w:t>
-      </w:r>
-      <w:r>
-        <w:t xml:space="preserve"> m.</w:t>
+      <w:bookmarkStart w:id="191" w:name="AS_Figure_7"/>
+      <w:r>
+        <w:t>Figure 7</w:t>
+      </w:r>
+      <w:bookmarkEnd w:id="191"/>
+      <w:r>
+        <w:t xml:space="preserve">: Signal Comparison; 32% </w:t>
+      </w:r>
+      <w:proofErr w:type="spellStart"/>
+      <w:r>
+        <w:t>wt</w:t>
+      </w:r>
+      <w:proofErr w:type="spellEnd"/>
+      <w:r>
+        <w:t xml:space="preserve"> internal corrosion anomaly at log distance 747.680 m.</w:t>
       </w:r>
     </w:p>
     <w:p>
@@ -12483,11 +12450,11 @@
         <w:pStyle w:val="Heading3"/>
         <w:ind w:left="851" w:hanging="851"/>
       </w:pPr>
-      <w:bookmarkStart w:id="180" w:name="_Toc241226863"/>
+      <w:bookmarkStart w:id="192" w:name="_Toc241226863"/>
       <w:r>
         <w:t>Recommended Corrosion Growth Rates</w:t>
       </w:r>
-      <w:bookmarkEnd w:id="180"/>
+      <w:bookmarkEnd w:id="192"/>
     </w:p>
     <w:p>
       <w:pPr>
@@ -12507,38 +12474,13 @@
       <w:r>
         <w:t xml:space="preserve">Only anomalies with CGRs considered representative of corrosion </w:t>
       </w:r>
-      <w:r>
-        <w:rPr>
-          <w:lang w:val="en-US"/>
-        </w:rPr>
+      <w:proofErr w:type="spellStart"/>
+      <w:r>
         <w:t>behavior</w:t>
       </w:r>
-      <w:r>
-        <w:t xml:space="preserve"> over the ILI interval are included in the segmentation </w:t>
-      </w:r>
-      <w:r>
-        <w:t xml:space="preserve">analysis. </w:t>
-      </w:r>
-      <w:r>
-        <w:t>6</w:t>
-      </w:r>
-      <w:r>
-        <w:t xml:space="preserve"> </w:t>
-      </w:r>
-      <w:r>
-        <w:t>internal</w:t>
-      </w:r>
-      <w:r>
-        <w:t xml:space="preserve"> corrosion anomalies were classified as either ‘Not Comparable’ and were subsequently excluded from the assessment. They were, however, assigned the characteristic growth rates associated with their respective segments. </w:t>
-      </w:r>
-      <w:r>
-        <w:t xml:space="preserve">All remaining </w:t>
-      </w:r>
-      <w:r>
-        <w:t>internal</w:t>
-      </w:r>
-      <w:r>
-        <w:t xml:space="preserve"> corrosion anomalies were included.</w:t>
+      <w:proofErr w:type="spellEnd"/>
+      <w:r>
+        <w:t xml:space="preserve"> over the ILI interval are included in the segmentation analysis. Six internal corrosion anomalies were classified as Not Comparable and excluded from the assessment. Three further anomalies had no corresponding MFL signal and no available CGR. The remaining 465 individual internal corrosion anomalies had numeric CGRs.</w:t>
       </w:r>
     </w:p>
     <w:p>
@@ -12551,6 +12493,7 @@
         <w:pStyle w:val="Heading4"/>
       </w:pPr>
       <w:r>
+        <w:lastRenderedPageBreak/>
         <w:t>Segmentation Results</w:t>
       </w:r>
     </w:p>
@@ -12562,21 +12505,11 @@
       <w:r>
         <w:t xml:space="preserve">The segmentation followed the process detailed in Section 2.3 of the </w:t>
       </w:r>
-      <w:r>
-        <w:fldChar w:fldCharType="begin"/>
-      </w:r>
-      <w:r>
-        <w:instrText xml:space="preserve"> DOCPROPERTY  "Methodology Doc"  \* MERGEFORMAT </w:instrText>
-      </w:r>
-      <w:r>
-        <w:fldChar w:fldCharType="separate"/>
-      </w:r>
-      <w:r>
-        <w:t>ROSEN Standard Methodology Document for Fitness for Purpose (FFP) and Corrosion Growth Assessment (CGA) Services</w:t>
-      </w:r>
-      <w:r>
-        <w:fldChar w:fldCharType="end"/>
-      </w:r>
+      <w:fldSimple w:instr=" DOCPROPERTY  &quot;Methodology Doc&quot;  \* MERGEFORMAT ">
+        <w:r>
+          <w:t>ROSEN Standard Methodology Document for Fitness for Purpose (FFP) and Corrosion Growth Assessment (CGA) Services</w:t>
+        </w:r>
+      </w:fldSimple>
       <w:r>
         <w:fldChar w:fldCharType="begin"/>
       </w:r>
@@ -12604,6 +12537,13 @@
       <w:r>
         <w:t>.</w:t>
       </w:r>
+      <w:r>
+        <w:rPr>
+          <w:noProof/>
+          <w:highlight w:val="red"/>
+        </w:rPr>
+        <w:t xml:space="preserve"> Verification required: provide the cited methodology document.</w:t>
+      </w:r>
     </w:p>
     <w:p>
       <w:pPr>
@@ -12620,13 +12560,7 @@
         <w:t xml:space="preserve">ation of sub-segmentation </w:t>
       </w:r>
       <w:r>
-        <w:t xml:space="preserve">results yielded </w:t>
-      </w:r>
-      <w:r>
-        <w:t>1</w:t>
-      </w:r>
-      <w:r>
-        <w:t xml:space="preserve"> discrete CGR segments for use in future integrity management planning, which are considered to represent the variation</w:t>
+        <w:t>results yielded one discrete CGR segment for use in future integrity management planning, which is considered to represent the variation</w:t>
       </w:r>
       <w:r>
         <w:t xml:space="preserve"> in </w:t>
@@ -12638,19 +12572,19 @@
         <w:t xml:space="preserve"> corrosion susceptibility and activity observed throughout the pipeline</w:t>
       </w:r>
       <w:r>
-        <w:t xml:space="preserve">. Results are shown in </w:t>
+        <w:t xml:space="preserve">. The results are shown in </w:t>
       </w:r>
       <w:r>
         <w:fldChar w:fldCharType="begin"/>
       </w:r>
       <w:r>
-        <w:instrText xml:space="preserve"> REF _Ref210122789 \h  \* MERGEFORMAT </w:instrText>
+        <w:instrText xml:space="preserve"> REF AS_Figure_8 \h  \* MERGEFORMAT </w:instrText>
       </w:r>
       <w:r>
         <w:fldChar w:fldCharType="separate"/>
       </w:r>
       <w:r>
-        <w:t>Figure 7</w:t>
+        <w:t>Figure 8</w:t>
       </w:r>
       <w:r>
         <w:fldChar w:fldCharType="end"/>
@@ -12662,19 +12596,13 @@
         <w:fldChar w:fldCharType="begin"/>
       </w:r>
       <w:r>
-        <w:instrText xml:space="preserve"> REF _Ref210122791 \h </w:instrText>
+        <w:instrText xml:space="preserve"> REF AS_Table_6 \h </w:instrText>
       </w:r>
       <w:r>
         <w:fldChar w:fldCharType="separate"/>
       </w:r>
       <w:r>
-        <w:t>Table </w:t>
-      </w:r>
-      <w:r>
-        <w:rPr>
-          <w:noProof/>
-        </w:rPr>
-        <w:t>9</w:t>
+        <w:t>Table 6</w:t>
       </w:r>
       <w:r>
         <w:fldChar w:fldCharType="end"/>
@@ -12746,6 +12674,7 @@
           <w:lang w:val="fr-FR"/>
         </w:rPr>
       </w:pPr>
+      <w:bookmarkStart w:id="193" w:name="AS_Figure_8"/>
       <w:r>
         <w:rPr>
           <w:lang w:val="fr-FR"/>
@@ -12762,7 +12691,7 @@
         <w:rPr>
           <w:lang w:val="fr-FR"/>
         </w:rPr>
-        <w:instrText xml:space="preserve"> SEQ Figure \* ARABIC </w:instrText>
+        <w:instrText xml:space="preserve"> SEQ Figure \* ARABIC \r 8 </w:instrText>
       </w:r>
       <w:r>
         <w:rPr>
@@ -12774,40 +12703,31 @@
         <w:rPr>
           <w:lang w:val="fr-FR"/>
         </w:rPr>
-        <w:t>7</w:t>
+        <w:t>8</w:t>
       </w:r>
       <w:r>
         <w:fldChar w:fldCharType="end"/>
       </w:r>
+      <w:bookmarkEnd w:id="193"/>
       <w:r>
         <w:rPr>
           <w:lang w:val="fr-FR"/>
         </w:rPr>
         <w:t xml:space="preserve">: </w:t>
       </w:r>
+      <w:proofErr w:type="spellStart"/>
       <w:r>
         <w:rPr>
           <w:lang w:val="fr-FR"/>
         </w:rPr>
         <w:t>Internal</w:t>
       </w:r>
+      <w:proofErr w:type="spellEnd"/>
       <w:r>
         <w:rPr>
           <w:lang w:val="fr-FR"/>
         </w:rPr>
-        <w:t xml:space="preserve"> Corrosion </w:t>
-      </w:r>
-      <w:r>
-        <w:rPr>
-          <w:lang w:val="fr-FR"/>
-        </w:rPr>
-        <w:t>Segmentation ;</w:t>
-      </w:r>
-      <w:r>
-        <w:rPr>
-          <w:lang w:val="fr-FR"/>
-        </w:rPr>
-        <w:t xml:space="preserve"> CGR vs. Log Distance</w:t>
+        <w:t xml:space="preserve"> Corrosion Segmentation; CGR vs. Log Distance</w:t>
       </w:r>
     </w:p>
     <w:p>
@@ -12815,24 +12735,16 @@
         <w:pStyle w:val="Caption"/>
         <w:spacing w:before="0"/>
       </w:pPr>
+      <w:bookmarkStart w:id="194" w:name="AS_Table_6"/>
       <w:r>
         <w:t>Table </w:t>
       </w:r>
-      <w:r>
-        <w:fldChar w:fldCharType="begin"/>
-      </w:r>
-      <w:r>
-        <w:instrText xml:space="preserve"> SEQ Table \* ARABIC </w:instrText>
-      </w:r>
-      <w:r>
-        <w:fldChar w:fldCharType="separate"/>
-      </w:r>
-      <w:r>
-        <w:t>9</w:t>
-      </w:r>
-      <w:r>
-        <w:fldChar w:fldCharType="end"/>
-      </w:r>
+      <w:fldSimple w:instr=" SEQ Table \* ARABIC \r 6 ">
+        <w:r>
+          <w:t>6</w:t>
+        </w:r>
+      </w:fldSimple>
+      <w:bookmarkEnd w:id="194"/>
       <w:r>
         <w:t xml:space="preserve">: </w:t>
       </w:r>
@@ -13054,128 +12966,114 @@
       <w:pPr>
         <w:pStyle w:val="Heading2"/>
       </w:pPr>
-      <w:bookmarkStart w:id="181" w:name="_Toc220313745"/>
-      <w:bookmarkStart w:id="182" w:name="_Toc221024074"/>
-      <w:bookmarkStart w:id="183" w:name="_Toc221109395"/>
-      <w:bookmarkStart w:id="184" w:name="_Toc221175475"/>
-      <w:bookmarkStart w:id="185" w:name="_Toc221181218"/>
-      <w:bookmarkStart w:id="186" w:name="_Toc221182631"/>
-      <w:bookmarkStart w:id="187" w:name="_Toc221191771"/>
-      <w:bookmarkStart w:id="188" w:name="_Toc220313746"/>
-      <w:bookmarkStart w:id="189" w:name="_Toc221024075"/>
-      <w:bookmarkStart w:id="190" w:name="_Toc221109396"/>
-      <w:bookmarkStart w:id="191" w:name="_Toc221175476"/>
-      <w:bookmarkStart w:id="192" w:name="_Toc221181219"/>
-      <w:bookmarkStart w:id="193" w:name="_Toc221182632"/>
-      <w:bookmarkStart w:id="194" w:name="_Toc221191772"/>
-      <w:bookmarkStart w:id="195" w:name="_Toc220313748"/>
-      <w:bookmarkStart w:id="196" w:name="_Toc221024077"/>
-      <w:bookmarkStart w:id="197" w:name="_Toc221109398"/>
-      <w:bookmarkStart w:id="198" w:name="_Toc221175478"/>
-      <w:bookmarkStart w:id="199" w:name="_Toc221181221"/>
-      <w:bookmarkStart w:id="200" w:name="_Toc221182634"/>
-      <w:bookmarkStart w:id="201" w:name="_Toc221191774"/>
-      <w:bookmarkStart w:id="202" w:name="_Toc220313749"/>
-      <w:bookmarkStart w:id="203" w:name="_Toc221024078"/>
-      <w:bookmarkStart w:id="204" w:name="_Toc221109399"/>
-      <w:bookmarkStart w:id="205" w:name="_Toc221175479"/>
-      <w:bookmarkStart w:id="206" w:name="_Toc221181222"/>
-      <w:bookmarkStart w:id="207" w:name="_Toc221182635"/>
-      <w:bookmarkStart w:id="208" w:name="_Toc221191775"/>
-      <w:bookmarkStart w:id="209" w:name="_Toc220313750"/>
-      <w:bookmarkStart w:id="210" w:name="_Toc221024079"/>
-      <w:bookmarkStart w:id="211" w:name="_Toc221109400"/>
-      <w:bookmarkStart w:id="212" w:name="_Toc221175480"/>
-      <w:bookmarkStart w:id="213" w:name="_Toc221181223"/>
-      <w:bookmarkStart w:id="214" w:name="_Toc221182636"/>
-      <w:bookmarkStart w:id="215" w:name="_Toc221191776"/>
-      <w:bookmarkStart w:id="216" w:name="_Toc220313751"/>
-      <w:bookmarkStart w:id="217" w:name="_Toc221024080"/>
-      <w:bookmarkStart w:id="218" w:name="_Toc221109401"/>
-      <w:bookmarkStart w:id="219" w:name="_Toc221175481"/>
-      <w:bookmarkStart w:id="220" w:name="_Toc221181224"/>
-      <w:bookmarkStart w:id="221" w:name="_Toc221182637"/>
-      <w:bookmarkStart w:id="222" w:name="_Toc221191777"/>
-      <w:bookmarkStart w:id="223" w:name="_Toc220313766"/>
-      <w:bookmarkStart w:id="224" w:name="_Toc221024095"/>
-      <w:bookmarkStart w:id="225" w:name="_Toc221109416"/>
-      <w:bookmarkStart w:id="226" w:name="_Toc221175496"/>
-      <w:bookmarkStart w:id="227" w:name="_Toc221181239"/>
-      <w:bookmarkStart w:id="228" w:name="_Toc221182652"/>
-      <w:bookmarkStart w:id="229" w:name="_Toc221191792"/>
-      <w:bookmarkStart w:id="230" w:name="_Toc220313767"/>
-      <w:bookmarkStart w:id="231" w:name="_Toc221024096"/>
-      <w:bookmarkStart w:id="232" w:name="_Toc221109417"/>
-      <w:bookmarkStart w:id="233" w:name="_Toc221175497"/>
-      <w:bookmarkStart w:id="234" w:name="_Toc221181240"/>
-      <w:bookmarkStart w:id="235" w:name="_Toc221182653"/>
-      <w:bookmarkStart w:id="236" w:name="_Toc221191793"/>
-      <w:bookmarkStart w:id="237" w:name="_Toc220313792"/>
-      <w:bookmarkStart w:id="238" w:name="_Toc221024121"/>
-      <w:bookmarkStart w:id="239" w:name="_Toc221109442"/>
-      <w:bookmarkStart w:id="240" w:name="_Toc221175522"/>
-      <w:bookmarkStart w:id="241" w:name="_Toc221181265"/>
-      <w:bookmarkStart w:id="242" w:name="_Toc221182678"/>
-      <w:bookmarkStart w:id="243" w:name="_Toc221191818"/>
-      <w:bookmarkStart w:id="244" w:name="_Toc220313793"/>
-      <w:bookmarkStart w:id="245" w:name="_Toc221024122"/>
-      <w:bookmarkStart w:id="246" w:name="_Toc221109443"/>
-      <w:bookmarkStart w:id="247" w:name="_Toc221175523"/>
-      <w:bookmarkStart w:id="248" w:name="_Toc221181266"/>
-      <w:bookmarkStart w:id="249" w:name="_Toc221182679"/>
-      <w:bookmarkStart w:id="250" w:name="_Toc221191819"/>
-      <w:bookmarkStart w:id="251" w:name="_Toc220313794"/>
-      <w:bookmarkStart w:id="252" w:name="_Toc221024123"/>
-      <w:bookmarkStart w:id="253" w:name="_Toc221109444"/>
-      <w:bookmarkStart w:id="254" w:name="_Toc221175524"/>
-      <w:bookmarkStart w:id="255" w:name="_Toc221181267"/>
-      <w:bookmarkStart w:id="256" w:name="_Toc221182680"/>
-      <w:bookmarkStart w:id="257" w:name="_Toc221191820"/>
-      <w:bookmarkStart w:id="258" w:name="_Toc220313795"/>
-      <w:bookmarkStart w:id="259" w:name="_Toc221024124"/>
-      <w:bookmarkStart w:id="260" w:name="_Toc221109445"/>
-      <w:bookmarkStart w:id="261" w:name="_Toc221175525"/>
-      <w:bookmarkStart w:id="262" w:name="_Toc221181268"/>
-      <w:bookmarkStart w:id="263" w:name="_Toc221182681"/>
-      <w:bookmarkStart w:id="264" w:name="_Toc221191821"/>
-      <w:bookmarkStart w:id="265" w:name="_Toc220313796"/>
-      <w:bookmarkStart w:id="266" w:name="_Toc221024125"/>
-      <w:bookmarkStart w:id="267" w:name="_Toc221109446"/>
-      <w:bookmarkStart w:id="268" w:name="_Toc221175526"/>
-      <w:bookmarkStart w:id="269" w:name="_Toc221181269"/>
-      <w:bookmarkStart w:id="270" w:name="_Toc221182682"/>
-      <w:bookmarkStart w:id="271" w:name="_Toc221191822"/>
-      <w:bookmarkStart w:id="272" w:name="_Toc220313821"/>
-      <w:bookmarkStart w:id="273" w:name="_Toc221024150"/>
-      <w:bookmarkStart w:id="274" w:name="_Toc221109471"/>
-      <w:bookmarkStart w:id="275" w:name="_Toc221175551"/>
-      <w:bookmarkStart w:id="276" w:name="_Toc221181294"/>
-      <w:bookmarkStart w:id="277" w:name="_Toc221182707"/>
-      <w:bookmarkStart w:id="278" w:name="_Toc221191847"/>
-      <w:bookmarkStart w:id="279" w:name="_Toc222938278"/>
-      <w:bookmarkStart w:id="280" w:name="_Toc8310405"/>
-      <w:bookmarkStart w:id="281" w:name="_Ref227141754"/>
-      <w:bookmarkStart w:id="282" w:name="_Toc241226864"/>
-      <w:bookmarkStart w:id="283" w:name="BM_SEC_6"/>
-      <w:bookmarkEnd w:id="141"/>
-      <w:bookmarkEnd w:id="142"/>
-      <w:bookmarkEnd w:id="143"/>
-      <w:bookmarkEnd w:id="144"/>
-      <w:bookmarkEnd w:id="145"/>
-      <w:bookmarkEnd w:id="181"/>
-      <w:bookmarkEnd w:id="182"/>
-      <w:bookmarkEnd w:id="183"/>
-      <w:bookmarkEnd w:id="184"/>
-      <w:bookmarkEnd w:id="185"/>
-      <w:bookmarkEnd w:id="186"/>
-      <w:bookmarkEnd w:id="187"/>
-      <w:bookmarkEnd w:id="188"/>
-      <w:bookmarkEnd w:id="189"/>
-      <w:bookmarkEnd w:id="190"/>
-      <w:bookmarkEnd w:id="191"/>
-      <w:bookmarkEnd w:id="192"/>
-      <w:bookmarkEnd w:id="193"/>
-      <w:bookmarkEnd w:id="194"/>
+      <w:bookmarkStart w:id="195" w:name="_Toc220313745"/>
+      <w:bookmarkStart w:id="196" w:name="_Toc221024074"/>
+      <w:bookmarkStart w:id="197" w:name="_Toc221109395"/>
+      <w:bookmarkStart w:id="198" w:name="_Toc221175475"/>
+      <w:bookmarkStart w:id="199" w:name="_Toc221181218"/>
+      <w:bookmarkStart w:id="200" w:name="_Toc221182631"/>
+      <w:bookmarkStart w:id="201" w:name="_Toc221191771"/>
+      <w:bookmarkStart w:id="202" w:name="_Toc220313746"/>
+      <w:bookmarkStart w:id="203" w:name="_Toc221024075"/>
+      <w:bookmarkStart w:id="204" w:name="_Toc221109396"/>
+      <w:bookmarkStart w:id="205" w:name="_Toc221175476"/>
+      <w:bookmarkStart w:id="206" w:name="_Toc221181219"/>
+      <w:bookmarkStart w:id="207" w:name="_Toc221182632"/>
+      <w:bookmarkStart w:id="208" w:name="_Toc221191772"/>
+      <w:bookmarkStart w:id="209" w:name="_Toc220313748"/>
+      <w:bookmarkStart w:id="210" w:name="_Toc221024077"/>
+      <w:bookmarkStart w:id="211" w:name="_Toc221109398"/>
+      <w:bookmarkStart w:id="212" w:name="_Toc221175478"/>
+      <w:bookmarkStart w:id="213" w:name="_Toc221181221"/>
+      <w:bookmarkStart w:id="214" w:name="_Toc221182634"/>
+      <w:bookmarkStart w:id="215" w:name="_Toc221191774"/>
+      <w:bookmarkStart w:id="216" w:name="_Toc220313749"/>
+      <w:bookmarkStart w:id="217" w:name="_Toc221024078"/>
+      <w:bookmarkStart w:id="218" w:name="_Toc221109399"/>
+      <w:bookmarkStart w:id="219" w:name="_Toc221175479"/>
+      <w:bookmarkStart w:id="220" w:name="_Toc221181222"/>
+      <w:bookmarkStart w:id="221" w:name="_Toc221182635"/>
+      <w:bookmarkStart w:id="222" w:name="_Toc221191775"/>
+      <w:bookmarkStart w:id="223" w:name="_Toc220313750"/>
+      <w:bookmarkStart w:id="224" w:name="_Toc221024079"/>
+      <w:bookmarkStart w:id="225" w:name="_Toc221109400"/>
+      <w:bookmarkStart w:id="226" w:name="_Toc221175480"/>
+      <w:bookmarkStart w:id="227" w:name="_Toc221181223"/>
+      <w:bookmarkStart w:id="228" w:name="_Toc221182636"/>
+      <w:bookmarkStart w:id="229" w:name="_Toc221191776"/>
+      <w:bookmarkStart w:id="230" w:name="_Toc220313751"/>
+      <w:bookmarkStart w:id="231" w:name="_Toc221024080"/>
+      <w:bookmarkStart w:id="232" w:name="_Toc221109401"/>
+      <w:bookmarkStart w:id="233" w:name="_Toc221175481"/>
+      <w:bookmarkStart w:id="234" w:name="_Toc221181224"/>
+      <w:bookmarkStart w:id="235" w:name="_Toc221182637"/>
+      <w:bookmarkStart w:id="236" w:name="_Toc221191777"/>
+      <w:bookmarkStart w:id="237" w:name="_Toc220313766"/>
+      <w:bookmarkStart w:id="238" w:name="_Toc221024095"/>
+      <w:bookmarkStart w:id="239" w:name="_Toc221109416"/>
+      <w:bookmarkStart w:id="240" w:name="_Toc221175496"/>
+      <w:bookmarkStart w:id="241" w:name="_Toc221181239"/>
+      <w:bookmarkStart w:id="242" w:name="_Toc221182652"/>
+      <w:bookmarkStart w:id="243" w:name="_Toc221191792"/>
+      <w:bookmarkStart w:id="244" w:name="_Toc220313767"/>
+      <w:bookmarkStart w:id="245" w:name="_Toc221024096"/>
+      <w:bookmarkStart w:id="246" w:name="_Toc221109417"/>
+      <w:bookmarkStart w:id="247" w:name="_Toc221175497"/>
+      <w:bookmarkStart w:id="248" w:name="_Toc221181240"/>
+      <w:bookmarkStart w:id="249" w:name="_Toc221182653"/>
+      <w:bookmarkStart w:id="250" w:name="_Toc221191793"/>
+      <w:bookmarkStart w:id="251" w:name="_Toc220313792"/>
+      <w:bookmarkStart w:id="252" w:name="_Toc221024121"/>
+      <w:bookmarkStart w:id="253" w:name="_Toc221109442"/>
+      <w:bookmarkStart w:id="254" w:name="_Toc221175522"/>
+      <w:bookmarkStart w:id="255" w:name="_Toc221181265"/>
+      <w:bookmarkStart w:id="256" w:name="_Toc221182678"/>
+      <w:bookmarkStart w:id="257" w:name="_Toc221191818"/>
+      <w:bookmarkStart w:id="258" w:name="_Toc220313793"/>
+      <w:bookmarkStart w:id="259" w:name="_Toc221024122"/>
+      <w:bookmarkStart w:id="260" w:name="_Toc221109443"/>
+      <w:bookmarkStart w:id="261" w:name="_Toc221175523"/>
+      <w:bookmarkStart w:id="262" w:name="_Toc221181266"/>
+      <w:bookmarkStart w:id="263" w:name="_Toc221182679"/>
+      <w:bookmarkStart w:id="264" w:name="_Toc221191819"/>
+      <w:bookmarkStart w:id="265" w:name="_Toc220313794"/>
+      <w:bookmarkStart w:id="266" w:name="_Toc221024123"/>
+      <w:bookmarkStart w:id="267" w:name="_Toc221109444"/>
+      <w:bookmarkStart w:id="268" w:name="_Toc221175524"/>
+      <w:bookmarkStart w:id="269" w:name="_Toc221181267"/>
+      <w:bookmarkStart w:id="270" w:name="_Toc221182680"/>
+      <w:bookmarkStart w:id="271" w:name="_Toc221191820"/>
+      <w:bookmarkStart w:id="272" w:name="_Toc220313795"/>
+      <w:bookmarkStart w:id="273" w:name="_Toc221024124"/>
+      <w:bookmarkStart w:id="274" w:name="_Toc221109445"/>
+      <w:bookmarkStart w:id="275" w:name="_Toc221175525"/>
+      <w:bookmarkStart w:id="276" w:name="_Toc221181268"/>
+      <w:bookmarkStart w:id="277" w:name="_Toc221182681"/>
+      <w:bookmarkStart w:id="278" w:name="_Toc221191821"/>
+      <w:bookmarkStart w:id="279" w:name="_Toc220313796"/>
+      <w:bookmarkStart w:id="280" w:name="_Toc221024125"/>
+      <w:bookmarkStart w:id="281" w:name="_Toc221109446"/>
+      <w:bookmarkStart w:id="282" w:name="_Toc221175526"/>
+      <w:bookmarkStart w:id="283" w:name="_Toc221181269"/>
+      <w:bookmarkStart w:id="284" w:name="_Toc221182682"/>
+      <w:bookmarkStart w:id="285" w:name="_Toc221191822"/>
+      <w:bookmarkStart w:id="286" w:name="_Toc220313821"/>
+      <w:bookmarkStart w:id="287" w:name="_Toc221024150"/>
+      <w:bookmarkStart w:id="288" w:name="_Toc221109471"/>
+      <w:bookmarkStart w:id="289" w:name="_Toc221175551"/>
+      <w:bookmarkStart w:id="290" w:name="_Toc221181294"/>
+      <w:bookmarkStart w:id="291" w:name="_Toc221182707"/>
+      <w:bookmarkStart w:id="292" w:name="_Toc221191847"/>
+      <w:bookmarkStart w:id="293" w:name="_Toc222938278"/>
+      <w:bookmarkStart w:id="294" w:name="_Toc8310405"/>
+      <w:bookmarkStart w:id="295" w:name="_Ref227141754"/>
+      <w:bookmarkStart w:id="296" w:name="_Toc241226864"/>
+      <w:bookmarkStart w:id="297" w:name="BM_SEC_6"/>
+      <w:bookmarkEnd w:id="147"/>
+      <w:bookmarkEnd w:id="148"/>
+      <w:bookmarkEnd w:id="149"/>
+      <w:bookmarkEnd w:id="150"/>
+      <w:bookmarkEnd w:id="151"/>
       <w:bookmarkEnd w:id="195"/>
       <w:bookmarkEnd w:id="196"/>
       <w:bookmarkEnd w:id="197"/>
@@ -13261,27 +13159,46 @@
       <w:bookmarkEnd w:id="277"/>
       <w:bookmarkEnd w:id="278"/>
       <w:bookmarkEnd w:id="279"/>
-      <w:r>
-        <w:t>External Corrosion</w:t>
-      </w:r>
       <w:bookmarkEnd w:id="280"/>
       <w:bookmarkEnd w:id="281"/>
       <w:bookmarkEnd w:id="282"/>
+      <w:bookmarkEnd w:id="283"/>
+      <w:bookmarkEnd w:id="284"/>
+      <w:bookmarkEnd w:id="285"/>
+      <w:bookmarkEnd w:id="286"/>
+      <w:bookmarkEnd w:id="287"/>
+      <w:bookmarkEnd w:id="288"/>
+      <w:bookmarkEnd w:id="289"/>
+      <w:bookmarkEnd w:id="290"/>
+      <w:bookmarkEnd w:id="291"/>
+      <w:bookmarkEnd w:id="292"/>
+      <w:bookmarkEnd w:id="293"/>
+      <w:r>
+        <w:t>External Corrosion</w:t>
+      </w:r>
+      <w:bookmarkEnd w:id="294"/>
+      <w:bookmarkEnd w:id="295"/>
+      <w:bookmarkEnd w:id="296"/>
     </w:p>
     <w:p>
       <w:pPr>
         <w:pStyle w:val="Heading3"/>
       </w:pPr>
-      <w:bookmarkStart w:id="284" w:name="_Toc241226865"/>
-      <w:bookmarkStart w:id="285" w:name="_Toc131165932"/>
-      <w:bookmarkStart w:id="286" w:name="_Toc8310414"/>
-      <w:bookmarkStart w:id="287" w:name="_Ref182224440"/>
-      <w:bookmarkStart w:id="288" w:name="BM_SEC_7"/>
-      <w:bookmarkEnd w:id="283"/>
-      <w:r>
-        <w:t>ILI Comparison: AutoSCAN</w:t>
-      </w:r>
-      <w:bookmarkEnd w:id="284"/>
+      <w:bookmarkStart w:id="298" w:name="_Toc241226865"/>
+      <w:bookmarkStart w:id="299" w:name="_Toc131165932"/>
+      <w:bookmarkStart w:id="300" w:name="_Toc8310414"/>
+      <w:bookmarkStart w:id="301" w:name="_Ref182224440"/>
+      <w:bookmarkStart w:id="302" w:name="BM_SEC_7"/>
+      <w:bookmarkEnd w:id="297"/>
+      <w:r>
+        <w:t xml:space="preserve">ILI Comparison: </w:t>
+      </w:r>
+      <w:proofErr w:type="spellStart"/>
+      <w:r>
+        <w:t>AutoSCAN</w:t>
+      </w:r>
+      <w:bookmarkEnd w:id="298"/>
+      <w:proofErr w:type="spellEnd"/>
     </w:p>
     <w:p>
       <w:pPr>
@@ -13292,19 +13209,13 @@
         <w:fldChar w:fldCharType="begin"/>
       </w:r>
       <w:r>
-        <w:instrText xml:space="preserve"> REF _Ref210122788 \h </w:instrText>
-      </w:r>
-      <w:r>
-        <w:instrText xml:space="preserve"> \* MERGEFORMAT </w:instrText>
+        <w:instrText xml:space="preserve"> REF AS_Table_7 \h  \* MERGEFORMAT </w:instrText>
       </w:r>
       <w:r>
         <w:fldChar w:fldCharType="separate"/>
       </w:r>
       <w:r>
-        <w:t>Table </w:t>
-      </w:r>
-      <w:r>
-        <w:t>8</w:t>
+        <w:t>Table 7</w:t>
       </w:r>
       <w:r>
         <w:fldChar w:fldCharType="end"/>
@@ -13318,7 +13229,7 @@
         <w:pStyle w:val="ReportText-ROSEN"/>
       </w:pPr>
       <w:r>
-        <w:t xml:space="preserve">All 11 individual external corrosion anomalies were classified as Matched. </w:t>
+        <w:t>The 11 individual external corrosion anomalies comprise 10 Matched and 1 Matched (Reduced Accuracy).</w:t>
       </w:r>
     </w:p>
     <w:p>
@@ -13327,33 +13238,23 @@
         <w:keepNext/>
         <w:keepLines/>
       </w:pPr>
-      <w:bookmarkStart w:id="289" w:name="_Ref210122788"/>
-      <w:bookmarkStart w:id="290" w:name="_Toc219618548"/>
-      <w:r>
+      <w:bookmarkStart w:id="303" w:name="AS_Table_7"/>
+      <w:bookmarkStart w:id="304" w:name="_Ref210122788"/>
+      <w:bookmarkStart w:id="305" w:name="_Toc219618548"/>
+      <w:r>
+        <w:lastRenderedPageBreak/>
         <w:t>Table </w:t>
       </w:r>
-      <w:r>
-        <w:fldChar w:fldCharType="begin"/>
-      </w:r>
-      <w:r>
-        <w:instrText xml:space="preserve"> SEQ Table \* ARABIC </w:instrText>
-      </w:r>
-      <w:r>
-        <w:fldChar w:fldCharType="separate"/>
-      </w:r>
-      <w:r>
-        <w:rPr>
-          <w:noProof/>
-        </w:rPr>
-        <w:t>8</w:t>
-      </w:r>
-      <w:r>
-        <w:rPr>
-          <w:noProof/>
-        </w:rPr>
-        <w:fldChar w:fldCharType="end"/>
-      </w:r>
-      <w:bookmarkEnd w:id="289"/>
+      <w:fldSimple w:instr=" SEQ Table \* ARABIC \r 7 ">
+        <w:r>
+          <w:rPr>
+            <w:noProof/>
+          </w:rPr>
+          <w:t>7</w:t>
+        </w:r>
+      </w:fldSimple>
+      <w:bookmarkEnd w:id="303"/>
+      <w:bookmarkEnd w:id="304"/>
       <w:r>
         <w:t xml:space="preserve">: Summary of </w:t>
       </w:r>
@@ -13363,7 +13264,7 @@
       <w:r>
         <w:t>ternal Corrosion ILI Comparison Results</w:t>
       </w:r>
-      <w:bookmarkEnd w:id="290"/>
+      <w:bookmarkEnd w:id="305"/>
     </w:p>
     <w:tbl>
       <w:tblPr>
@@ -13652,7 +13553,7 @@
                 <w:sz w:val="16"/>
                 <w:szCs w:val="16"/>
               </w:rPr>
-              <w:t>The assessments consider all reported anomalies individually (boxes); therefore, the counts above reflect anomalies reported prior to the application of the anomaly interaction criteria which result in clusters.</w:t>
+              <w:t>The assessments consider all reported anomalies individually (boxes); therefore, the counts above reflect anomalies reported prior to the application of the anomaly interaction criteria which result in clusters. The 11 anomalies comprise 10 Matched and 1 Matched (Reduced Accuracy).</w:t>
             </w:r>
           </w:p>
         </w:tc>
@@ -13662,27 +13563,27 @@
       <w:pPr>
         <w:pStyle w:val="ReportText-ROSEN"/>
       </w:pPr>
-      <w:bookmarkStart w:id="291" w:name="_Toc222931974"/>
-      <w:bookmarkStart w:id="292" w:name="_Toc222938282"/>
-      <w:bookmarkStart w:id="293" w:name="_Toc222931975"/>
-      <w:bookmarkStart w:id="294" w:name="_Toc222938283"/>
-      <w:bookmarkStart w:id="295" w:name="_Toc222931976"/>
-      <w:bookmarkStart w:id="296" w:name="_Toc222938284"/>
-      <w:bookmarkStart w:id="297" w:name="_Toc222931977"/>
-      <w:bookmarkStart w:id="298" w:name="_Toc222938285"/>
-      <w:bookmarkStart w:id="299" w:name="_Toc222931978"/>
-      <w:bookmarkStart w:id="300" w:name="_Toc222938286"/>
-      <w:bookmarkStart w:id="301" w:name="_Ref210124615"/>
-      <w:bookmarkEnd w:id="291"/>
-      <w:bookmarkEnd w:id="292"/>
-      <w:bookmarkEnd w:id="293"/>
-      <w:bookmarkEnd w:id="294"/>
-      <w:bookmarkEnd w:id="295"/>
-      <w:bookmarkEnd w:id="296"/>
-      <w:bookmarkEnd w:id="297"/>
-      <w:bookmarkEnd w:id="298"/>
-      <w:bookmarkEnd w:id="299"/>
-      <w:bookmarkEnd w:id="300"/>
+      <w:bookmarkStart w:id="306" w:name="_Toc222931974"/>
+      <w:bookmarkStart w:id="307" w:name="_Toc222938282"/>
+      <w:bookmarkStart w:id="308" w:name="_Toc222931975"/>
+      <w:bookmarkStart w:id="309" w:name="_Toc222938283"/>
+      <w:bookmarkStart w:id="310" w:name="_Toc222931976"/>
+      <w:bookmarkStart w:id="311" w:name="_Toc222938284"/>
+      <w:bookmarkStart w:id="312" w:name="_Toc222931977"/>
+      <w:bookmarkStart w:id="313" w:name="_Toc222938285"/>
+      <w:bookmarkStart w:id="314" w:name="_Toc222931978"/>
+      <w:bookmarkStart w:id="315" w:name="_Toc222938286"/>
+      <w:bookmarkStart w:id="316" w:name="_Ref210124615"/>
+      <w:bookmarkEnd w:id="306"/>
+      <w:bookmarkEnd w:id="307"/>
+      <w:bookmarkEnd w:id="308"/>
+      <w:bookmarkEnd w:id="309"/>
+      <w:bookmarkEnd w:id="310"/>
+      <w:bookmarkEnd w:id="311"/>
+      <w:bookmarkEnd w:id="312"/>
+      <w:bookmarkEnd w:id="313"/>
+      <w:bookmarkEnd w:id="314"/>
+      <w:bookmarkEnd w:id="315"/>
     </w:p>
     <w:p>
       <w:pPr>
@@ -13690,24 +13591,37 @@
         <w:spacing w:after="240"/>
       </w:pPr>
       <w:r>
-        <w:t xml:space="preserve">The maximum estimated matched external CGR, based on the AutoSCAN results, was 0.04 mm/year, associated with a 16% wt anomaly reported at log distance 2,575.358 m. The corresponding 2026 and 2016 signal comparison is presented in </w:t>
-      </w:r>
-      <w:bookmarkStart w:id="302" w:name="_Hlk167093476"/>
-      <w:bookmarkEnd w:id="302"/>
+        <w:t xml:space="preserve">The maximum estimated matched external CGR, based on the </w:t>
+      </w:r>
+      <w:proofErr w:type="spellStart"/>
+      <w:r>
+        <w:t>AutoSCAN</w:t>
+      </w:r>
+      <w:proofErr w:type="spellEnd"/>
+      <w:r>
+        <w:t xml:space="preserve"> results, was 0.04 mm/year, associated with a 16% </w:t>
+      </w:r>
+      <w:proofErr w:type="spellStart"/>
+      <w:r>
+        <w:t>wt</w:t>
+      </w:r>
+      <w:proofErr w:type="spellEnd"/>
+      <w:r>
+        <w:t xml:space="preserve"> anomaly reported at log distance 2,575.358 m. The corresponding 2026 and 2016 signal comparison is presented in </w:t>
+      </w:r>
+      <w:bookmarkStart w:id="317" w:name="_Hlk167093476"/>
+      <w:bookmarkEnd w:id="317"/>
       <w:r>
         <w:fldChar w:fldCharType="begin"/>
       </w:r>
       <w:r>
-        <w:instrText xml:space="preserve"> REF _Ref221195411 \h  \* MERGEFORMAT </w:instrText>
+        <w:instrText xml:space="preserve"> REF AS_Figure_9 \h  \* MERGEFORMAT </w:instrText>
       </w:r>
       <w:r>
         <w:fldChar w:fldCharType="separate"/>
       </w:r>
       <w:r>
-        <w:t>Figure </w:t>
-      </w:r>
-      <w:r>
-        <w:t>5</w:t>
+        <w:t>Figure 9</w:t>
       </w:r>
       <w:r>
         <w:fldChar w:fldCharType="end"/>
@@ -13769,37 +13683,34 @@
       <w:pPr>
         <w:pStyle w:val="Caption"/>
       </w:pPr>
-      <w:bookmarkStart w:id="303" w:name="_Toc219618729"/>
-      <w:bookmarkStart w:id="304" w:name="_Ref221195411"/>
+      <w:bookmarkStart w:id="318" w:name="AS_Figure_9"/>
+      <w:bookmarkStart w:id="319" w:name="_Ref221195411"/>
+      <w:bookmarkStart w:id="320" w:name="_Toc219618729"/>
       <w:r>
         <w:t>Figure </w:t>
       </w:r>
-      <w:r>
-        <w:fldChar w:fldCharType="begin"/>
-      </w:r>
-      <w:r>
-        <w:instrText xml:space="preserve"> SEQ Figure \* ARABIC </w:instrText>
-      </w:r>
-      <w:r>
-        <w:fldChar w:fldCharType="separate"/>
-      </w:r>
-      <w:r>
-        <w:rPr>
-          <w:noProof/>
-        </w:rPr>
-        <w:t>5</w:t>
-      </w:r>
-      <w:r>
-        <w:rPr>
-          <w:noProof/>
-        </w:rPr>
-        <w:fldChar w:fldCharType="end"/>
-      </w:r>
-      <w:bookmarkEnd w:id="304"/>
-      <w:r>
-        <w:t>: Signal Comparison; 16% wt External Corrosion Anomaly at Log Distance 2,575.358 m, CGR of 0.04 mm/year</w:t>
-      </w:r>
-      <w:bookmarkEnd w:id="303"/>
+      <w:fldSimple w:instr=" SEQ Figure \* ARABIC \r 9 ">
+        <w:r>
+          <w:rPr>
+            <w:noProof/>
+          </w:rPr>
+          <w:t>9</w:t>
+        </w:r>
+      </w:fldSimple>
+      <w:bookmarkEnd w:id="318"/>
+      <w:bookmarkEnd w:id="319"/>
+      <w:r>
+        <w:t xml:space="preserve">: Signal Comparison; 16% </w:t>
+      </w:r>
+      <w:proofErr w:type="spellStart"/>
+      <w:r>
+        <w:t>wt</w:t>
+      </w:r>
+      <w:proofErr w:type="spellEnd"/>
+      <w:r>
+        <w:t xml:space="preserve"> External Corrosion Anomaly at Log Distance 2,575.358 m, CGR of 0.04 mm/year</w:t>
+      </w:r>
+      <w:bookmarkEnd w:id="320"/>
     </w:p>
     <w:p>
       <w:pPr>
@@ -13816,14 +13727,15 @@
         <w:pageBreakBefore/>
         <w:ind w:left="850" w:hanging="850"/>
       </w:pPr>
-      <w:bookmarkStart w:id="305" w:name="_Ref233615282"/>
-      <w:bookmarkStart w:id="306" w:name="_Ref233616909"/>
-      <w:bookmarkStart w:id="307" w:name="_Toc241226867"/>
+      <w:bookmarkStart w:id="321" w:name="_Ref233615282"/>
+      <w:bookmarkStart w:id="322" w:name="_Ref233616909"/>
+      <w:bookmarkStart w:id="323" w:name="_Toc241226867"/>
+      <w:bookmarkEnd w:id="299"/>
+      <w:bookmarkEnd w:id="300"/>
       <w:bookmarkEnd w:id="301"/>
-      <w:bookmarkEnd w:id="285"/>
-      <w:bookmarkEnd w:id="286"/>
-      <w:bookmarkEnd w:id="287"/>
-      <w:r>
+      <w:bookmarkEnd w:id="316"/>
+      <w:r>
+        <w:lastRenderedPageBreak/>
         <w:t xml:space="preserve">Non-Corrosion </w:t>
       </w:r>
       <w:r>
@@ -13832,28 +13744,33 @@
       <w:r>
         <w:t>etal Loss</w:t>
       </w:r>
-      <w:bookmarkEnd w:id="305"/>
-      <w:bookmarkEnd w:id="306"/>
-      <w:bookmarkEnd w:id="307"/>
+      <w:bookmarkEnd w:id="321"/>
+      <w:bookmarkEnd w:id="322"/>
+      <w:bookmarkEnd w:id="323"/>
     </w:p>
     <w:p>
       <w:pPr>
         <w:pStyle w:val="Heading3"/>
       </w:pPr>
-      <w:bookmarkStart w:id="308" w:name="_Toc222931993"/>
-      <w:bookmarkStart w:id="309" w:name="_Toc222938301"/>
-      <w:bookmarkStart w:id="310" w:name="_Toc222931994"/>
-      <w:bookmarkStart w:id="311" w:name="_Toc222938302"/>
-      <w:bookmarkStart w:id="312" w:name="_Toc241226868"/>
-      <w:bookmarkStart w:id="313" w:name="BM_SEC_7_3"/>
-      <w:bookmarkEnd w:id="308"/>
-      <w:bookmarkEnd w:id="309"/>
-      <w:bookmarkEnd w:id="310"/>
-      <w:bookmarkEnd w:id="311"/>
-      <w:r>
-        <w:t>ILI Comparison: AutoSCAN</w:t>
-      </w:r>
-      <w:bookmarkEnd w:id="312"/>
+      <w:bookmarkStart w:id="324" w:name="_Toc222931993"/>
+      <w:bookmarkStart w:id="325" w:name="_Toc222938301"/>
+      <w:bookmarkStart w:id="326" w:name="_Toc222931994"/>
+      <w:bookmarkStart w:id="327" w:name="_Toc222938302"/>
+      <w:bookmarkStart w:id="328" w:name="_Toc241226868"/>
+      <w:bookmarkStart w:id="329" w:name="BM_SEC_7_3"/>
+      <w:bookmarkEnd w:id="324"/>
+      <w:bookmarkEnd w:id="325"/>
+      <w:bookmarkEnd w:id="326"/>
+      <w:bookmarkEnd w:id="327"/>
+      <w:r>
+        <w:t xml:space="preserve">ILI Comparison: </w:t>
+      </w:r>
+      <w:proofErr w:type="spellStart"/>
+      <w:r>
+        <w:t>AutoSCAN</w:t>
+      </w:r>
+      <w:bookmarkEnd w:id="328"/>
+      <w:proofErr w:type="spellEnd"/>
     </w:p>
     <w:p>
       <w:pPr>
@@ -13863,28 +13780,26 @@
         <w:fldChar w:fldCharType="begin"/>
       </w:r>
       <w:r>
-        <w:instrText xml:space="preserve"> REF _Ref228859762 \h </w:instrText>
-      </w:r>
-      <w:r>
-        <w:instrText xml:space="preserve"> \* MERGEFORMAT </w:instrText>
+        <w:instrText xml:space="preserve"> REF AS_Table_8 \h  \* MERGEFORMAT </w:instrText>
       </w:r>
       <w:r>
         <w:fldChar w:fldCharType="separate"/>
       </w:r>
       <w:r>
-        <w:t xml:space="preserve">Table </w:t>
+        <w:t>Table 8</w:t>
+      </w:r>
+      <w:r>
+        <w:fldChar w:fldCharType="end"/>
+      </w:r>
+      <w:r>
+        <w:t> shows a summary of the non-corrosion ILI comparison results, with anomaly counts for each classification and the maximum associated depth change. No unsized indications are listed in this comparison.</w:t>
       </w:r>
       <w:r>
         <w:rPr>
           <w:noProof/>
+          <w:highlight w:val="red"/>
         </w:rPr>
-        <w:t>11</w:t>
-      </w:r>
-      <w:r>
-        <w:fldChar w:fldCharType="end"/>
-      </w:r>
-      <w:r>
-        <w:t> shows a summary of the non-corrosion ILI comparison results, with anomaly counts for each classification and the maximum associated depth change. The counts include unsized indications.</w:t>
+        <w:t xml:space="preserve"> Verification required: confirm the inclusion filter for the 96 comparison anomalies from the 167 reported non-corrosion anomalies.</w:t>
       </w:r>
     </w:p>
     <w:p>
@@ -13897,31 +13812,7 @@
         <w:pStyle w:val="ReportText-ROSEN"/>
       </w:pPr>
       <w:r>
-        <w:t>91</w:t>
-      </w:r>
-      <w:r>
-        <w:t xml:space="preserve"> individual non-corrosion anomalies were classified as Matched and </w:t>
-      </w:r>
-      <w:r>
-        <w:t>5</w:t>
-      </w:r>
-      <w:r>
-        <w:t xml:space="preserve"> as </w:t>
-      </w:r>
-      <w:r>
-        <w:t>Matched (Reduced Accuracy)</w:t>
-      </w:r>
-      <w:r>
-        <w:t>.</w:t>
-      </w:r>
-      <w:r>
-        <w:t xml:space="preserve"> The summary of the non-corrosion metal loss anomalies </w:t>
-      </w:r>
-      <w:r>
-        <w:t>was</w:t>
-      </w:r>
-      <w:r>
-        <w:t xml:space="preserve"> presented below:</w:t>
+        <w:t>91 individual non-corrosion anomalies were classified as Matched and 5 as Matched (Reduced Accuracy). The non-corrosion metal loss comparison results are summarized below:</w:t>
       </w:r>
     </w:p>
     <w:p>
@@ -13930,32 +13821,21 @@
         <w:keepNext/>
         <w:spacing w:before="180"/>
       </w:pPr>
-      <w:bookmarkStart w:id="314" w:name="_Ref228859762"/>
+      <w:bookmarkStart w:id="330" w:name="AS_Table_8"/>
+      <w:bookmarkStart w:id="331" w:name="_Ref228859762"/>
       <w:r>
         <w:t xml:space="preserve">Table </w:t>
       </w:r>
-      <w:r>
-        <w:fldChar w:fldCharType="begin"/>
-      </w:r>
-      <w:r>
-        <w:instrText xml:space="preserve"> SEQ Table \* ARABIC </w:instrText>
-      </w:r>
-      <w:r>
-        <w:fldChar w:fldCharType="separate"/>
-      </w:r>
-      <w:r>
-        <w:rPr>
-          <w:noProof/>
-        </w:rPr>
-        <w:t>11</w:t>
-      </w:r>
-      <w:r>
-        <w:rPr>
-          <w:noProof/>
-        </w:rPr>
-        <w:fldChar w:fldCharType="end"/>
-      </w:r>
-      <w:bookmarkEnd w:id="314"/>
+      <w:fldSimple w:instr=" SEQ Table \* ARABIC \r 8 ">
+        <w:r>
+          <w:rPr>
+            <w:noProof/>
+          </w:rPr>
+          <w:t>8</w:t>
+        </w:r>
+      </w:fldSimple>
+      <w:bookmarkEnd w:id="330"/>
+      <w:bookmarkEnd w:id="331"/>
       <w:r>
         <w:t>: Summary of Non-Corrosion Metal Loss ILI Comparison Results</w:t>
       </w:r>
@@ -14121,8 +14001,13 @@
               </w:rPr>
             </w:pPr>
             <w:r>
-              <w:t>5.9% wt</w:t>
+              <w:t xml:space="preserve">5.9% </w:t>
             </w:r>
+            <w:proofErr w:type="spellStart"/>
+            <w:r>
+              <w:t>wt</w:t>
+            </w:r>
+            <w:proofErr w:type="spellEnd"/>
           </w:p>
         </w:tc>
       </w:tr>
@@ -14206,8 +14091,13 @@
               <w:t>4.6</w:t>
             </w:r>
             <w:r>
-              <w:t>% wt</w:t>
+              <w:t xml:space="preserve">% </w:t>
             </w:r>
+            <w:proofErr w:type="spellStart"/>
+            <w:r>
+              <w:t>wt</w:t>
+            </w:r>
+            <w:proofErr w:type="spellEnd"/>
           </w:p>
         </w:tc>
       </w:tr>
@@ -14307,22 +14197,10 @@
         <w:t>Three non-corrosion metal loss anomalies were included in the signal compariso</w:t>
       </w:r>
       <w:r>
-        <w:t>n. Signal of a manufacturing feature located at 718.813 m log distance from 2026 ILI results were compared</w:t>
-      </w:r>
-      <w:r>
-        <w:t xml:space="preserve"> </w:t>
-      </w:r>
-      <w:r>
-        <w:t>with the 2016 ILI</w:t>
-      </w:r>
-      <w:r>
-        <w:t xml:space="preserve"> </w:t>
-      </w:r>
-      <w:r>
-        <w:t xml:space="preserve">results. The comparison showed a depth change of 1.1% wt. The signal comparison of this anomaly is presented </w:t>
-      </w:r>
-      <w:r>
-        <w:t>in Figure 6.</w:t>
+        <w:t xml:space="preserve">n. The signal of a manufacturing feature at log distance 718.813 m in the 2026 ILI was compared with the 2016 ILI signal. The comparison showed a depth change of 1.1% wt. The signal comparison of this anomaly is presented </w:t>
+      </w:r>
+      <w:r>
+        <w:t>in Figure 10.</w:t>
       </w:r>
     </w:p>
     <w:p>
@@ -14379,12 +14257,14 @@
       <w:pPr>
         <w:pStyle w:val="Caption"/>
       </w:pPr>
+      <w:bookmarkStart w:id="332" w:name="AS_Figure_10"/>
       <w:r>
         <w:t>Figure </w:t>
       </w:r>
       <w:r>
-        <w:t>6</w:t>
-      </w:r>
+        <w:t>10</w:t>
+      </w:r>
+      <w:bookmarkEnd w:id="332"/>
       <w:r>
         <w:t xml:space="preserve">: Signal Comparison; </w:t>
       </w:r>
@@ -14392,7 +14272,15 @@
         <w:t>29</w:t>
       </w:r>
       <w:r>
-        <w:t xml:space="preserve">% wt </w:t>
+        <w:t xml:space="preserve">% </w:t>
+      </w:r>
+      <w:proofErr w:type="spellStart"/>
+      <w:r>
+        <w:t>wt</w:t>
+      </w:r>
+      <w:proofErr w:type="spellEnd"/>
+      <w:r>
+        <w:t xml:space="preserve"> </w:t>
       </w:r>
       <w:r>
         <w:t>Non-</w:t>
@@ -14427,15 +14315,16 @@
         <w:pageBreakBefore/>
         <w:ind w:left="850" w:hanging="850"/>
       </w:pPr>
-      <w:bookmarkStart w:id="315" w:name="_Toc241226869"/>
-      <w:bookmarkStart w:id="316" w:name="BM_SEC_8"/>
-      <w:bookmarkStart w:id="317" w:name="_Toc8310418"/>
-      <w:bookmarkEnd w:id="288"/>
-      <w:bookmarkEnd w:id="313"/>
-      <w:r>
+      <w:bookmarkStart w:id="333" w:name="_Toc241226869"/>
+      <w:bookmarkStart w:id="334" w:name="_Toc8310418"/>
+      <w:bookmarkStart w:id="335" w:name="BM_SEC_8"/>
+      <w:bookmarkEnd w:id="302"/>
+      <w:bookmarkEnd w:id="329"/>
+      <w:r>
+        <w:lastRenderedPageBreak/>
         <w:t>Geometric Anomalies</w:t>
       </w:r>
-      <w:bookmarkEnd w:id="315"/>
+      <w:bookmarkEnd w:id="333"/>
     </w:p>
     <w:p>
       <w:pPr>
@@ -14450,31 +14339,19 @@
         </w:r>
       </w:fldSimple>
       <w:r>
-        <w:t xml:space="preserve"> ILI are included in the comparison </w:t>
-      </w:r>
-      <w:r>
-        <w:t>using box matching process and signal review of the selected ones</w:t>
-      </w:r>
-      <w:r>
-        <w:t xml:space="preserve">. Four have previous-inspection entries and ten do not. The recorded box-matching results are summarized in </w:t>
+        <w:t xml:space="preserve"> ILI were included in the comparison using a box-matching process and signal review of selected anomalies. Four have previous-inspection entries and ten do not. The recorded box-matching results are summarized in </w:t>
       </w:r>
       <w:r>
         <w:fldChar w:fldCharType="begin"/>
       </w:r>
       <w:r>
-        <w:instrText xml:space="preserve"> REF _Ref222928582 \h </w:instrText>
-      </w:r>
-      <w:r>
-        <w:instrText xml:space="preserve"> \* MERGEFORMAT </w:instrText>
+        <w:instrText xml:space="preserve"> REF AS_Table_9 \h  \* MERGEFORMAT </w:instrText>
       </w:r>
       <w:r>
         <w:fldChar w:fldCharType="separate"/>
       </w:r>
       <w:r>
-        <w:t>Table </w:t>
-      </w:r>
-      <w:r>
-        <w:t>12</w:t>
+        <w:t>Table 9</w:t>
       </w:r>
       <w:r>
         <w:fldChar w:fldCharType="end"/>
@@ -14489,32 +14366,21 @@
         <w:keepNext/>
         <w:keepLines/>
       </w:pPr>
-      <w:bookmarkStart w:id="318" w:name="_Ref222928582"/>
+      <w:bookmarkStart w:id="336" w:name="AS_Table_9"/>
+      <w:bookmarkStart w:id="337" w:name="_Ref222928582"/>
       <w:r>
         <w:t>Table </w:t>
       </w:r>
-      <w:r>
-        <w:fldChar w:fldCharType="begin"/>
-      </w:r>
-      <w:r>
-        <w:instrText xml:space="preserve"> SEQ Table \* ARABIC </w:instrText>
-      </w:r>
-      <w:r>
-        <w:fldChar w:fldCharType="separate"/>
-      </w:r>
-      <w:r>
-        <w:rPr>
-          <w:noProof/>
-        </w:rPr>
-        <w:t>12</w:t>
-      </w:r>
-      <w:r>
-        <w:rPr>
-          <w:noProof/>
-        </w:rPr>
-        <w:fldChar w:fldCharType="end"/>
-      </w:r>
-      <w:bookmarkEnd w:id="318"/>
+      <w:fldSimple w:instr=" SEQ Table \* ARABIC \r 9 ">
+        <w:r>
+          <w:rPr>
+            <w:noProof/>
+          </w:rPr>
+          <w:t>9</w:t>
+        </w:r>
+      </w:fldSimple>
+      <w:bookmarkEnd w:id="336"/>
+      <w:bookmarkEnd w:id="337"/>
       <w:r>
         <w:t>: Comparison of Geometric Anomalies</w:t>
       </w:r>
@@ -14605,11 +14471,11 @@
               <w:jc w:val="right"/>
             </w:pPr>
             <w:r>
-              <w:t>Number Matched</w:t>
+              <w:t>Number Matched to</w:t>
             </w:r>
             <w:r>
               <w:br/>
-              <w:t>to Previous ILI</w:t>
+              <w:t> Previous ILI</w:t>
             </w:r>
           </w:p>
         </w:tc>
@@ -14630,11 +14496,11 @@
               <w:jc w:val="right"/>
             </w:pPr>
             <w:r>
-              <w:t>Number Not Matched</w:t>
+              <w:t>Number Not Matched to</w:t>
             </w:r>
             <w:r>
               <w:br/>
-              <w:t>to Previous ILI</w:t>
+              <w:t> Previous ILI</w:t>
             </w:r>
           </w:p>
         </w:tc>
@@ -14880,32 +14746,22 @@
       <w:r>
         <w:t xml:space="preserve"> unmatched deformations were reviewed in the </w:t>
       </w:r>
-      <w:r>
-        <w:fldChar w:fldCharType="begin"/>
-      </w:r>
-      <w:r>
-        <w:instrText xml:space="preserve"> DOCPROPERTY  InspYear2  \* MERGEFORMAT </w:instrText>
-      </w:r>
-      <w:r>
-        <w:fldChar w:fldCharType="separate"/>
-      </w:r>
-      <w:r>
-        <w:t>201</w:t>
-      </w:r>
-      <w:r>
-        <w:fldChar w:fldCharType="end"/>
-      </w:r>
+      <w:fldSimple w:instr=" DOCPROPERTY  InspYear2  \* MERGEFORMAT ">
+        <w:r>
+          <w:t>201</w:t>
+        </w:r>
+      </w:fldSimple>
       <w:r>
         <w:t>6</w:t>
       </w:r>
       <w:r>
-        <w:t xml:space="preserve"> ROSEN signal </w:t>
-      </w:r>
-      <w:r>
-        <w:t>data and</w:t>
-      </w:r>
-      <w:r>
-        <w:t xml:space="preserve"> were found to show similar indications to those in the April 2026 ROSEN signal data, confirming they were present but not reported.</w:t>
+        <w:t xml:space="preserve"> ROSEN signal data and were found to show similar indications to those in the April 2026 ROSEN signal data, confirming they were present but not reported.</w:t>
+      </w:r>
+      <w:r>
+        <w:rPr>
+          <w:highlight w:val="red"/>
+        </w:rPr>
+        <w:t xml:space="preserve"> Verification required: record the ten dent-review decisions in the supporting workbook.</w:t>
       </w:r>
     </w:p>
     <w:p>
@@ -14913,57 +14769,57 @@
         <w:pStyle w:val="ReportText-ROSEN"/>
       </w:pPr>
     </w:p>
-    <w:bookmarkStart w:id="319" w:name="_Toc222931997" w:displacedByCustomXml="next"/>
-    <w:bookmarkEnd w:id="319" w:displacedByCustomXml="next"/>
-    <w:bookmarkStart w:id="320" w:name="_Toc222938305" w:displacedByCustomXml="next"/>
-    <w:bookmarkEnd w:id="320" w:displacedByCustomXml="next"/>
-    <w:bookmarkStart w:id="321" w:name="_Toc222932002" w:displacedByCustomXml="next"/>
-    <w:bookmarkEnd w:id="321" w:displacedByCustomXml="next"/>
-    <w:bookmarkStart w:id="322" w:name="_Toc222938310" w:displacedByCustomXml="next"/>
-    <w:bookmarkEnd w:id="322" w:displacedByCustomXml="next"/>
-    <w:bookmarkStart w:id="323" w:name="_Toc222932003" w:displacedByCustomXml="next"/>
-    <w:bookmarkEnd w:id="323" w:displacedByCustomXml="next"/>
-    <w:bookmarkStart w:id="324" w:name="_Toc222938311" w:displacedByCustomXml="next"/>
-    <w:bookmarkEnd w:id="324" w:displacedByCustomXml="next"/>
-    <w:bookmarkStart w:id="325" w:name="_Toc222932004" w:displacedByCustomXml="next"/>
-    <w:bookmarkEnd w:id="325" w:displacedByCustomXml="next"/>
-    <w:bookmarkStart w:id="326" w:name="_Toc222938312" w:displacedByCustomXml="next"/>
-    <w:bookmarkEnd w:id="326" w:displacedByCustomXml="next"/>
-    <w:bookmarkStart w:id="327" w:name="_Toc222932005" w:displacedByCustomXml="next"/>
-    <w:bookmarkEnd w:id="327" w:displacedByCustomXml="next"/>
-    <w:bookmarkStart w:id="328" w:name="_Toc222938313" w:displacedByCustomXml="next"/>
-    <w:bookmarkEnd w:id="328" w:displacedByCustomXml="next"/>
-    <w:bookmarkStart w:id="329" w:name="_Toc222932006" w:displacedByCustomXml="next"/>
-    <w:bookmarkEnd w:id="329" w:displacedByCustomXml="next"/>
-    <w:bookmarkStart w:id="330" w:name="_Toc222938314" w:displacedByCustomXml="next"/>
-    <w:bookmarkEnd w:id="330" w:displacedByCustomXml="next"/>
-    <w:bookmarkStart w:id="331" w:name="_Toc222932007" w:displacedByCustomXml="next"/>
-    <w:bookmarkEnd w:id="331" w:displacedByCustomXml="next"/>
-    <w:bookmarkStart w:id="332" w:name="_Toc222938315" w:displacedByCustomXml="next"/>
-    <w:bookmarkEnd w:id="332" w:displacedByCustomXml="next"/>
-    <w:bookmarkStart w:id="333" w:name="_Toc222932040" w:displacedByCustomXml="next"/>
-    <w:bookmarkEnd w:id="333" w:displacedByCustomXml="next"/>
-    <w:bookmarkStart w:id="334" w:name="_Toc222938348" w:displacedByCustomXml="next"/>
+    <w:bookmarkStart w:id="338" w:name="_Toc223017180" w:displacedByCustomXml="next"/>
+    <w:bookmarkEnd w:id="338" w:displacedByCustomXml="next"/>
+    <w:bookmarkStart w:id="339" w:name="_Toc223017019" w:displacedByCustomXml="next"/>
+    <w:bookmarkEnd w:id="339" w:displacedByCustomXml="next"/>
+    <w:bookmarkStart w:id="340" w:name="_Toc223016100" w:displacedByCustomXml="next"/>
+    <w:bookmarkEnd w:id="340" w:displacedByCustomXml="next"/>
+    <w:bookmarkStart w:id="341" w:name="_Toc223011338" w:displacedByCustomXml="next"/>
+    <w:bookmarkEnd w:id="341" w:displacedByCustomXml="next"/>
+    <w:bookmarkStart w:id="342" w:name="_Toc222990976" w:displacedByCustomXml="next"/>
+    <w:bookmarkEnd w:id="342" w:displacedByCustomXml="next"/>
+    <w:bookmarkStart w:id="343" w:name="_Toc222938359" w:displacedByCustomXml="next"/>
+    <w:bookmarkEnd w:id="343" w:displacedByCustomXml="next"/>
+    <w:bookmarkStart w:id="344" w:name="_Toc222932051" w:displacedByCustomXml="next"/>
+    <w:bookmarkEnd w:id="344" w:displacedByCustomXml="next"/>
+    <w:bookmarkStart w:id="345" w:name="_Toc222938348" w:displacedByCustomXml="next"/>
+    <w:bookmarkEnd w:id="345" w:displacedByCustomXml="next"/>
+    <w:bookmarkStart w:id="346" w:name="_Toc222932040" w:displacedByCustomXml="next"/>
+    <w:bookmarkEnd w:id="346" w:displacedByCustomXml="next"/>
+    <w:bookmarkStart w:id="347" w:name="_Toc222938315" w:displacedByCustomXml="next"/>
+    <w:bookmarkEnd w:id="347" w:displacedByCustomXml="next"/>
+    <w:bookmarkStart w:id="348" w:name="_Toc222932007" w:displacedByCustomXml="next"/>
+    <w:bookmarkEnd w:id="348" w:displacedByCustomXml="next"/>
+    <w:bookmarkStart w:id="349" w:name="_Toc222938314" w:displacedByCustomXml="next"/>
+    <w:bookmarkEnd w:id="349" w:displacedByCustomXml="next"/>
+    <w:bookmarkStart w:id="350" w:name="_Toc222932006" w:displacedByCustomXml="next"/>
+    <w:bookmarkEnd w:id="350" w:displacedByCustomXml="next"/>
+    <w:bookmarkStart w:id="351" w:name="_Toc222938313" w:displacedByCustomXml="next"/>
+    <w:bookmarkEnd w:id="351" w:displacedByCustomXml="next"/>
+    <w:bookmarkStart w:id="352" w:name="_Toc222932005" w:displacedByCustomXml="next"/>
+    <w:bookmarkEnd w:id="352" w:displacedByCustomXml="next"/>
+    <w:bookmarkStart w:id="353" w:name="_Toc222938312" w:displacedByCustomXml="next"/>
+    <w:bookmarkEnd w:id="353" w:displacedByCustomXml="next"/>
+    <w:bookmarkStart w:id="354" w:name="_Toc222932004" w:displacedByCustomXml="next"/>
+    <w:bookmarkEnd w:id="354" w:displacedByCustomXml="next"/>
+    <w:bookmarkStart w:id="355" w:name="_Toc222938311" w:displacedByCustomXml="next"/>
+    <w:bookmarkEnd w:id="355" w:displacedByCustomXml="next"/>
+    <w:bookmarkStart w:id="356" w:name="_Toc222932003" w:displacedByCustomXml="next"/>
+    <w:bookmarkEnd w:id="356" w:displacedByCustomXml="next"/>
+    <w:bookmarkStart w:id="357" w:name="_Toc222938310" w:displacedByCustomXml="next"/>
+    <w:bookmarkEnd w:id="357" w:displacedByCustomXml="next"/>
+    <w:bookmarkStart w:id="358" w:name="_Toc222932002" w:displacedByCustomXml="next"/>
+    <w:bookmarkEnd w:id="358" w:displacedByCustomXml="next"/>
+    <w:bookmarkStart w:id="359" w:name="_Toc222938305" w:displacedByCustomXml="next"/>
+    <w:bookmarkEnd w:id="359" w:displacedByCustomXml="next"/>
+    <w:bookmarkStart w:id="360" w:name="_Toc222931997" w:displacedByCustomXml="next"/>
+    <w:bookmarkEnd w:id="360" w:displacedByCustomXml="next"/>
+    <w:bookmarkEnd w:id="335" w:displacedByCustomXml="next"/>
     <w:bookmarkEnd w:id="334" w:displacedByCustomXml="next"/>
-    <w:bookmarkStart w:id="335" w:name="_Toc222932051" w:displacedByCustomXml="next"/>
-    <w:bookmarkEnd w:id="335" w:displacedByCustomXml="next"/>
-    <w:bookmarkStart w:id="336" w:name="_Toc222938359" w:displacedByCustomXml="next"/>
-    <w:bookmarkEnd w:id="336" w:displacedByCustomXml="next"/>
-    <w:bookmarkStart w:id="337" w:name="_Toc222990976" w:displacedByCustomXml="next"/>
-    <w:bookmarkEnd w:id="337" w:displacedByCustomXml="next"/>
-    <w:bookmarkStart w:id="338" w:name="_Toc223011338" w:displacedByCustomXml="next"/>
-    <w:bookmarkEnd w:id="338" w:displacedByCustomXml="next"/>
-    <w:bookmarkStart w:id="339" w:name="_Toc223016100" w:displacedByCustomXml="next"/>
-    <w:bookmarkEnd w:id="339" w:displacedByCustomXml="next"/>
-    <w:bookmarkStart w:id="340" w:name="_Toc223017019" w:displacedByCustomXml="next"/>
-    <w:bookmarkEnd w:id="340" w:displacedByCustomXml="next"/>
-    <w:bookmarkStart w:id="341" w:name="_Toc223017180" w:displacedByCustomXml="next"/>
-    <w:bookmarkEnd w:id="341" w:displacedByCustomXml="next"/>
-    <w:bookmarkEnd w:id="317" w:displacedByCustomXml="next"/>
-    <w:bookmarkEnd w:id="316" w:displacedByCustomXml="next"/>
-    <w:bookmarkStart w:id="342" w:name="_Toc8310431" w:displacedByCustomXml="next"/>
-    <w:bookmarkStart w:id="343" w:name="_Toc241226870" w:displacedByCustomXml="next"/>
-    <w:bookmarkStart w:id="344" w:name="BM_SEC_12" w:displacedByCustomXml="next"/>
+    <w:bookmarkStart w:id="361" w:name="_Toc241226870" w:displacedByCustomXml="next"/>
+    <w:bookmarkStart w:id="362" w:name="_Toc8310431" w:displacedByCustomXml="next"/>
+    <w:bookmarkStart w:id="363" w:name="BM_SEC_12" w:displacedByCustomXml="next"/>
     <w:sdt>
       <w:sdtPr>
         <w:rPr>
@@ -14995,15 +14851,14 @@
           <w:r>
             <w:t>References</w:t>
           </w:r>
-          <w:bookmarkEnd w:id="343"/>
-          <w:bookmarkEnd w:id="342"/>
+          <w:bookmarkEnd w:id="362"/>
+          <w:bookmarkEnd w:id="361"/>
         </w:p>
         <w:sdt>
           <w:sdtPr>
             <w:id w:val="-573587230"/>
             <w:bibliography/>
           </w:sdtPr>
-          <w:sdtEndPr/>
           <w:sdtContent>
             <w:p>
               <w:pPr>
@@ -15302,28 +15157,29 @@
         </w:sdt>
       </w:sdtContent>
     </w:sdt>
-    <w:bookmarkEnd w:id="344" w:displacedByCustomXml="prev"/>
-    <w:bookmarkStart w:id="345" w:name="_Ref497483272" w:displacedByCustomXml="prev"/>
+    <w:bookmarkEnd w:id="363" w:displacedByCustomXml="prev"/>
+    <w:bookmarkStart w:id="364" w:name="_Ref497483272" w:displacedByCustomXml="prev"/>
     <w:p>
       <w:pPr>
         <w:pStyle w:val="ExecutiveSummaryTitle-ROSEN"/>
         <w:outlineLvl w:val="0"/>
       </w:pPr>
-      <w:bookmarkStart w:id="346" w:name="_Toc221108466"/>
-      <w:bookmarkStart w:id="347" w:name="_Toc241226871"/>
-      <w:bookmarkStart w:id="348" w:name="_Toc8310381"/>
-      <w:bookmarkStart w:id="349" w:name="_Ref207615894"/>
-      <w:bookmarkStart w:id="350" w:name="BM_SEC_2"/>
-      <w:bookmarkStart w:id="351" w:name="_Ref535401756"/>
-      <w:bookmarkStart w:id="352" w:name="_Toc8310432"/>
-      <w:bookmarkStart w:id="353" w:name="_Ref29295068"/>
-      <w:bookmarkStart w:id="354" w:name="BM_SEC_A"/>
-      <w:bookmarkEnd w:id="345"/>
-      <w:r>
+      <w:bookmarkStart w:id="365" w:name="_Toc221108466"/>
+      <w:bookmarkStart w:id="366" w:name="_Toc241226871"/>
+      <w:bookmarkStart w:id="367" w:name="_Toc8310381"/>
+      <w:bookmarkStart w:id="368" w:name="_Ref207615894"/>
+      <w:bookmarkStart w:id="369" w:name="BM_SEC_2"/>
+      <w:bookmarkStart w:id="370" w:name="_Ref535401756"/>
+      <w:bookmarkStart w:id="371" w:name="_Toc8310432"/>
+      <w:bookmarkStart w:id="372" w:name="_Ref29295068"/>
+      <w:bookmarkStart w:id="373" w:name="BM_SEC_A"/>
+      <w:bookmarkEnd w:id="364"/>
+      <w:r>
+        <w:lastRenderedPageBreak/>
         <w:t>LEGAL DISCLAIMER</w:t>
       </w:r>
-      <w:bookmarkEnd w:id="346"/>
-      <w:bookmarkEnd w:id="347"/>
+      <w:bookmarkEnd w:id="365"/>
+      <w:bookmarkEnd w:id="366"/>
     </w:p>
     <w:p>
       <w:pPr>
@@ -15333,13 +15189,13 @@
           <w:numId w:val="0"/>
         </w:numPr>
       </w:pPr>
-      <w:bookmarkStart w:id="355" w:name="_Toc221108467"/>
-      <w:bookmarkStart w:id="356" w:name="_Toc241226872"/>
+      <w:bookmarkStart w:id="374" w:name="_Toc221108467"/>
+      <w:bookmarkStart w:id="375" w:name="_Toc241226872"/>
       <w:r>
         <w:t>ENGINEERING BASIS, RESPONSIBILITY, AND LIMITATIONS</w:t>
       </w:r>
-      <w:bookmarkEnd w:id="355"/>
-      <w:bookmarkEnd w:id="356"/>
+      <w:bookmarkEnd w:id="374"/>
+      <w:bookmarkEnd w:id="375"/>
     </w:p>
     <w:p>
       <w:pPr>
@@ -15398,7 +15254,15 @@
         <w:pStyle w:val="ReportText-ROSEN"/>
       </w:pPr>
       <w:r>
-        <w:t>All engineering assessments, including but not limited to remaining life estimates, failure pressure calculations, fitness-for-service evaluations, and corrosion growth assessments, are based on stated assumptions and inherently involve uncertainty. These uncertainties arise from data quality, measurement tolerances, modeling limitations, future operating conditions, and variability in degradation mechanisms.</w:t>
+        <w:t xml:space="preserve">All engineering assessments, including but not limited to remaining life estimates, failure pressure calculations, fitness-for-service evaluations, and corrosion growth assessments, are based on stated assumptions and inherently involve uncertainty. These uncertainties arise from data quality, measurement tolerances, </w:t>
+      </w:r>
+      <w:proofErr w:type="spellStart"/>
+      <w:r>
+        <w:t>modeling</w:t>
+      </w:r>
+      <w:proofErr w:type="spellEnd"/>
+      <w:r>
+        <w:t xml:space="preserve"> limitations, future operating conditions, and variability in degradation mechanisms.</w:t>
       </w:r>
     </w:p>
     <w:p>
@@ -15450,6 +15314,7 @@
         <w:pStyle w:val="ReportText-ROSEN"/>
       </w:pPr>
       <w:r>
+        <w:lastRenderedPageBreak/>
         <w:t>To the extent permitted by applicable law, the Company’s liability arising from or related to this report shall be subject to the limitations set forth in the governing agreement between the Company and the Client.</w:t>
       </w:r>
     </w:p>
@@ -15502,7 +15367,15 @@
         <w:pStyle w:val="ReportText-ROSEN"/>
       </w:pPr>
       <w:r>
-        <w:t>This assessment does not constitute a guarantee or assurance of future asset performance, integrity, or remaining life. Asset behavior may differ from predicted outcomes due to factors outside the Company’s control.</w:t>
+        <w:t xml:space="preserve">This assessment does not constitute a guarantee or assurance of future asset performance, integrity, or remaining life. Asset </w:t>
+      </w:r>
+      <w:proofErr w:type="spellStart"/>
+      <w:r>
+        <w:t>behavior</w:t>
+      </w:r>
+      <w:proofErr w:type="spellEnd"/>
+      <w:r>
+        <w:t xml:space="preserve"> may differ from predicted outcomes due to factors outside the Company’s control.</w:t>
       </w:r>
     </w:p>
     <w:p>
@@ -15522,21 +15395,22 @@
       <w:pPr>
         <w:pStyle w:val="AppendixHeading1"/>
       </w:pPr>
-      <w:bookmarkStart w:id="357" w:name="_Ref227076620"/>
-      <w:bookmarkStart w:id="358" w:name="_Toc241226873"/>
-      <w:r>
+      <w:bookmarkStart w:id="376" w:name="_Ref227076620"/>
+      <w:bookmarkStart w:id="377" w:name="_Toc241226873"/>
+      <w:r>
+        <w:lastRenderedPageBreak/>
         <w:t>Scope of Work</w:t>
       </w:r>
-      <w:bookmarkEnd w:id="348"/>
-      <w:bookmarkEnd w:id="349"/>
-      <w:bookmarkEnd w:id="357"/>
-      <w:bookmarkEnd w:id="358"/>
+      <w:bookmarkEnd w:id="367"/>
+      <w:bookmarkEnd w:id="368"/>
+      <w:bookmarkEnd w:id="376"/>
+      <w:bookmarkEnd w:id="377"/>
     </w:p>
     <w:p>
       <w:pPr>
         <w:pStyle w:val="ReportText-ROSEN"/>
       </w:pPr>
-      <w:bookmarkStart w:id="359" w:name="BM_SEC_2_2"/>
+      <w:bookmarkStart w:id="378" w:name="BM_SEC_2_2"/>
       <w:r>
         <w:t>The scope of work is to perform a</w:t>
       </w:r>
@@ -15573,7 +15447,6 @@
           <w:id w:val="2063599095"/>
           <w:citation/>
         </w:sdtPr>
-        <w:sdtEndPr/>
         <w:sdtContent>
           <w:r>
             <w:fldChar w:fldCharType="begin"/>
@@ -15620,7 +15493,6 @@
           <w:id w:val="1652644279"/>
           <w:citation/>
         </w:sdtPr>
-        <w:sdtEndPr/>
         <w:sdtContent>
           <w:r>
             <w:fldChar w:fldCharType="begin"/>
@@ -15652,12 +15524,12 @@
         <w:t>.</w:t>
       </w:r>
     </w:p>
-    <w:bookmarkEnd w:id="350"/>
-    <w:bookmarkEnd w:id="351"/>
-    <w:bookmarkEnd w:id="352"/>
-    <w:bookmarkEnd w:id="353"/>
-    <w:bookmarkEnd w:id="354"/>
-    <w:bookmarkEnd w:id="359"/>
+    <w:bookmarkEnd w:id="369"/>
+    <w:bookmarkEnd w:id="370"/>
+    <w:bookmarkEnd w:id="371"/>
+    <w:bookmarkEnd w:id="372"/>
+    <w:bookmarkEnd w:id="373"/>
+    <w:bookmarkEnd w:id="378"/>
     <w:p>
       <w:pPr>
         <w:pStyle w:val="NumberBullet-ROSEN"/>
@@ -15687,7 +15559,15 @@
         <w:t xml:space="preserve"> </w:t>
       </w:r>
       <w:r>
-        <w:t>reported metal loss anomalies based on a signal level comparison (using AutoSCAN).</w:t>
+        <w:t xml:space="preserve">reported metal loss anomalies based on a signal level comparison (using </w:t>
+      </w:r>
+      <w:proofErr w:type="spellStart"/>
+      <w:r>
+        <w:t>AutoSCAN</w:t>
+      </w:r>
+      <w:proofErr w:type="spellEnd"/>
+      <w:r>
+        <w:t>).</w:t>
       </w:r>
     </w:p>
     <w:p>
@@ -15798,8 +15678,8 @@
       <w:pPr>
         <w:pStyle w:val="Heading4"/>
       </w:pPr>
-      <w:bookmarkStart w:id="360" w:name="_Ref226382447"/>
-      <w:bookmarkStart w:id="361" w:name="_Toc241226874"/>
+      <w:bookmarkStart w:id="379" w:name="_Ref226382447"/>
+      <w:bookmarkStart w:id="380" w:name="_Toc241226874"/>
       <w:r>
         <w:lastRenderedPageBreak/>
         <w:t>Segmentation Results</w:t>
@@ -15813,21 +15693,11 @@
       <w:r>
         <w:t xml:space="preserve">The segmentation followed the process detailed in Section 2.3 of the </w:t>
       </w:r>
-      <w:r>
-        <w:fldChar w:fldCharType="begin"/>
-      </w:r>
-      <w:r>
-        <w:instrText xml:space="preserve"> DOCPROPERTY  "Methodology Doc"  \* MERGEFORMAT </w:instrText>
-      </w:r>
-      <w:r>
-        <w:fldChar w:fldCharType="separate"/>
-      </w:r>
-      <w:r>
-        <w:t>ROSEN Standard Methodology Document for Fitness for Purpose (FFP) and Corrosion Growth Assessment (CGA) Services</w:t>
-      </w:r>
-      <w:r>
-        <w:fldChar w:fldCharType="end"/>
-      </w:r>
+      <w:fldSimple w:instr=" DOCPROPERTY  &quot;Methodology Doc&quot;  \* MERGEFORMAT ">
+        <w:r>
+          <w:t>ROSEN Standard Methodology Document for Fitness for Purpose (FFP) and Corrosion Growth Assessment (CGA) Services</w:t>
+        </w:r>
+      </w:fldSimple>
       <w:r>
         <w:fldChar w:fldCharType="begin"/>
       </w:r>
@@ -15871,13 +15741,7 @@
         <w:t xml:space="preserve">ation of sub-segmentation </w:t>
       </w:r>
       <w:r>
-        <w:t xml:space="preserve">results yielded </w:t>
-      </w:r>
-      <w:r>
-        <w:t>1</w:t>
-      </w:r>
-      <w:r>
-        <w:t xml:space="preserve"> discrete CGR segments for use in future integrity management planning, which are considered to represent the variation</w:t>
+        <w:t>results yielded one discrete CGR segment for use in future integrity management planning, which is considered to represent the variation</w:t>
       </w:r>
       <w:r>
         <w:t xml:space="preserve"> in </w:t>
@@ -15889,19 +15753,19 @@
         <w:t xml:space="preserve"> corrosion susceptibility and activity observed throughout the pipeline</w:t>
       </w:r>
       <w:r>
-        <w:t xml:space="preserve">. Results are shown in </w:t>
+        <w:t xml:space="preserve">. The results are shown in </w:t>
       </w:r>
       <w:r>
         <w:fldChar w:fldCharType="begin"/>
       </w:r>
       <w:r>
-        <w:instrText xml:space="preserve"> REF _Ref210122789 \h  \* MERGEFORMAT </w:instrText>
+        <w:instrText xml:space="preserve"> REF AS_Figure_11 \h  \* MERGEFORMAT </w:instrText>
       </w:r>
       <w:r>
         <w:fldChar w:fldCharType="separate"/>
       </w:r>
       <w:r>
-        <w:t>Figure 7</w:t>
+        <w:t>Figure 11</w:t>
       </w:r>
       <w:r>
         <w:fldChar w:fldCharType="end"/>
@@ -15913,25 +15777,26 @@
         <w:fldChar w:fldCharType="begin"/>
       </w:r>
       <w:r>
-        <w:instrText xml:space="preserve"> REF _Ref210122791 \h </w:instrText>
+        <w:instrText xml:space="preserve"> REF AS_Table_10 \h </w:instrText>
       </w:r>
       <w:r>
         <w:fldChar w:fldCharType="separate"/>
       </w:r>
       <w:r>
-        <w:t>Table </w:t>
+        <w:t>Table 10</w:t>
+      </w:r>
+      <w:r>
+        <w:fldChar w:fldCharType="end"/>
+      </w:r>
+      <w:r>
+        <w:t>.</w:t>
       </w:r>
       <w:r>
         <w:rPr>
           <w:noProof/>
+          <w:highlight w:val="red"/>
         </w:rPr>
-        <w:t>9</w:t>
-      </w:r>
-      <w:r>
-        <w:fldChar w:fldCharType="end"/>
-      </w:r>
-      <w:r>
-        <w:t>.</w:t>
+        <w:t xml:space="preserve"> Verification required: confirm this section’s placement and its table-of-contents entry.</w:t>
       </w:r>
     </w:p>
     <w:p>
@@ -16001,6 +15866,7 @@
           <w:lang w:val="fr-FR"/>
         </w:rPr>
       </w:pPr>
+      <w:bookmarkStart w:id="381" w:name="AS_Figure_11"/>
       <w:r>
         <w:rPr>
           <w:lang w:val="fr-FR"/>
@@ -16017,7 +15883,7 @@
         <w:rPr>
           <w:lang w:val="fr-FR"/>
         </w:rPr>
-        <w:instrText xml:space="preserve"> SEQ Figure \* ARABIC </w:instrText>
+        <w:instrText xml:space="preserve"> SEQ Figure \* ARABIC \r 11 </w:instrText>
       </w:r>
       <w:r>
         <w:rPr>
@@ -16029,28 +15895,31 @@
         <w:rPr>
           <w:lang w:val="fr-FR"/>
         </w:rPr>
-        <w:t>7</w:t>
+        <w:t>11</w:t>
       </w:r>
       <w:r>
         <w:fldChar w:fldCharType="end"/>
       </w:r>
+      <w:bookmarkEnd w:id="381"/>
       <w:r>
         <w:rPr>
           <w:lang w:val="fr-FR"/>
         </w:rPr>
         <w:t xml:space="preserve">: </w:t>
       </w:r>
+      <w:proofErr w:type="spellStart"/>
       <w:r>
         <w:rPr>
           <w:lang w:val="fr-FR"/>
         </w:rPr>
         <w:t>External</w:t>
       </w:r>
+      <w:proofErr w:type="spellEnd"/>
       <w:r>
         <w:rPr>
           <w:lang w:val="fr-FR"/>
         </w:rPr>
-        <w:t xml:space="preserve"> Corrosion Segmentation ; CGR vs. Log Distance</w:t>
+        <w:t xml:space="preserve"> Corrosion Segmentation; CGR vs. Log Distance</w:t>
       </w:r>
     </w:p>
     <w:p>
@@ -16058,24 +15927,16 @@
         <w:pStyle w:val="Caption"/>
         <w:spacing w:before="0"/>
       </w:pPr>
+      <w:bookmarkStart w:id="382" w:name="AS_Table_10"/>
       <w:r>
         <w:t>Table </w:t>
       </w:r>
-      <w:r>
-        <w:fldChar w:fldCharType="begin"/>
-      </w:r>
-      <w:r>
-        <w:instrText xml:space="preserve"> SEQ Table \* ARABIC </w:instrText>
-      </w:r>
-      <w:r>
-        <w:fldChar w:fldCharType="separate"/>
-      </w:r>
-      <w:r>
-        <w:t>9</w:t>
-      </w:r>
-      <w:r>
-        <w:fldChar w:fldCharType="end"/>
-      </w:r>
+      <w:fldSimple w:instr=" SEQ Table \* ARABIC \r 10 ">
+        <w:r>
+          <w:t>10</w:t>
+        </w:r>
+      </w:fldSimple>
+      <w:bookmarkEnd w:id="382"/>
       <w:r>
         <w:t>: External Corrosion Segmentation Results</w:t>
       </w:r>
@@ -16298,10 +16159,11 @@
         <w:pStyle w:val="AppendixHeading1"/>
       </w:pPr>
       <w:r>
+        <w:lastRenderedPageBreak/>
         <w:t>Signal Comparisons</w:t>
       </w:r>
-      <w:bookmarkEnd w:id="360"/>
-      <w:bookmarkEnd w:id="361"/>
+      <w:bookmarkEnd w:id="379"/>
+      <w:bookmarkEnd w:id="380"/>
     </w:p>
     <w:p>
       <w:pPr>
@@ -16384,7 +16246,6 @@
         <w:docPartUnique/>
       </w:docPartObj>
     </w:sdtPr>
-    <w:sdtEndPr/>
     <w:sdtContent>
       <w:sdt>
         <w:sdtPr>
@@ -16398,7 +16259,6 @@
             <w:docPartUnique/>
           </w:docPartObj>
         </w:sdtPr>
-        <w:sdtEndPr/>
         <w:sdtContent>
           <w:p>
             <w:pPr>
@@ -20160,6 +20020,7 @@
   <w:style w:type="character" w:default="1" w:styleId="DefaultParagraphFont">
     <w:name w:val="Default Paragraph Font"/>
     <w:uiPriority w:val="1"/>
+    <w:semiHidden/>
     <w:unhideWhenUsed/>
   </w:style>
   <w:style w:type="table" w:default="1" w:styleId="TableNormal">
@@ -46378,6 +46239,56 @@
 </file>
 
 <file path=customXml/item1.xml><?xml version="1.0" encoding="utf-8"?>
+<?mso-contentType ?>
+<spe:Receivers xmlns:spe="http://schemas.microsoft.com/sharepoint/events">
+  <Receiver>
+    <Name>Document ID Generator</Name>
+    <Synchronization>Synchronous</Synchronization>
+    <Type>10001</Type>
+    <SequenceNumber>1000</SequenceNumber>
+    <Url/>
+    <Assembly>Microsoft.Office.DocumentManagement, Version=15.0.0.0, Culture=neutral, PublicKeyToken=71e9bce111e9429c</Assembly>
+    <Class>Microsoft.Office.DocumentManagement.Internal.DocIdHandler</Class>
+    <Data/>
+    <Filter/>
+  </Receiver>
+  <Receiver>
+    <Name>Document ID Generator</Name>
+    <Synchronization>Synchronous</Synchronization>
+    <Type>10002</Type>
+    <SequenceNumber>1001</SequenceNumber>
+    <Url/>
+    <Assembly>Microsoft.Office.DocumentManagement, Version=15.0.0.0, Culture=neutral, PublicKeyToken=71e9bce111e9429c</Assembly>
+    <Class>Microsoft.Office.DocumentManagement.Internal.DocIdHandler</Class>
+    <Data/>
+    <Filter/>
+  </Receiver>
+  <Receiver>
+    <Name>Document ID Generator</Name>
+    <Synchronization>Synchronous</Synchronization>
+    <Type>10004</Type>
+    <SequenceNumber>1002</SequenceNumber>
+    <Url/>
+    <Assembly>Microsoft.Office.DocumentManagement, Version=15.0.0.0, Culture=neutral, PublicKeyToken=71e9bce111e9429c</Assembly>
+    <Class>Microsoft.Office.DocumentManagement.Internal.DocIdHandler</Class>
+    <Data/>
+    <Filter/>
+  </Receiver>
+  <Receiver>
+    <Name>Document ID Generator</Name>
+    <Synchronization>Synchronous</Synchronization>
+    <Type>10006</Type>
+    <SequenceNumber>1003</SequenceNumber>
+    <Url/>
+    <Assembly>Microsoft.Office.DocumentManagement, Version=15.0.0.0, Culture=neutral, PublicKeyToken=71e9bce111e9429c</Assembly>
+    <Class>Microsoft.Office.DocumentManagement.Internal.DocIdHandler</Class>
+    <Data/>
+    <Filter/>
+  </Receiver>
+</spe:Receivers>
+</file>
+
+<file path=customXml/item2.xml><?xml version="1.0" encoding="utf-8"?>
 <b:Sources xmlns:b="http://schemas.openxmlformats.org/officeDocument/2006/bibliography" xmlns="http://schemas.openxmlformats.org/officeDocument/2006/bibliography" SelectedStyle="\IEEE2006OfficeOnline.xsl" StyleName="IEEE" Version="2006">
   <b:Source>
     <b:Tag>MHH19</b:Tag>
@@ -46457,57 +46368,94 @@
 </b:Sources>
 </file>
 
-<file path=customXml/item2.xml><?xml version="1.0" encoding="utf-8"?>
-<?mso-contentType ?>
-<spe:Receivers xmlns:spe="http://schemas.microsoft.com/sharepoint/events">
-  <Receiver>
-    <Name>Document ID Generator</Name>
-    <Synchronization>Synchronous</Synchronization>
-    <Type>10001</Type>
-    <SequenceNumber>1000</SequenceNumber>
-    <Url/>
-    <Assembly>Microsoft.Office.DocumentManagement, Version=15.0.0.0, Culture=neutral, PublicKeyToken=71e9bce111e9429c</Assembly>
-    <Class>Microsoft.Office.DocumentManagement.Internal.DocIdHandler</Class>
-    <Data/>
-    <Filter/>
-  </Receiver>
-  <Receiver>
-    <Name>Document ID Generator</Name>
-    <Synchronization>Synchronous</Synchronization>
-    <Type>10002</Type>
-    <SequenceNumber>1001</SequenceNumber>
-    <Url/>
-    <Assembly>Microsoft.Office.DocumentManagement, Version=15.0.0.0, Culture=neutral, PublicKeyToken=71e9bce111e9429c</Assembly>
-    <Class>Microsoft.Office.DocumentManagement.Internal.DocIdHandler</Class>
-    <Data/>
-    <Filter/>
-  </Receiver>
-  <Receiver>
-    <Name>Document ID Generator</Name>
-    <Synchronization>Synchronous</Synchronization>
-    <Type>10004</Type>
-    <SequenceNumber>1002</SequenceNumber>
-    <Url/>
-    <Assembly>Microsoft.Office.DocumentManagement, Version=15.0.0.0, Culture=neutral, PublicKeyToken=71e9bce111e9429c</Assembly>
-    <Class>Microsoft.Office.DocumentManagement.Internal.DocIdHandler</Class>
-    <Data/>
-    <Filter/>
-  </Receiver>
-  <Receiver>
-    <Name>Document ID Generator</Name>
-    <Synchronization>Synchronous</Synchronization>
-    <Type>10006</Type>
-    <SequenceNumber>1003</SequenceNumber>
-    <Url/>
-    <Assembly>Microsoft.Office.DocumentManagement, Version=15.0.0.0, Culture=neutral, PublicKeyToken=71e9bce111e9429c</Assembly>
-    <Class>Microsoft.Office.DocumentManagement.Internal.DocIdHandler</Class>
-    <Data/>
-    <Filter/>
-  </Receiver>
-</spe:Receivers>
+<file path=customXml/item3.xml><?xml version="1.0" encoding="utf-8"?>
+<p:properties xmlns:p="http://schemas.microsoft.com/office/2006/metadata/properties" xmlns:xsi="http://www.w3.org/2001/XMLSchema-instance" xmlns:pc="http://schemas.microsoft.com/office/infopath/2007/PartnerControls">
+  <documentManagement>
+    <kb9c7fdabe6d45c28cca6ed1ba8b0090 xmlns="6376205d-7c34-4401-85bb-731bfbcb1157">
+      <Terms xmlns="http://schemas.microsoft.com/office/infopath/2007/PartnerControls"/>
+    </kb9c7fdabe6d45c28cca6ed1ba8b0090>
+    <f8f5396a643b4698a42e9f478607d09f xmlns="2b348032-2b00-455b-918c-08a54a01fbfb">
+      <Terms xmlns="http://schemas.microsoft.com/office/infopath/2007/PartnerControls">
+        <TermInfo xmlns="http://schemas.microsoft.com/office/infopath/2007/PartnerControls">
+          <TermName xmlns="http://schemas.microsoft.com/office/infopath/2007/PartnerControls">Template</TermName>
+          <TermId xmlns="http://schemas.microsoft.com/office/infopath/2007/PartnerControls">313ee7c0-832a-4a31-a6b9-0f43ddea5a34</TermId>
+        </TermInfo>
+      </Terms>
+    </f8f5396a643b4698a42e9f478607d09f>
+    <Revision xmlns="826691ae-5d55-4fc4-8820-28893266adfe">1</Revision>
+    <e196b9813b614e1a841ee478027bc299 xmlns="826691ae-5d55-4fc4-8820-28893266adfe">
+      <Terms xmlns="http://schemas.microsoft.com/office/infopath/2007/PartnerControls"/>
+    </e196b9813b614e1a841ee478027bc299>
+    <Last_x0020_Review_x0020_Date xmlns="826691ae-5d55-4fc4-8820-28893266adfe">2026-03-31T22:00:00+00:00</Last_x0020_Review_x0020_Date>
+    <Comment xmlns="826691ae-5d55-4fc4-8820-28893266adfe" xsi:nil="true"/>
+    <dd00783b8ca74d0bb429c674c6db351c xmlns="2b348032-2b00-455b-918c-08a54a01fbfb">
+      <Terms xmlns="http://schemas.microsoft.com/office/infopath/2007/PartnerControls">
+        <TermInfo xmlns="http://schemas.microsoft.com/office/infopath/2007/PartnerControls">
+          <TermName xmlns="http://schemas.microsoft.com/office/infopath/2007/PartnerControls">English</TermName>
+          <TermId xmlns="http://schemas.microsoft.com/office/infopath/2007/PartnerControls">8cd0caa3-6bfe-4c42-bb72-166a747b8f6c</TermId>
+        </TermInfo>
+      </Terms>
+    </dd00783b8ca74d0bb429c674c6db351c>
+    <Remarks xmlns="826691ae-5d55-4fc4-8820-28893266adfe" xsi:nil="true"/>
+    <Status xmlns="9000ab75-f465-4545-84ae-351611d8fe0f">valid</Status>
+    <n8427e964e95459bb52f3bc92033d555 xmlns="2b348032-2b00-455b-918c-08a54a01fbfb">
+      <Terms xmlns="http://schemas.microsoft.com/office/infopath/2007/PartnerControls">
+        <TermInfo xmlns="http://schemas.microsoft.com/office/infopath/2007/PartnerControls">
+          <TermName xmlns="http://schemas.microsoft.com/office/infopath/2007/PartnerControls">Corrosion Assessment</TermName>
+          <TermId xmlns="http://schemas.microsoft.com/office/infopath/2007/PartnerControls">859ec489-384a-41be-937f-2ab4b6f66172</TermId>
+        </TermInfo>
+      </Terms>
+    </n8427e964e95459bb52f3bc92033d555>
+    <Owner xmlns="6376205d-7c34-4401-85bb-731bfbcb1157">
+      <UserInfo>
+        <DisplayName>Martin Pattison</DisplayName>
+        <AccountId>2480</AccountId>
+        <AccountType/>
+      </UserInfo>
+    </Owner>
+    <TaxCatchAll xmlns="38c63f3d-e805-4752-be37-3c809a43c380">
+      <Value>503</Value>
+      <Value>43</Value>
+      <Value>29</Value>
+      <Value>441</Value>
+    </TaxCatchAll>
+    <Last_x0020_Reviewer xmlns="826691ae-5d55-4fc4-8820-28893266adfe">
+      <UserInfo>
+        <DisplayName>Liam Bennett</DisplayName>
+        <AccountId>2758</AccountId>
+        <AccountType/>
+      </UserInfo>
+    </Last_x0020_Reviewer>
+    <bf5d011df27243fbb2b35e5c85a16092 xmlns="2b348032-2b00-455b-918c-08a54a01fbfb">
+      <Terms xmlns="http://schemas.microsoft.com/office/infopath/2007/PartnerControls">
+        <TermInfo xmlns="http://schemas.microsoft.com/office/infopath/2007/PartnerControls">
+          <TermName xmlns="http://schemas.microsoft.com/office/infopath/2007/PartnerControls">ROSEN Group</TermName>
+          <TermId xmlns="http://schemas.microsoft.com/office/infopath/2007/PartnerControls">7679cb22-2727-425d-8c81-e8057dfbe281</TermId>
+        </TermInfo>
+      </Terms>
+    </bf5d011df27243fbb2b35e5c85a16092>
+    <m9da0ffe64f54119943114e74f3006de xmlns="2b348032-2b00-455b-918c-08a54a01fbfb">
+      <Terms xmlns="http://schemas.microsoft.com/office/infopath/2007/PartnerControls"/>
+    </m9da0ffe64f54119943114e74f3006de>
+    <_dlc_DocId xmlns="38c63f3d-e805-4752-be37-3c809a43c380">ROFILE0-149-3591</_dlc_DocId>
+    <_dlc_DocIdUrl xmlns="38c63f3d-e805-4752-be37-3c809a43c380">
+      <Url>https://home.rosen-group.com/docs/_layouts/15/DocIdRedir.aspx?ID=ROFILE0-149-3591</Url>
+      <Description>ROFILE0-149-3591</Description>
+    </_dlc_DocIdUrl>
+  </documentManagement>
+</p:properties>
 </file>
 
-<file path=customXml/item3.xml><?xml version="1.0" encoding="utf-8"?>
+<file path=customXml/item4.xml><?xml version="1.0" encoding="utf-8"?>
+<?mso-contentType ?>
+<FormTemplates xmlns="http://schemas.microsoft.com/sharepoint/v3/contenttype/forms">
+  <Display>DocumentLibraryForm</Display>
+  <Edit>DocumentLibraryForm</Edit>
+  <New>DocumentLibraryForm</New>
+</FormTemplates>
+</file>
+
+<file path=customXml/item5.xml><?xml version="1.0" encoding="utf-8"?>
 <ct:contentTypeSchema xmlns:ct="http://schemas.microsoft.com/office/2006/metadata/contentType" xmlns:ma="http://schemas.microsoft.com/office/2006/metadata/properties/metaAttributes" ct:_="" ma:_="" ma:contentTypeName="Document" ma:contentTypeID="0x010100AFD70A104E56414B8B542075EF32732E" ma:contentTypeVersion="62" ma:contentTypeDescription="Create a new document." ma:contentTypeScope="" ma:versionID="03093fb6b0ff05aed6ba58d0e97f22ac">
   <xsd:schema xmlns:xsd="http://www.w3.org/2001/XMLSchema" xmlns:xs="http://www.w3.org/2001/XMLSchema" xmlns:p="http://schemas.microsoft.com/office/2006/metadata/properties" xmlns:ns2="6376205d-7c34-4401-85bb-731bfbcb1157" xmlns:ns3="2b348032-2b00-455b-918c-08a54a01fbfb" xmlns:ns4="38c63f3d-e805-4752-be37-3c809a43c380" xmlns:ns5="9000ab75-f465-4545-84ae-351611d8fe0f" xmlns:ns6="826691ae-5d55-4fc4-8820-28893266adfe" xmlns:ns7="3c49113c-e768-4648-b4d2-43c48ccd71d8" targetNamespace="http://schemas.microsoft.com/office/2006/metadata/properties" ma:root="true" ma:fieldsID="1ce4d233b7e70fd6b04d57306f4464e1" ns2:_="" ns3:_="" ns4:_="" ns5:_="" ns6:_="" ns7:_="">
     <xsd:import namespace="6376205d-7c34-4401-85bb-731bfbcb1157"/>
@@ -46845,94 +46793,15 @@
 </ct:contentTypeSchema>
 </file>
 
-<file path=customXml/item4.xml><?xml version="1.0" encoding="utf-8"?>
-<?mso-contentType ?>
-<FormTemplates xmlns="http://schemas.microsoft.com/sharepoint/v3/contenttype/forms">
-  <Display>DocumentLibraryForm</Display>
-  <Edit>DocumentLibraryForm</Edit>
-  <New>DocumentLibraryForm</New>
-</FormTemplates>
+<file path=customXml/itemProps1.xml><?xml version="1.0" encoding="utf-8"?>
+<ds:datastoreItem xmlns:ds="http://schemas.openxmlformats.org/officeDocument/2006/customXml" ds:itemID="{E44D95F2-2674-45C2-B2CF-B4C81C6655E4}">
+  <ds:schemaRefs>
+    <ds:schemaRef ds:uri="http://schemas.microsoft.com/sharepoint/events"/>
+  </ds:schemaRefs>
+</ds:datastoreItem>
 </file>
 
-<file path=customXml/item5.xml><?xml version="1.0" encoding="utf-8"?>
-<p:properties xmlns:p="http://schemas.microsoft.com/office/2006/metadata/properties" xmlns:xsi="http://www.w3.org/2001/XMLSchema-instance" xmlns:pc="http://schemas.microsoft.com/office/infopath/2007/PartnerControls">
-  <documentManagement>
-    <kb9c7fdabe6d45c28cca6ed1ba8b0090 xmlns="6376205d-7c34-4401-85bb-731bfbcb1157">
-      <Terms xmlns="http://schemas.microsoft.com/office/infopath/2007/PartnerControls"/>
-    </kb9c7fdabe6d45c28cca6ed1ba8b0090>
-    <f8f5396a643b4698a42e9f478607d09f xmlns="2b348032-2b00-455b-918c-08a54a01fbfb">
-      <Terms xmlns="http://schemas.microsoft.com/office/infopath/2007/PartnerControls">
-        <TermInfo xmlns="http://schemas.microsoft.com/office/infopath/2007/PartnerControls">
-          <TermName xmlns="http://schemas.microsoft.com/office/infopath/2007/PartnerControls">Template</TermName>
-          <TermId xmlns="http://schemas.microsoft.com/office/infopath/2007/PartnerControls">313ee7c0-832a-4a31-a6b9-0f43ddea5a34</TermId>
-        </TermInfo>
-      </Terms>
-    </f8f5396a643b4698a42e9f478607d09f>
-    <Revision xmlns="826691ae-5d55-4fc4-8820-28893266adfe">1</Revision>
-    <e196b9813b614e1a841ee478027bc299 xmlns="826691ae-5d55-4fc4-8820-28893266adfe">
-      <Terms xmlns="http://schemas.microsoft.com/office/infopath/2007/PartnerControls"/>
-    </e196b9813b614e1a841ee478027bc299>
-    <Last_x0020_Review_x0020_Date xmlns="826691ae-5d55-4fc4-8820-28893266adfe">2026-03-31T22:00:00+00:00</Last_x0020_Review_x0020_Date>
-    <Comment xmlns="826691ae-5d55-4fc4-8820-28893266adfe" xsi:nil="true"/>
-    <dd00783b8ca74d0bb429c674c6db351c xmlns="2b348032-2b00-455b-918c-08a54a01fbfb">
-      <Terms xmlns="http://schemas.microsoft.com/office/infopath/2007/PartnerControls">
-        <TermInfo xmlns="http://schemas.microsoft.com/office/infopath/2007/PartnerControls">
-          <TermName xmlns="http://schemas.microsoft.com/office/infopath/2007/PartnerControls">English</TermName>
-          <TermId xmlns="http://schemas.microsoft.com/office/infopath/2007/PartnerControls">8cd0caa3-6bfe-4c42-bb72-166a747b8f6c</TermId>
-        </TermInfo>
-      </Terms>
-    </dd00783b8ca74d0bb429c674c6db351c>
-    <Remarks xmlns="826691ae-5d55-4fc4-8820-28893266adfe" xsi:nil="true"/>
-    <Status xmlns="9000ab75-f465-4545-84ae-351611d8fe0f">valid</Status>
-    <n8427e964e95459bb52f3bc92033d555 xmlns="2b348032-2b00-455b-918c-08a54a01fbfb">
-      <Terms xmlns="http://schemas.microsoft.com/office/infopath/2007/PartnerControls">
-        <TermInfo xmlns="http://schemas.microsoft.com/office/infopath/2007/PartnerControls">
-          <TermName xmlns="http://schemas.microsoft.com/office/infopath/2007/PartnerControls">Corrosion Assessment</TermName>
-          <TermId xmlns="http://schemas.microsoft.com/office/infopath/2007/PartnerControls">859ec489-384a-41be-937f-2ab4b6f66172</TermId>
-        </TermInfo>
-      </Terms>
-    </n8427e964e95459bb52f3bc92033d555>
-    <Owner xmlns="6376205d-7c34-4401-85bb-731bfbcb1157">
-      <UserInfo>
-        <DisplayName>Martin Pattison</DisplayName>
-        <AccountId>2480</AccountId>
-        <AccountType/>
-      </UserInfo>
-    </Owner>
-    <TaxCatchAll xmlns="38c63f3d-e805-4752-be37-3c809a43c380">
-      <Value>503</Value>
-      <Value>43</Value>
-      <Value>29</Value>
-      <Value>441</Value>
-    </TaxCatchAll>
-    <Last_x0020_Reviewer xmlns="826691ae-5d55-4fc4-8820-28893266adfe">
-      <UserInfo>
-        <DisplayName>Liam Bennett</DisplayName>
-        <AccountId>2758</AccountId>
-        <AccountType/>
-      </UserInfo>
-    </Last_x0020_Reviewer>
-    <bf5d011df27243fbb2b35e5c85a16092 xmlns="2b348032-2b00-455b-918c-08a54a01fbfb">
-      <Terms xmlns="http://schemas.microsoft.com/office/infopath/2007/PartnerControls">
-        <TermInfo xmlns="http://schemas.microsoft.com/office/infopath/2007/PartnerControls">
-          <TermName xmlns="http://schemas.microsoft.com/office/infopath/2007/PartnerControls">ROSEN Group</TermName>
-          <TermId xmlns="http://schemas.microsoft.com/office/infopath/2007/PartnerControls">7679cb22-2727-425d-8c81-e8057dfbe281</TermId>
-        </TermInfo>
-      </Terms>
-    </bf5d011df27243fbb2b35e5c85a16092>
-    <m9da0ffe64f54119943114e74f3006de xmlns="2b348032-2b00-455b-918c-08a54a01fbfb">
-      <Terms xmlns="http://schemas.microsoft.com/office/infopath/2007/PartnerControls"/>
-    </m9da0ffe64f54119943114e74f3006de>
-    <_dlc_DocId xmlns="38c63f3d-e805-4752-be37-3c809a43c380">ROFILE0-149-3591</_dlc_DocId>
-    <_dlc_DocIdUrl xmlns="38c63f3d-e805-4752-be37-3c809a43c380">
-      <Url>https://home.rosen-group.com/docs/_layouts/15/DocIdRedir.aspx?ID=ROFILE0-149-3591</Url>
-      <Description>ROFILE0-149-3591</Description>
-    </_dlc_DocIdUrl>
-  </documentManagement>
-</p:properties>
-</file>
-
-<file path=customXml/itemProps1.xml><?xml version="1.0" encoding="utf-8"?>
+<file path=customXml/itemProps2.xml><?xml version="1.0" encoding="utf-8"?>
 <ds:datastoreItem xmlns:ds="http://schemas.openxmlformats.org/officeDocument/2006/customXml" ds:itemID="{C6763C75-1DE9-4680-AFB5-C4FC87D4BA86}">
   <ds:schemaRefs>
     <ds:schemaRef ds:uri="http://schemas.openxmlformats.org/officeDocument/2006/bibliography"/>
@@ -46940,15 +46809,29 @@
 </ds:datastoreItem>
 </file>
 
-<file path=customXml/itemProps2.xml><?xml version="1.0" encoding="utf-8"?>
-<ds:datastoreItem xmlns:ds="http://schemas.openxmlformats.org/officeDocument/2006/customXml" ds:itemID="{E44D95F2-2674-45C2-B2CF-B4C81C6655E4}">
+<file path=customXml/itemProps3.xml><?xml version="1.0" encoding="utf-8"?>
+<ds:datastoreItem xmlns:ds="http://schemas.openxmlformats.org/officeDocument/2006/customXml" ds:itemID="{EBB944A9-EEA4-43A2-84A2-9C51E7A702ED}">
   <ds:schemaRefs>
-    <ds:schemaRef ds:uri="http://schemas.microsoft.com/sharepoint/events"/>
+    <ds:schemaRef ds:uri="http://schemas.microsoft.com/office/2006/metadata/properties"/>
+    <ds:schemaRef ds:uri="http://schemas.microsoft.com/office/infopath/2007/PartnerControls"/>
+    <ds:schemaRef ds:uri="6376205d-7c34-4401-85bb-731bfbcb1157"/>
+    <ds:schemaRef ds:uri="2b348032-2b00-455b-918c-08a54a01fbfb"/>
+    <ds:schemaRef ds:uri="826691ae-5d55-4fc4-8820-28893266adfe"/>
+    <ds:schemaRef ds:uri="9000ab75-f465-4545-84ae-351611d8fe0f"/>
+    <ds:schemaRef ds:uri="38c63f3d-e805-4752-be37-3c809a43c380"/>
   </ds:schemaRefs>
 </ds:datastoreItem>
 </file>
 
-<file path=customXml/itemProps3.xml><?xml version="1.0" encoding="utf-8"?>
+<file path=customXml/itemProps4.xml><?xml version="1.0" encoding="utf-8"?>
+<ds:datastoreItem xmlns:ds="http://schemas.openxmlformats.org/officeDocument/2006/customXml" ds:itemID="{1FC18AF7-AE20-409A-AA70-E3E5E6AB0D5D}">
+  <ds:schemaRefs>
+    <ds:schemaRef ds:uri="http://schemas.microsoft.com/sharepoint/v3/contenttype/forms"/>
+  </ds:schemaRefs>
+</ds:datastoreItem>
+</file>
+
+<file path=customXml/itemProps5.xml><?xml version="1.0" encoding="utf-8"?>
 <ds:datastoreItem xmlns:ds="http://schemas.openxmlformats.org/officeDocument/2006/customXml" ds:itemID="{16B129E0-8FFC-4A9E-8D1B-D83EC0ACD2CA}">
   <ds:schemaRefs>
     <ds:schemaRef ds:uri="http://schemas.microsoft.com/office/2006/metadata/contentType"/>
@@ -46971,35 +46854,6 @@
 </ds:datastoreItem>
 </file>
 
-<file path=customXml/itemProps4.xml><?xml version="1.0" encoding="utf-8"?>
-<ds:datastoreItem xmlns:ds="http://schemas.openxmlformats.org/officeDocument/2006/customXml" ds:itemID="{1FC18AF7-AE20-409A-AA70-E3E5E6AB0D5D}">
-  <ds:schemaRefs>
-    <ds:schemaRef ds:uri="http://schemas.microsoft.com/sharepoint/v3/contenttype/forms"/>
-  </ds:schemaRefs>
-</ds:datastoreItem>
-</file>
-
-<file path=customXml/itemProps5.xml><?xml version="1.0" encoding="utf-8"?>
-<ds:datastoreItem xmlns:ds="http://schemas.openxmlformats.org/officeDocument/2006/customXml" ds:itemID="{EBB944A9-EEA4-43A2-84A2-9C51E7A702ED}">
-  <ds:schemaRefs>
-    <ds:schemaRef ds:uri="http://schemas.microsoft.com/office/2006/documentManagement/types"/>
-    <ds:schemaRef ds:uri="http://schemas.microsoft.com/office/2006/metadata/properties"/>
-    <ds:schemaRef ds:uri="2b348032-2b00-455b-918c-08a54a01fbfb"/>
-    <ds:schemaRef ds:uri="826691ae-5d55-4fc4-8820-28893266adfe"/>
-    <ds:schemaRef ds:uri="http://www.w3.org/XML/1998/namespace"/>
-    <ds:schemaRef ds:uri="http://schemas.microsoft.com/office/infopath/2007/PartnerControls"/>
-    <ds:schemaRef ds:uri="http://schemas.openxmlformats.org/package/2006/metadata/core-properties"/>
-    <ds:schemaRef ds:uri="http://purl.org/dc/elements/1.1/"/>
-    <ds:schemaRef ds:uri="3c49113c-e768-4648-b4d2-43c48ccd71d8"/>
-    <ds:schemaRef ds:uri="http://purl.org/dc/terms/"/>
-    <ds:schemaRef ds:uri="9000ab75-f465-4545-84ae-351611d8fe0f"/>
-    <ds:schemaRef ds:uri="38c63f3d-e805-4752-be37-3c809a43c380"/>
-    <ds:schemaRef ds:uri="6376205d-7c34-4401-85bb-731bfbcb1157"/>
-    <ds:schemaRef ds:uri="http://purl.org/dc/dcmitype/"/>
-  </ds:schemaRefs>
-</ds:datastoreItem>
-</file>
-
 <file path=docMetadata/LabelInfo.xml><?xml version="1.0" encoding="utf-8"?>
 <clbl:labelList xmlns:clbl="http://schemas.microsoft.com/office/2020/mipLabelMetadata">
   <clbl:label id="{75c38cc7-e546-4b63-afe3-c326a1d3540d}" enabled="0" method="" siteId="{75c38cc7-e546-4b63-afe3-c326a1d3540d}" removed="1"/>
